--- a/2026A/心理学実験1/1420048141松山和弘_心理学実験1.docx
+++ b/2026A/心理学実験1/1420048141松山和弘_心理学実験1.docx
@@ -186,25 +186,1699 @@
         <w:rPr>
           <w:rFonts w:hint="eastAsia"/>
         </w:rPr>
+        <w:t xml:space="preserve"> ルーウィス(Lewis, EO,1909)は、</w:t>
+      </w:r>
+      <w:bookmarkStart w:id="0" w:name="_Hlk233813214"/>
+      <w:r>
+        <w:rPr>
+          <w:rFonts w:hint="eastAsia"/>
+        </w:rPr>
+        <w:t>ミュラー・リヤー図形</w:t>
+      </w:r>
+      <w:bookmarkEnd w:id="0"/>
+      <w:r>
+        <w:rPr>
+          <w:rFonts w:hint="eastAsia"/>
+        </w:rPr>
+        <w:t>(図1)</w:t>
+      </w:r>
+      <w:r>
+        <w:rPr>
+          <w:rFonts w:hint="eastAsia"/>
+        </w:rPr>
+        <w:t>の長さや角度を変化させてPSE(point of s</w:t>
+      </w:r>
+      <w:r>
+        <w:rPr>
+          <w:rFonts w:hint="eastAsia"/>
+        </w:rPr>
+        <w:t>ubjective equality: 主観的等価点</w:t>
+      </w:r>
+      <w:r>
+        <w:rPr>
+          <w:rFonts w:hint="eastAsia"/>
+        </w:rPr>
+        <w:t>)</w:t>
+      </w:r>
+      <w:r>
+        <w:rPr>
+          <w:rFonts w:hint="eastAsia"/>
+        </w:rPr>
+        <w:t>がどのようにかわるかを実験にて確認した。</w:t>
+      </w:r>
+    </w:p>
+    <w:p>
+      <w:r>
+        <w:rPr>
+          <w:rFonts w:hint="eastAsia"/>
+        </w:rPr>
+        <w:t xml:space="preserve">　こ</w:t>
+      </w:r>
+      <w:r>
+        <w:rPr>
+          <w:rFonts w:hint="eastAsia"/>
+        </w:rPr>
+        <w:t>の</w:t>
+      </w:r>
+      <w:r>
+        <w:rPr>
+          <w:rFonts w:hint="eastAsia"/>
+        </w:rPr>
+        <w:t>実験では、矢印の長さや角度を独立変数とし、主軸がどのくらいの長さに見える</w:t>
+      </w:r>
+      <w:r>
+        <w:rPr>
+          <w:rFonts w:hint="eastAsia"/>
+        </w:rPr>
+        <w:t>かという錯視の量を従属変数とした。</w:t>
+      </w:r>
+    </w:p>
+    <w:p/>
+    <w:p>
+      <w:pPr>
+        <w:jc w:val="center"/>
+      </w:pPr>
+      <w:r>
+        <w:rPr>
+          <w:noProof/>
+        </w:rPr>
+        <w:drawing>
+          <wp:inline distT="0" distB="0" distL="0" distR="0" wp14:anchorId="67676BBE" wp14:editId="7B8BFA27">
+            <wp:extent cx="2823633" cy="1586800"/>
+            <wp:effectExtent l="0" t="0" r="0" b="0"/>
+            <wp:docPr id="1572245651" name="図 1"/>
+            <wp:cNvGraphicFramePr>
+              <a:graphicFrameLocks xmlns:a="http://schemas.openxmlformats.org/drawingml/2006/main" noChangeAspect="1"/>
+            </wp:cNvGraphicFramePr>
+            <a:graphic xmlns:a="http://schemas.openxmlformats.org/drawingml/2006/main">
+              <a:graphicData uri="http://schemas.openxmlformats.org/drawingml/2006/picture">
+                <pic:pic xmlns:pic="http://schemas.openxmlformats.org/drawingml/2006/picture">
+                  <pic:nvPicPr>
+                    <pic:cNvPr id="1572245651" name="図 1572245651"/>
+                    <pic:cNvPicPr/>
+                  </pic:nvPicPr>
+                  <pic:blipFill>
+                    <a:blip r:embed="rId7" cstate="print">
+                      <a:extLst>
+                        <a:ext uri="{28A0092B-C50C-407E-A947-70E740481C1C}">
+                          <a14:useLocalDpi xmlns:a14="http://schemas.microsoft.com/office/drawing/2010/main" val="0"/>
+                        </a:ext>
+                      </a:extLst>
+                    </a:blip>
+                    <a:stretch>
+                      <a:fillRect/>
+                    </a:stretch>
+                  </pic:blipFill>
+                  <pic:spPr>
+                    <a:xfrm>
+                      <a:off x="0" y="0"/>
+                      <a:ext cx="2829894" cy="1590318"/>
+                    </a:xfrm>
+                    <a:prstGeom prst="rect">
+                      <a:avLst/>
+                    </a:prstGeom>
+                  </pic:spPr>
+                </pic:pic>
+              </a:graphicData>
+            </a:graphic>
+          </wp:inline>
+        </w:drawing>
+      </w:r>
+    </w:p>
+    <w:p>
+      <w:pPr>
+        <w:jc w:val="center"/>
+      </w:pPr>
+      <w:r>
+        <w:rPr>
+          <w:rFonts w:hint="eastAsia"/>
+        </w:rPr>
+        <w:t xml:space="preserve">図1 </w:t>
+      </w:r>
+      <w:r>
+        <w:rPr>
+          <w:rFonts w:hint="eastAsia"/>
+        </w:rPr>
+        <w:t>ミュラー・リヤー図形</w:t>
+      </w:r>
+    </w:p>
+    <w:p/>
+    <w:p>
+      <w:pPr>
+        <w:jc w:val="center"/>
+      </w:pPr>
+      <w:r>
+        <w:rPr>
+          <w:noProof/>
+        </w:rPr>
+        <w:drawing>
+          <wp:inline distT="0" distB="0" distL="0" distR="0" wp14:anchorId="089B807D" wp14:editId="0ED1DDF2">
+            <wp:extent cx="2986887" cy="2406650"/>
+            <wp:effectExtent l="0" t="0" r="4445" b="0"/>
+            <wp:docPr id="606991040" name="図 1"/>
+            <wp:cNvGraphicFramePr>
+              <a:graphicFrameLocks xmlns:a="http://schemas.openxmlformats.org/drawingml/2006/main" noChangeAspect="1"/>
+            </wp:cNvGraphicFramePr>
+            <a:graphic xmlns:a="http://schemas.openxmlformats.org/drawingml/2006/main">
+              <a:graphicData uri="http://schemas.openxmlformats.org/drawingml/2006/picture">
+                <pic:pic xmlns:pic="http://schemas.openxmlformats.org/drawingml/2006/picture">
+                  <pic:nvPicPr>
+                    <pic:cNvPr id="606991040" name="図 606991040"/>
+                    <pic:cNvPicPr/>
+                  </pic:nvPicPr>
+                  <pic:blipFill>
+                    <a:blip r:embed="rId8" cstate="print">
+                      <a:extLst>
+                        <a:ext uri="{28A0092B-C50C-407E-A947-70E740481C1C}">
+                          <a14:useLocalDpi xmlns:a14="http://schemas.microsoft.com/office/drawing/2010/main" val="0"/>
+                        </a:ext>
+                      </a:extLst>
+                    </a:blip>
+                    <a:stretch>
+                      <a:fillRect/>
+                    </a:stretch>
+                  </pic:blipFill>
+                  <pic:spPr>
+                    <a:xfrm>
+                      <a:off x="0" y="0"/>
+                      <a:ext cx="2997169" cy="2414934"/>
+                    </a:xfrm>
+                    <a:prstGeom prst="rect">
+                      <a:avLst/>
+                    </a:prstGeom>
+                  </pic:spPr>
+                </pic:pic>
+              </a:graphicData>
+            </a:graphic>
+          </wp:inline>
+        </w:drawing>
+      </w:r>
+    </w:p>
+    <w:p>
+      <w:pPr>
+        <w:jc w:val="center"/>
+      </w:pPr>
+      <w:r>
+        <w:rPr>
+          <w:rFonts w:hint="eastAsia"/>
+        </w:rPr>
+        <w:t>図</w:t>
+      </w:r>
+      <w:r>
+        <w:rPr>
+          <w:rFonts w:hint="eastAsia"/>
+        </w:rPr>
+        <w:t>2</w:t>
+      </w:r>
+      <w:r>
+        <w:rPr>
+          <w:rFonts w:hint="eastAsia"/>
+        </w:rPr>
+        <w:t xml:space="preserve"> 矢印の長さと角度の関数としての錯視量(Lewis, E.O., 1909)</w:t>
+      </w:r>
+    </w:p>
+    <w:p/>
+    <w:p>
+      <w:pPr>
+        <w:widowControl/>
+        <w:jc w:val="left"/>
+      </w:pPr>
+      <w:r>
+        <w:br w:type="page"/>
+      </w:r>
+    </w:p>
+    <w:p/>
+    <w:p>
+      <w:pPr>
+        <w:jc w:val="center"/>
+      </w:pPr>
+      <w:r>
+        <w:t>方法</w:t>
+      </w:r>
+    </w:p>
+    <w:p/>
+    <w:p>
+      <w:r>
+        <w:rPr>
+          <w:rFonts w:hint="eastAsia"/>
+        </w:rPr>
+        <w:t>実験参加者</w:t>
+      </w:r>
+    </w:p>
+    <w:p>
+      <w:r>
+        <w:rPr>
+          <w:rFonts w:hint="eastAsia"/>
+        </w:rPr>
         <w:t xml:space="preserve"> </w:t>
       </w:r>
-    </w:p>
-    <w:p/>
+      <w:r>
+        <w:t xml:space="preserve"> 放送大学で「心理学実験</w:t>
+      </w:r>
+      <w:r>
+        <w:rPr>
+          <w:rFonts w:hint="eastAsia"/>
+        </w:rPr>
+        <w:t>1</w:t>
+      </w:r>
+      <w:r>
+        <w:t>」</w:t>
+      </w:r>
+      <w:r>
+        <w:rPr>
+          <w:rFonts w:hint="eastAsia"/>
+        </w:rPr>
+        <w:t>を受講中の学生18名(男性2名、女性18名、そのほか0</w:t>
+      </w:r>
+      <w:r>
+        <w:t>名、</w:t>
+      </w:r>
+      <w:r>
+        <w:rPr>
+          <w:rFonts w:hint="eastAsia"/>
+        </w:rPr>
+        <w:t>平均年齢50.4歳、標準偏差11.6)が、授業の課題として実験に参加した。</w:t>
+      </w:r>
+    </w:p>
+    <w:p>
+      <w:pPr>
+        <w:jc w:val="left"/>
+      </w:pPr>
+    </w:p>
+    <w:p>
+      <w:pPr>
+        <w:jc w:val="left"/>
+      </w:pPr>
+      <w:r>
+        <w:rPr>
+          <w:rFonts w:hint="eastAsia"/>
+        </w:rPr>
+        <w:t>器具</w:t>
+      </w:r>
+    </w:p>
+    <w:p>
+      <w:pPr>
+        <w:jc w:val="left"/>
+      </w:pPr>
+      <w:r>
+        <w:rPr>
+          <w:rFonts w:hint="eastAsia"/>
+        </w:rPr>
+        <w:t xml:space="preserve">  水平の</w:t>
+      </w:r>
+      <w:r>
+        <w:rPr>
+          <w:rFonts w:hint="eastAsia"/>
+        </w:rPr>
+        <w:t>線分</w:t>
+      </w:r>
+      <w:r>
+        <w:rPr>
+          <w:rFonts w:hint="eastAsia"/>
+        </w:rPr>
+        <w:t>(主線)の</w:t>
+      </w:r>
+      <w:r>
+        <w:rPr>
+          <w:rFonts w:hint="eastAsia"/>
+        </w:rPr>
+        <w:t>両端に、線分の内側に矢羽根</w:t>
+      </w:r>
+      <w:r>
+        <w:rPr>
+          <w:rFonts w:hint="eastAsia"/>
+        </w:rPr>
+        <w:t>がついたもの(内向図形)と、外側についたもの</w:t>
+      </w:r>
+      <w:r>
+        <w:rPr>
+          <w:rFonts w:hint="eastAsia"/>
+        </w:rPr>
+        <w:t>(外向図形)とを、水平にした図形を刺激とした。内向図形を標準刺激、外向図形を比較刺激として、外向図形をスライドさせて、主線の長さを調節できるようにした。図形は、矢羽根間の角度が、180度未満の方で、30度、60度、120度</w:t>
+      </w:r>
+      <w:r>
+        <w:rPr>
+          <w:rFonts w:hint="eastAsia"/>
+        </w:rPr>
+        <w:t>の3種類であった。標準刺激の主線の長さは100mm、矢羽根の長さはすべて30mmであった。これが金属製の白地の板に黒で描かれていた(図3)。</w:t>
+      </w:r>
+    </w:p>
+    <w:p>
+      <w:pPr>
+        <w:jc w:val="left"/>
+      </w:pPr>
+    </w:p>
     <w:p>
       <w:pPr>
         <w:jc w:val="center"/>
       </w:pPr>
       <w:r>
+        <w:rPr>
+          <w:noProof/>
+        </w:rPr>
+        <w:drawing>
+          <wp:inline distT="0" distB="0" distL="0" distR="0" wp14:anchorId="0793D8E8" wp14:editId="57439736">
+            <wp:extent cx="2857500" cy="1921933"/>
+            <wp:effectExtent l="0" t="0" r="0" b="2540"/>
+            <wp:docPr id="909171456" name="図 2"/>
+            <wp:cNvGraphicFramePr>
+              <a:graphicFrameLocks xmlns:a="http://schemas.openxmlformats.org/drawingml/2006/main" noChangeAspect="1"/>
+            </wp:cNvGraphicFramePr>
+            <a:graphic xmlns:a="http://schemas.openxmlformats.org/drawingml/2006/main">
+              <a:graphicData uri="http://schemas.openxmlformats.org/drawingml/2006/picture">
+                <pic:pic xmlns:pic="http://schemas.openxmlformats.org/drawingml/2006/picture">
+                  <pic:nvPicPr>
+                    <pic:cNvPr id="909171456" name="図 909171456"/>
+                    <pic:cNvPicPr/>
+                  </pic:nvPicPr>
+                  <pic:blipFill>
+                    <a:blip r:embed="rId9">
+                      <a:extLst>
+                        <a:ext uri="{28A0092B-C50C-407E-A947-70E740481C1C}">
+                          <a14:useLocalDpi xmlns:a14="http://schemas.microsoft.com/office/drawing/2010/main" val="0"/>
+                        </a:ext>
+                      </a:extLst>
+                    </a:blip>
+                    <a:stretch>
+                      <a:fillRect/>
+                    </a:stretch>
+                  </pic:blipFill>
+                  <pic:spPr>
+                    <a:xfrm>
+                      <a:off x="0" y="0"/>
+                      <a:ext cx="2862659" cy="1925403"/>
+                    </a:xfrm>
+                    <a:prstGeom prst="rect">
+                      <a:avLst/>
+                    </a:prstGeom>
+                  </pic:spPr>
+                </pic:pic>
+              </a:graphicData>
+            </a:graphic>
+          </wp:inline>
+        </w:drawing>
+      </w:r>
+    </w:p>
+    <w:p>
+      <w:pPr>
+        <w:jc w:val="center"/>
+      </w:pPr>
+      <w:r>
+        <w:rPr>
+          <w:rFonts w:hint="eastAsia"/>
+        </w:rPr>
+        <w:t>図</w:t>
+      </w:r>
+      <w:r>
+        <w:rPr>
+          <w:rFonts w:hint="eastAsia"/>
+        </w:rPr>
+        <w:t>3</w:t>
+      </w:r>
+      <w:r>
+        <w:rPr>
+          <w:rFonts w:hint="eastAsia"/>
+        </w:rPr>
+        <w:t xml:space="preserve"> </w:t>
+      </w:r>
+      <w:r>
+        <w:rPr>
+          <w:rFonts w:hint="eastAsia"/>
+        </w:rPr>
+        <w:t>ミュラー・リヤー図形</w:t>
+      </w:r>
+      <w:r>
+        <w:rPr>
+          <w:rFonts w:hint="eastAsia"/>
+        </w:rPr>
+        <w:t>の実験器具</w:t>
+      </w:r>
+    </w:p>
+    <w:p>
+      <w:pPr>
+        <w:jc w:val="left"/>
+      </w:pPr>
+    </w:p>
+    <w:p>
+      <w:pPr>
+        <w:jc w:val="left"/>
+      </w:pPr>
+    </w:p>
+    <w:p>
+      <w:pPr>
+        <w:jc w:val="left"/>
+      </w:pPr>
+      <w:r>
+        <w:rPr>
+          <w:rFonts w:hint="eastAsia"/>
+        </w:rPr>
+        <w:t>実験計画</w:t>
+      </w:r>
+    </w:p>
+    <w:p>
+      <w:pPr>
+        <w:jc w:val="left"/>
+      </w:pPr>
+      <w:r>
+        <w:rPr>
+          <w:rFonts w:hint="eastAsia"/>
+        </w:rPr>
+        <w:t xml:space="preserve">  矢羽根間の角度を独立変数とした、1要因3水準の実験参加者内計画。</w:t>
+      </w:r>
+    </w:p>
+    <w:p>
+      <w:pPr>
+        <w:jc w:val="left"/>
+      </w:pPr>
+    </w:p>
+    <w:p>
+      <w:pPr>
+        <w:widowControl/>
+        <w:jc w:val="left"/>
+      </w:pPr>
+      <w:r>
+        <w:br w:type="page"/>
+      </w:r>
+    </w:p>
+    <w:p>
+      <w:pPr>
+        <w:jc w:val="left"/>
+      </w:pPr>
+    </w:p>
+    <w:p>
+      <w:pPr>
+        <w:jc w:val="left"/>
+      </w:pPr>
+      <w:r>
+        <w:rPr>
+          <w:rFonts w:hint="eastAsia"/>
+        </w:rPr>
+        <w:t>手続き</w:t>
+      </w:r>
+    </w:p>
+    <w:p>
+      <w:pPr>
+        <w:jc w:val="left"/>
+      </w:pPr>
+      <w:r>
+        <w:rPr>
+          <w:rFonts w:hint="eastAsia"/>
+        </w:rPr>
+        <w:t xml:space="preserve">　実験参加者は、標準刺激と比較刺激の主線が主観的に同じ長さに見えるところ(PSE)に、比較刺激を調整した。このときの比較刺激の主線の長さからPSEを引いたものを錯視量とした。</w:t>
+      </w:r>
+    </w:p>
+    <w:p>
+      <w:pPr>
+        <w:ind w:firstLineChars="100" w:firstLine="210"/>
+        <w:jc w:val="left"/>
+      </w:pPr>
+      <w:r>
+        <w:rPr>
+          <w:rFonts w:hint="eastAsia"/>
+        </w:rPr>
+        <w:t>実験参加者は、標準刺激</w:t>
+      </w:r>
+      <w:r>
+        <w:rPr>
+          <w:rFonts w:hint="eastAsia"/>
+        </w:rPr>
+        <w:t>を左に</w:t>
+      </w:r>
+      <w:r>
+        <w:rPr>
+          <w:rFonts w:hint="eastAsia"/>
+        </w:rPr>
+        <w:t>と比較刺激を</w:t>
+      </w:r>
+      <w:r>
+        <w:rPr>
+          <w:rFonts w:hint="eastAsia"/>
+        </w:rPr>
+        <w:t>右</w:t>
+      </w:r>
+      <w:r>
+        <w:rPr>
+          <w:rFonts w:hint="eastAsia"/>
+        </w:rPr>
+        <w:t>に</w:t>
+      </w:r>
+      <w:r>
+        <w:rPr>
+          <w:rFonts w:hint="eastAsia"/>
+        </w:rPr>
+        <w:t>して</w:t>
+      </w:r>
+      <w:r>
+        <w:rPr>
+          <w:rFonts w:hint="eastAsia"/>
+        </w:rPr>
+        <w:t>、</w:t>
+      </w:r>
+      <w:r>
+        <w:rPr>
+          <w:rFonts w:hint="eastAsia"/>
+        </w:rPr>
+        <w:t>図形を水平に保つように両手でもち、目から約40cmの距離で調整した。各角度で</w:t>
+      </w:r>
+      <w:r>
+        <w:rPr>
+          <w:rFonts w:hint="eastAsia"/>
+        </w:rPr>
+        <w:t>、上昇系列と下降系列を8試行ずつ計16試行ずつ、全部で48試行行った。3種類の角度と上昇・下降系列の提示順序はランダムであった。</w:t>
+      </w:r>
+    </w:p>
+    <w:p>
+      <w:pPr>
+        <w:jc w:val="left"/>
+      </w:pPr>
+    </w:p>
+    <w:p>
+      <w:pPr>
+        <w:widowControl/>
+        <w:jc w:val="left"/>
+      </w:pPr>
+      <w:r>
+        <w:br w:type="page"/>
+      </w:r>
+    </w:p>
+    <w:p>
+      <w:pPr>
+        <w:jc w:val="left"/>
+      </w:pPr>
+    </w:p>
+    <w:p>
+      <w:pPr>
+        <w:jc w:val="left"/>
+      </w:pPr>
+      <w:r>
+        <w:rPr>
+          <w:rFonts w:hint="eastAsia"/>
+        </w:rPr>
+        <w:t>結果</w:t>
+      </w:r>
+    </w:p>
+    <w:p>
+      <w:pPr>
+        <w:jc w:val="left"/>
+      </w:pPr>
+      <w:r>
+        <w:rPr>
+          <w:rFonts w:hint="eastAsia"/>
+        </w:rPr>
+        <w:t xml:space="preserve">  各実験参加者の角度ごとの錯視量の平均値を求め、さらに全実験者の角度ごとの錯視量の平均値を算出した。</w:t>
+      </w:r>
+      <w:r>
+        <w:rPr>
+          <w:rFonts w:hint="eastAsia"/>
+        </w:rPr>
+        <w:t>それを示したのが表1</w:t>
+      </w:r>
+      <w:r>
+        <w:rPr>
+          <w:rFonts w:hint="eastAsia"/>
+        </w:rPr>
+        <w:t>と図1</w:t>
+      </w:r>
+      <w:r>
+        <w:rPr>
+          <w:rFonts w:hint="eastAsia"/>
+        </w:rPr>
+        <w:t>である。</w:t>
+      </w:r>
+    </w:p>
+    <w:p>
+      <w:pPr>
+        <w:jc w:val="left"/>
+      </w:pPr>
+    </w:p>
+    <w:p>
+      <w:pPr>
+        <w:ind w:firstLineChars="100" w:firstLine="210"/>
+        <w:jc w:val="left"/>
+      </w:pPr>
+      <w:r>
+        <w:rPr>
+          <w:rFonts w:hint="eastAsia"/>
+        </w:rPr>
+        <w:t>表1 各角度の錯視量の平均値と標準偏差(mm)(N=18)</w:t>
+      </w:r>
+    </w:p>
+    <w:tbl>
+      <w:tblPr>
+        <w:tblStyle w:val="a7"/>
+        <w:tblW w:w="0" w:type="auto"/>
+        <w:tblBorders>
+          <w:left w:val="none" w:sz="0" w:space="0" w:color="auto"/>
+          <w:right w:val="none" w:sz="0" w:space="0" w:color="auto"/>
+          <w:insideV w:val="none" w:sz="0" w:space="0" w:color="auto"/>
+        </w:tblBorders>
+        <w:tblLook w:val="04A0" w:firstRow="1" w:lastRow="0" w:firstColumn="1" w:lastColumn="0" w:noHBand="0" w:noVBand="1"/>
+      </w:tblPr>
+      <w:tblGrid>
+        <w:gridCol w:w="1236"/>
+        <w:gridCol w:w="2123"/>
+        <w:gridCol w:w="2124"/>
+        <w:gridCol w:w="2124"/>
+      </w:tblGrid>
+      <w:tr>
+        <w:tc>
+          <w:tcPr>
+            <w:tcW w:w="1236" w:type="dxa"/>
+            <w:tcBorders>
+              <w:bottom w:val="nil"/>
+            </w:tcBorders>
+          </w:tcPr>
+          <w:p/>
+        </w:tc>
+        <w:tc>
+          <w:tcPr>
+            <w:tcW w:w="6371" w:type="dxa"/>
+            <w:gridSpan w:val="3"/>
+          </w:tcPr>
+          <w:p>
+            <w:r>
+              <w:rPr>
+                <w:rFonts w:hint="eastAsia"/>
+              </w:rPr>
+              <w:t>矢羽根間の角度(度)</w:t>
+            </w:r>
+          </w:p>
+        </w:tc>
+      </w:tr>
+      <w:tr>
+        <w:tc>
+          <w:tcPr>
+            <w:tcW w:w="1236" w:type="dxa"/>
+            <w:tcBorders>
+              <w:top w:val="nil"/>
+              <w:bottom w:val="single" w:sz="4" w:space="0" w:color="auto"/>
+            </w:tcBorders>
+          </w:tcPr>
+          <w:p/>
+        </w:tc>
+        <w:tc>
+          <w:tcPr>
+            <w:tcW w:w="2123" w:type="dxa"/>
+            <w:tcBorders>
+              <w:bottom w:val="single" w:sz="4" w:space="0" w:color="auto"/>
+            </w:tcBorders>
+          </w:tcPr>
+          <w:p>
+            <w:pPr>
+              <w:jc w:val="center"/>
+            </w:pPr>
+            <w:r>
+              <w:rPr>
+                <w:rFonts w:hint="eastAsia"/>
+              </w:rPr>
+              <w:t>30</w:t>
+            </w:r>
+          </w:p>
+        </w:tc>
+        <w:tc>
+          <w:tcPr>
+            <w:tcW w:w="2124" w:type="dxa"/>
+            <w:tcBorders>
+              <w:bottom w:val="single" w:sz="4" w:space="0" w:color="auto"/>
+            </w:tcBorders>
+          </w:tcPr>
+          <w:p>
+            <w:pPr>
+              <w:jc w:val="center"/>
+            </w:pPr>
+            <w:r>
+              <w:rPr>
+                <w:rFonts w:hint="eastAsia"/>
+              </w:rPr>
+              <w:t>60</w:t>
+            </w:r>
+          </w:p>
+        </w:tc>
+        <w:tc>
+          <w:tcPr>
+            <w:tcW w:w="2124" w:type="dxa"/>
+            <w:tcBorders>
+              <w:bottom w:val="single" w:sz="4" w:space="0" w:color="auto"/>
+            </w:tcBorders>
+          </w:tcPr>
+          <w:p>
+            <w:pPr>
+              <w:jc w:val="center"/>
+            </w:pPr>
+            <w:r>
+              <w:rPr>
+                <w:rFonts w:hint="eastAsia"/>
+              </w:rPr>
+              <w:t>120</w:t>
+            </w:r>
+          </w:p>
+        </w:tc>
+      </w:tr>
+      <w:tr>
+        <w:tc>
+          <w:tcPr>
+            <w:tcW w:w="1236" w:type="dxa"/>
+            <w:tcBorders>
+              <w:bottom w:val="nil"/>
+            </w:tcBorders>
+          </w:tcPr>
+          <w:p>
+            <w:r>
+              <w:rPr>
+                <w:rFonts w:hint="eastAsia"/>
+              </w:rPr>
+              <w:t>平均値</w:t>
+            </w:r>
+          </w:p>
+        </w:tc>
+        <w:tc>
+          <w:tcPr>
+            <w:tcW w:w="2123" w:type="dxa"/>
+            <w:tcBorders>
+              <w:bottom w:val="nil"/>
+            </w:tcBorders>
+          </w:tcPr>
+          <w:p>
+            <w:r>
+              <w:rPr>
+                <w:rFonts w:hint="eastAsia"/>
+              </w:rPr>
+              <w:t>489</w:t>
+            </w:r>
+          </w:p>
+        </w:tc>
+        <w:tc>
+          <w:tcPr>
+            <w:tcW w:w="2124" w:type="dxa"/>
+            <w:tcBorders>
+              <w:bottom w:val="nil"/>
+            </w:tcBorders>
+          </w:tcPr>
+          <w:p>
+            <w:r>
+              <w:rPr>
+                <w:rFonts w:hint="eastAsia"/>
+              </w:rPr>
+              <w:t>488</w:t>
+            </w:r>
+          </w:p>
+        </w:tc>
+        <w:tc>
+          <w:tcPr>
+            <w:tcW w:w="2124" w:type="dxa"/>
+            <w:tcBorders>
+              <w:bottom w:val="nil"/>
+            </w:tcBorders>
+          </w:tcPr>
+          <w:p>
+            <w:r>
+              <w:rPr>
+                <w:rFonts w:hint="eastAsia"/>
+              </w:rPr>
+              <w:t>321</w:t>
+            </w:r>
+          </w:p>
+        </w:tc>
+      </w:tr>
+      <w:tr>
+        <w:tc>
+          <w:tcPr>
+            <w:tcW w:w="1236" w:type="dxa"/>
+            <w:tcBorders>
+              <w:top w:val="nil"/>
+            </w:tcBorders>
+          </w:tcPr>
+          <w:p>
+            <w:r>
+              <w:rPr>
+                <w:rFonts w:hint="eastAsia"/>
+              </w:rPr>
+              <w:t>標準偏差</w:t>
+            </w:r>
+          </w:p>
+        </w:tc>
+        <w:tc>
+          <w:tcPr>
+            <w:tcW w:w="2123" w:type="dxa"/>
+            <w:tcBorders>
+              <w:top w:val="nil"/>
+            </w:tcBorders>
+          </w:tcPr>
+          <w:p>
+            <w:r>
+              <w:rPr>
+                <w:rFonts w:hint="eastAsia"/>
+              </w:rPr>
+              <w:t>8.7</w:t>
+            </w:r>
+          </w:p>
+        </w:tc>
+        <w:tc>
+          <w:tcPr>
+            <w:tcW w:w="2124" w:type="dxa"/>
+            <w:tcBorders>
+              <w:top w:val="nil"/>
+            </w:tcBorders>
+          </w:tcPr>
+          <w:p>
+            <w:r>
+              <w:rPr>
+                <w:rFonts w:hint="eastAsia"/>
+              </w:rPr>
+              <w:t>8.2</w:t>
+            </w:r>
+          </w:p>
+        </w:tc>
+        <w:tc>
+          <w:tcPr>
+            <w:tcW w:w="2124" w:type="dxa"/>
+            <w:tcBorders>
+              <w:top w:val="nil"/>
+            </w:tcBorders>
+          </w:tcPr>
+          <w:p>
+            <w:r>
+              <w:rPr>
+                <w:rFonts w:hint="eastAsia"/>
+              </w:rPr>
+              <w:t>7.1</w:t>
+            </w:r>
+          </w:p>
+        </w:tc>
+      </w:tr>
+    </w:tbl>
+    <w:p/>
+    <w:p>
+      <w:pPr>
+        <w:jc w:val="center"/>
+        <w:rPr>
+          <w:rFonts w:hint="eastAsia"/>
+        </w:rPr>
+      </w:pPr>
+      <w:r>
+        <w:rPr>
+          <w:rFonts w:hint="eastAsia"/>
+        </w:rPr>
+        <w:t>図1 矢羽根の角度による錯視量の変化</w:t>
+      </w:r>
+    </w:p>
+    <w:p>
+      <w:pPr>
+        <w:jc w:val="center"/>
+      </w:pPr>
+      <w:r>
+        <w:rPr>
+          <w:noProof/>
+        </w:rPr>
+        <w:drawing>
+          <wp:inline distT="0" distB="0" distL="0" distR="0" wp14:anchorId="4DE95F75" wp14:editId="340DD463">
+            <wp:extent cx="2989580" cy="1904337"/>
+            <wp:effectExtent l="0" t="0" r="1270" b="1270"/>
+            <wp:docPr id="1270561032" name="グラフ 1">
+              <a:extLst xmlns:a="http://schemas.openxmlformats.org/drawingml/2006/main">
+                <a:ext uri="{FF2B5EF4-FFF2-40B4-BE49-F238E27FC236}">
+                  <a16:creationId xmlns:a16="http://schemas.microsoft.com/office/drawing/2014/main" id="{377D995C-C13E-AF42-3294-B7233281D9B4}"/>
+                </a:ext>
+              </a:extLst>
+            </wp:docPr>
+            <wp:cNvGraphicFramePr/>
+            <a:graphic xmlns:a="http://schemas.openxmlformats.org/drawingml/2006/main">
+              <a:graphicData uri="http://schemas.openxmlformats.org/drawingml/2006/chart">
+                <c:chart xmlns:c="http://schemas.openxmlformats.org/drawingml/2006/chart" xmlns:r="http://schemas.openxmlformats.org/officeDocument/2006/relationships" r:id="rId10"/>
+              </a:graphicData>
+            </a:graphic>
+          </wp:inline>
+        </w:drawing>
+      </w:r>
+    </w:p>
+    <w:p/>
+    <w:p/>
+    <w:p>
+      <w:pPr>
+        <w:rPr>
+          <w:rFonts w:hint="eastAsia"/>
+        </w:rPr>
+      </w:pPr>
+    </w:p>
+    <w:p>
+      <w:r>
+        <w:rPr>
+          <w:rFonts w:hint="eastAsia"/>
+        </w:rPr>
+        <w:t>表2 各角度の錯視量の分散分析の結果(1要因3水準参加者内計画)</w:t>
+      </w:r>
+    </w:p>
+    <w:tbl>
+      <w:tblPr>
+        <w:tblStyle w:val="a7"/>
+        <w:tblW w:w="6485" w:type="dxa"/>
+        <w:tblBorders>
+          <w:left w:val="none" w:sz="0" w:space="0" w:color="auto"/>
+          <w:right w:val="none" w:sz="0" w:space="0" w:color="auto"/>
+          <w:insideH w:val="none" w:sz="0" w:space="0" w:color="auto"/>
+          <w:insideV w:val="none" w:sz="0" w:space="0" w:color="auto"/>
+        </w:tblBorders>
+        <w:tblLook w:val="04A0" w:firstRow="1" w:lastRow="0" w:firstColumn="1" w:lastColumn="0" w:noHBand="0" w:noVBand="1"/>
+      </w:tblPr>
+      <w:tblGrid>
+        <w:gridCol w:w="1866"/>
+        <w:gridCol w:w="1023"/>
+        <w:gridCol w:w="624"/>
+        <w:gridCol w:w="909"/>
+        <w:gridCol w:w="795"/>
+        <w:gridCol w:w="1268"/>
+      </w:tblGrid>
+      <w:tr>
+        <w:tc>
+          <w:tcPr>
+            <w:tcW w:w="1866" w:type="dxa"/>
+            <w:tcBorders>
+              <w:top w:val="single" w:sz="4" w:space="0" w:color="auto"/>
+              <w:bottom w:val="single" w:sz="4" w:space="0" w:color="auto"/>
+            </w:tcBorders>
+          </w:tcPr>
+          <w:p>
+            <w:r>
+              <w:rPr>
+                <w:rFonts w:hint="eastAsia"/>
+              </w:rPr>
+              <w:t>SV</w:t>
+            </w:r>
+          </w:p>
+        </w:tc>
+        <w:tc>
+          <w:tcPr>
+            <w:tcW w:w="1023" w:type="dxa"/>
+            <w:tcBorders>
+              <w:top w:val="single" w:sz="4" w:space="0" w:color="auto"/>
+              <w:bottom w:val="single" w:sz="4" w:space="0" w:color="auto"/>
+            </w:tcBorders>
+          </w:tcPr>
+          <w:p>
+            <w:r>
+              <w:rPr>
+                <w:rFonts w:hint="eastAsia"/>
+              </w:rPr>
+              <w:t>SS</w:t>
+            </w:r>
+          </w:p>
+        </w:tc>
+        <w:tc>
+          <w:tcPr>
+            <w:tcW w:w="624" w:type="dxa"/>
+            <w:tcBorders>
+              <w:top w:val="single" w:sz="4" w:space="0" w:color="auto"/>
+              <w:bottom w:val="single" w:sz="4" w:space="0" w:color="auto"/>
+            </w:tcBorders>
+          </w:tcPr>
+          <w:p>
+            <w:r>
+              <w:rPr>
+                <w:rFonts w:hint="eastAsia"/>
+              </w:rPr>
+              <w:t>df</w:t>
+            </w:r>
+          </w:p>
+        </w:tc>
+        <w:tc>
+          <w:tcPr>
+            <w:tcW w:w="909" w:type="dxa"/>
+            <w:tcBorders>
+              <w:top w:val="single" w:sz="4" w:space="0" w:color="auto"/>
+              <w:bottom w:val="single" w:sz="4" w:space="0" w:color="auto"/>
+            </w:tcBorders>
+          </w:tcPr>
+          <w:p>
+            <w:r>
+              <w:rPr>
+                <w:rFonts w:hint="eastAsia"/>
+              </w:rPr>
+              <w:t>MS</w:t>
+            </w:r>
+          </w:p>
+        </w:tc>
+        <w:tc>
+          <w:tcPr>
+            <w:tcW w:w="795" w:type="dxa"/>
+            <w:tcBorders>
+              <w:top w:val="single" w:sz="4" w:space="0" w:color="auto"/>
+              <w:bottom w:val="single" w:sz="4" w:space="0" w:color="auto"/>
+            </w:tcBorders>
+          </w:tcPr>
+          <w:p>
+            <w:r>
+              <w:rPr>
+                <w:rFonts w:hint="eastAsia"/>
+              </w:rPr>
+              <w:t>F</w:t>
+            </w:r>
+          </w:p>
+        </w:tc>
+        <w:tc>
+          <w:tcPr>
+            <w:tcW w:w="1268" w:type="dxa"/>
+            <w:tcBorders>
+              <w:top w:val="single" w:sz="4" w:space="0" w:color="auto"/>
+              <w:bottom w:val="single" w:sz="4" w:space="0" w:color="auto"/>
+            </w:tcBorders>
+          </w:tcPr>
+          <w:p>
+            <w:r>
+              <w:rPr>
+                <w:rFonts w:hint="eastAsia"/>
+              </w:rPr>
+              <w:t>p</w:t>
+            </w:r>
+          </w:p>
+        </w:tc>
+      </w:tr>
+      <w:tr>
+        <w:tc>
+          <w:tcPr>
+            <w:tcW w:w="1866" w:type="dxa"/>
+            <w:tcBorders>
+              <w:top w:val="single" w:sz="4" w:space="0" w:color="auto"/>
+            </w:tcBorders>
+          </w:tcPr>
+          <w:p>
+            <w:r>
+              <w:rPr>
+                <w:rFonts w:hint="eastAsia"/>
+              </w:rPr>
+              <w:t>矢羽根間の角度</w:t>
+            </w:r>
+          </w:p>
+        </w:tc>
+        <w:tc>
+          <w:tcPr>
+            <w:tcW w:w="1023" w:type="dxa"/>
+            <w:tcBorders>
+              <w:top w:val="single" w:sz="4" w:space="0" w:color="auto"/>
+            </w:tcBorders>
+          </w:tcPr>
+          <w:p>
+            <w:r>
+              <w:rPr>
+                <w:rFonts w:hint="eastAsia"/>
+              </w:rPr>
+              <w:t>1049.2</w:t>
+            </w:r>
+          </w:p>
+        </w:tc>
+        <w:tc>
+          <w:tcPr>
+            <w:tcW w:w="624" w:type="dxa"/>
+            <w:tcBorders>
+              <w:top w:val="single" w:sz="4" w:space="0" w:color="auto"/>
+            </w:tcBorders>
+          </w:tcPr>
+          <w:p>
+            <w:r>
+              <w:rPr>
+                <w:rFonts w:hint="eastAsia"/>
+              </w:rPr>
+              <w:t>2</w:t>
+            </w:r>
+          </w:p>
+        </w:tc>
+        <w:tc>
+          <w:tcPr>
+            <w:tcW w:w="909" w:type="dxa"/>
+            <w:tcBorders>
+              <w:top w:val="single" w:sz="4" w:space="0" w:color="auto"/>
+            </w:tcBorders>
+          </w:tcPr>
+          <w:p>
+            <w:r>
+              <w:rPr>
+                <w:rFonts w:hint="eastAsia"/>
+              </w:rPr>
+              <w:t>524.6</w:t>
+            </w:r>
+          </w:p>
+        </w:tc>
+        <w:tc>
+          <w:tcPr>
+            <w:tcW w:w="795" w:type="dxa"/>
+            <w:tcBorders>
+              <w:top w:val="single" w:sz="4" w:space="0" w:color="auto"/>
+            </w:tcBorders>
+          </w:tcPr>
+          <w:p>
+            <w:r>
+              <w:rPr>
+                <w:rFonts w:hint="eastAsia"/>
+              </w:rPr>
+              <w:t>24.9</w:t>
+            </w:r>
+          </w:p>
+        </w:tc>
+        <w:tc>
+          <w:tcPr>
+            <w:tcW w:w="1268" w:type="dxa"/>
+            <w:tcBorders>
+              <w:top w:val="single" w:sz="4" w:space="0" w:color="auto"/>
+            </w:tcBorders>
+          </w:tcPr>
+          <w:p>
+            <w:r>
+              <w:rPr>
+                <w:rFonts w:hint="eastAsia"/>
+              </w:rPr>
+              <w:t>.001未満</w:t>
+            </w:r>
+          </w:p>
+        </w:tc>
+      </w:tr>
+      <w:tr>
+        <w:tc>
+          <w:tcPr>
+            <w:tcW w:w="1866" w:type="dxa"/>
+          </w:tcPr>
+          <w:p>
+            <w:r>
+              <w:rPr>
+                <w:rFonts w:hint="eastAsia"/>
+              </w:rPr>
+              <w:t>個人差</w:t>
+            </w:r>
+          </w:p>
+        </w:tc>
+        <w:tc>
+          <w:tcPr>
+            <w:tcW w:w="1023" w:type="dxa"/>
+          </w:tcPr>
+          <w:p>
+            <w:r>
+              <w:rPr>
+                <w:rFonts w:hint="eastAsia"/>
+              </w:rPr>
+              <w:t>2063.9</w:t>
+            </w:r>
+          </w:p>
+        </w:tc>
+        <w:tc>
+          <w:tcPr>
+            <w:tcW w:w="624" w:type="dxa"/>
+          </w:tcPr>
+          <w:p>
+            <w:r>
+              <w:rPr>
+                <w:rFonts w:hint="eastAsia"/>
+              </w:rPr>
+              <w:t>17</w:t>
+            </w:r>
+          </w:p>
+        </w:tc>
+        <w:tc>
+          <w:tcPr>
+            <w:tcW w:w="909" w:type="dxa"/>
+          </w:tcPr>
+          <w:p>
+            <w:r>
+              <w:rPr>
+                <w:rFonts w:hint="eastAsia"/>
+              </w:rPr>
+              <w:t>162.8</w:t>
+            </w:r>
+          </w:p>
+        </w:tc>
+        <w:tc>
+          <w:tcPr>
+            <w:tcW w:w="795" w:type="dxa"/>
+          </w:tcPr>
+          <w:p/>
+        </w:tc>
+        <w:tc>
+          <w:tcPr>
+            <w:tcW w:w="1268" w:type="dxa"/>
+          </w:tcPr>
+          <w:p/>
+        </w:tc>
+      </w:tr>
+      <w:tr>
+        <w:tc>
+          <w:tcPr>
+            <w:tcW w:w="1866" w:type="dxa"/>
+          </w:tcPr>
+          <w:p>
+            <w:r>
+              <w:rPr>
+                <w:rFonts w:hint="eastAsia"/>
+              </w:rPr>
+              <w:t>残差</w:t>
+            </w:r>
+          </w:p>
+        </w:tc>
+        <w:tc>
+          <w:tcPr>
+            <w:tcW w:w="1023" w:type="dxa"/>
+          </w:tcPr>
+          <w:p>
+            <w:r>
+              <w:rPr>
+                <w:rFonts w:hint="eastAsia"/>
+              </w:rPr>
+              <w:t>716.2</w:t>
+            </w:r>
+          </w:p>
+        </w:tc>
+        <w:tc>
+          <w:tcPr>
+            <w:tcW w:w="624" w:type="dxa"/>
+          </w:tcPr>
+          <w:p>
+            <w:r>
+              <w:rPr>
+                <w:rFonts w:hint="eastAsia"/>
+              </w:rPr>
+              <w:t>34</w:t>
+            </w:r>
+          </w:p>
+        </w:tc>
+        <w:tc>
+          <w:tcPr>
+            <w:tcW w:w="909" w:type="dxa"/>
+          </w:tcPr>
+          <w:p>
+            <w:r>
+              <w:rPr>
+                <w:rFonts w:hint="eastAsia"/>
+              </w:rPr>
+              <w:t>21.1</w:t>
+            </w:r>
+          </w:p>
+        </w:tc>
+        <w:tc>
+          <w:tcPr>
+            <w:tcW w:w="795" w:type="dxa"/>
+          </w:tcPr>
+          <w:p/>
+        </w:tc>
+        <w:tc>
+          <w:tcPr>
+            <w:tcW w:w="1268" w:type="dxa"/>
+          </w:tcPr>
+          <w:p/>
+        </w:tc>
+      </w:tr>
+      <w:tr>
+        <w:tc>
+          <w:tcPr>
+            <w:tcW w:w="1866" w:type="dxa"/>
+          </w:tcPr>
+          <w:p>
+            <w:r>
+              <w:rPr>
+                <w:rFonts w:hint="eastAsia"/>
+              </w:rPr>
+              <w:t>全体</w:t>
+            </w:r>
+          </w:p>
+        </w:tc>
+        <w:tc>
+          <w:tcPr>
+            <w:tcW w:w="1023" w:type="dxa"/>
+          </w:tcPr>
+          <w:p>
+            <w:r>
+              <w:rPr>
+                <w:rFonts w:hint="eastAsia"/>
+              </w:rPr>
+              <w:t>4529.3</w:t>
+            </w:r>
+          </w:p>
+        </w:tc>
+        <w:tc>
+          <w:tcPr>
+            <w:tcW w:w="624" w:type="dxa"/>
+          </w:tcPr>
+          <w:p>
+            <w:r>
+              <w:rPr>
+                <w:rFonts w:hint="eastAsia"/>
+              </w:rPr>
+              <w:t>53</w:t>
+            </w:r>
+          </w:p>
+        </w:tc>
+        <w:tc>
+          <w:tcPr>
+            <w:tcW w:w="909" w:type="dxa"/>
+          </w:tcPr>
+          <w:p/>
+        </w:tc>
+        <w:tc>
+          <w:tcPr>
+            <w:tcW w:w="795" w:type="dxa"/>
+          </w:tcPr>
+          <w:p/>
+        </w:tc>
+        <w:tc>
+          <w:tcPr>
+            <w:tcW w:w="1268" w:type="dxa"/>
+          </w:tcPr>
+          <w:p/>
+        </w:tc>
+      </w:tr>
+    </w:tbl>
+    <w:p/>
+    <w:p>
+      <w:r>
+        <w:rPr>
+          <w:rFonts w:hint="eastAsia"/>
+        </w:rPr>
+        <w:t>表3 各角度の錯視量の多重比較の結果(LSD法, 優位水準5%)</w:t>
+      </w:r>
+    </w:p>
+    <w:tbl>
+      <w:tblPr>
+        <w:tblStyle w:val="a7"/>
+        <w:tblW w:w="0" w:type="auto"/>
+        <w:tblLook w:val="04A0" w:firstRow="1" w:lastRow="0" w:firstColumn="1" w:lastColumn="0" w:noHBand="0" w:noVBand="1"/>
+      </w:tblPr>
+      <w:tblGrid>
+        <w:gridCol w:w="1307"/>
+        <w:gridCol w:w="546"/>
+        <w:gridCol w:w="1420"/>
+      </w:tblGrid>
+      <w:tr>
+        <w:tc>
+          <w:tcPr>
+            <w:tcW w:w="1307" w:type="dxa"/>
+            <w:tcBorders>
+              <w:left w:val="nil"/>
+              <w:bottom w:val="nil"/>
+              <w:right w:val="nil"/>
+            </w:tcBorders>
+          </w:tcPr>
+          <w:p>
+            <w:r>
+              <w:rPr>
+                <w:rFonts w:hint="eastAsia"/>
+              </w:rPr>
+              <w:t>条件</w:t>
+            </w:r>
+          </w:p>
+        </w:tc>
+        <w:tc>
+          <w:tcPr>
+            <w:tcW w:w="546" w:type="dxa"/>
+            <w:tcBorders>
+              <w:left w:val="nil"/>
+              <w:bottom w:val="nil"/>
+              <w:right w:val="nil"/>
+            </w:tcBorders>
+          </w:tcPr>
+          <w:p/>
+        </w:tc>
+        <w:tc>
+          <w:tcPr>
+            <w:tcW w:w="1420" w:type="dxa"/>
+            <w:tcBorders>
+              <w:left w:val="nil"/>
+              <w:bottom w:val="nil"/>
+              <w:right w:val="nil"/>
+            </w:tcBorders>
+          </w:tcPr>
+          <w:p>
+            <w:r>
+              <w:rPr>
+                <w:rFonts w:hint="eastAsia"/>
+              </w:rPr>
+              <w:t>条件</w:t>
+            </w:r>
+          </w:p>
+        </w:tc>
+      </w:tr>
+      <w:tr>
+        <w:tc>
+          <w:tcPr>
+            <w:tcW w:w="1307" w:type="dxa"/>
+            <w:tcBorders>
+              <w:top w:val="nil"/>
+              <w:left w:val="nil"/>
+              <w:right w:val="nil"/>
+            </w:tcBorders>
+          </w:tcPr>
+          <w:p>
+            <w:r>
+              <w:rPr>
+                <w:rFonts w:hint="eastAsia"/>
+              </w:rPr>
+              <w:t>30度条件</w:t>
+            </w:r>
+          </w:p>
+        </w:tc>
+        <w:tc>
+          <w:tcPr>
+            <w:tcW w:w="546" w:type="dxa"/>
+            <w:tcBorders>
+              <w:top w:val="nil"/>
+              <w:left w:val="nil"/>
+              <w:right w:val="nil"/>
+            </w:tcBorders>
+          </w:tcPr>
+          <w:p>
+            <w:r>
+              <w:rPr>
+                <w:rFonts w:hint="eastAsia"/>
+              </w:rPr>
+              <w:t>=</w:t>
+            </w:r>
+          </w:p>
+        </w:tc>
+        <w:tc>
+          <w:tcPr>
+            <w:tcW w:w="1420" w:type="dxa"/>
+            <w:tcBorders>
+              <w:top w:val="nil"/>
+              <w:left w:val="nil"/>
+              <w:right w:val="nil"/>
+            </w:tcBorders>
+          </w:tcPr>
+          <w:p>
+            <w:r>
+              <w:rPr>
+                <w:rFonts w:hint="eastAsia"/>
+              </w:rPr>
+              <w:t>60度条件</w:t>
+            </w:r>
+          </w:p>
+        </w:tc>
+      </w:tr>
+      <w:tr>
+        <w:tc>
+          <w:tcPr>
+            <w:tcW w:w="1307" w:type="dxa"/>
+            <w:tcBorders>
+              <w:left w:val="nil"/>
+              <w:right w:val="nil"/>
+            </w:tcBorders>
+          </w:tcPr>
+          <w:p>
+            <w:r>
+              <w:rPr>
+                <w:rFonts w:hint="eastAsia"/>
+              </w:rPr>
+              <w:t>30度条件</w:t>
+            </w:r>
+          </w:p>
+        </w:tc>
+        <w:tc>
+          <w:tcPr>
+            <w:tcW w:w="546" w:type="dxa"/>
+            <w:tcBorders>
+              <w:left w:val="nil"/>
+              <w:right w:val="nil"/>
+            </w:tcBorders>
+          </w:tcPr>
+          <w:p>
+            <w:r>
+              <w:rPr>
+                <w:rFonts w:hint="eastAsia"/>
+              </w:rPr>
+              <w:t>&gt;</w:t>
+            </w:r>
+          </w:p>
+        </w:tc>
+        <w:tc>
+          <w:tcPr>
+            <w:tcW w:w="1420" w:type="dxa"/>
+            <w:tcBorders>
+              <w:left w:val="nil"/>
+              <w:right w:val="nil"/>
+            </w:tcBorders>
+          </w:tcPr>
+          <w:p>
+            <w:r>
+              <w:rPr>
+                <w:rFonts w:hint="eastAsia"/>
+              </w:rPr>
+              <w:t>120度条件</w:t>
+            </w:r>
+          </w:p>
+        </w:tc>
+      </w:tr>
+      <w:tr>
+        <w:tc>
+          <w:tcPr>
+            <w:tcW w:w="1307" w:type="dxa"/>
+            <w:tcBorders>
+              <w:left w:val="nil"/>
+              <w:right w:val="nil"/>
+            </w:tcBorders>
+          </w:tcPr>
+          <w:p>
+            <w:r>
+              <w:rPr>
+                <w:rFonts w:hint="eastAsia"/>
+              </w:rPr>
+              <w:t>60度条件</w:t>
+            </w:r>
+          </w:p>
+        </w:tc>
+        <w:tc>
+          <w:tcPr>
+            <w:tcW w:w="546" w:type="dxa"/>
+            <w:tcBorders>
+              <w:left w:val="nil"/>
+              <w:right w:val="nil"/>
+            </w:tcBorders>
+          </w:tcPr>
+          <w:p>
+            <w:r>
+              <w:rPr>
+                <w:rFonts w:hint="eastAsia"/>
+              </w:rPr>
+              <w:t>&gt;</w:t>
+            </w:r>
+          </w:p>
+        </w:tc>
+        <w:tc>
+          <w:tcPr>
+            <w:tcW w:w="1420" w:type="dxa"/>
+            <w:tcBorders>
+              <w:left w:val="nil"/>
+              <w:right w:val="nil"/>
+            </w:tcBorders>
+          </w:tcPr>
+          <w:p>
+            <w:r>
+              <w:rPr>
+                <w:rFonts w:hint="eastAsia"/>
+              </w:rPr>
+              <w:t>120度条件</w:t>
+            </w:r>
+          </w:p>
+        </w:tc>
+      </w:tr>
+    </w:tbl>
+    <w:p>
+      <w:r>
+        <w:rPr>
+          <w:rFonts w:hint="eastAsia"/>
+        </w:rPr>
+        <w:lastRenderedPageBreak/>
+        <w:t>MSe=21.1</w:t>
+      </w:r>
+    </w:p>
+    <w:p>
+      <w:r>
+        <w:rPr>
+          <w:rFonts w:hint="eastAsia"/>
+        </w:rPr>
+        <w:t>LSD値=3.1</w:t>
+      </w:r>
+    </w:p>
+    <w:p/>
+    <w:p>
+      <w:pPr>
+        <w:jc w:val="center"/>
+      </w:pPr>
+      <w:r>
+        <w:t>考察</w:t>
+      </w:r>
+    </w:p>
+    <w:p/>
+    <w:p/>
+    <w:p>
+      <w:pPr>
+        <w:jc w:val="center"/>
+      </w:pPr>
+      <w:r>
+        <w:t>引用文献</w:t>
+      </w:r>
+    </w:p>
+    <w:p>
+      <w:r>
+        <w:rPr>
+          <w:rFonts w:hint="eastAsia"/>
+        </w:rPr>
+        <w:t xml:space="preserve">  坂田勝克(1991). 見え方を測る 市川伸一(編者)</w:t>
+      </w:r>
+      <w:r>
+        <w:rPr>
+          <w:rFonts w:hint="eastAsia"/>
+        </w:rPr>
+        <w:t xml:space="preserve"> 心理測定法への招待　サイエンス社 pp.12-21</w:t>
+      </w:r>
+    </w:p>
+    <w:p/>
+    <w:p>
+      <w:pPr>
+        <w:widowControl/>
+        <w:jc w:val="left"/>
+      </w:pPr>
+      <w:r>
+        <w:br w:type="page"/>
+      </w:r>
+    </w:p>
+    <w:p/>
+    <w:p>
+      <w:pPr>
+        <w:jc w:val="center"/>
+      </w:pPr>
+      <w:r>
+        <w:rPr>
+          <w:rFonts w:hint="eastAsia"/>
+        </w:rPr>
+        <w:t>概念学習</w:t>
+      </w:r>
+    </w:p>
+    <w:p>
+      <w:r>
+        <w:rPr>
+          <w:rFonts w:hint="eastAsia"/>
+        </w:rPr>
+        <w:t xml:space="preserve">  事例がある概念に属するか否かを規定する特性をその概念の内包</w:t>
+      </w:r>
+    </w:p>
+    <w:p/>
+    <w:p>
+      <w:pPr>
+        <w:jc w:val="center"/>
+      </w:pPr>
+      <w:r>
+        <w:t>問題</w:t>
+      </w:r>
+    </w:p>
+    <w:p/>
+    <w:p/>
+    <w:p>
+      <w:pPr>
+        <w:jc w:val="center"/>
+      </w:pPr>
+      <w:r>
         <w:t>方法</w:t>
       </w:r>
     </w:p>
     <w:p>
       <w:pPr>
-        <w:rPr>
-          <w:rFonts w:hint="eastAsia"/>
-        </w:rPr>
-      </w:pPr>
-    </w:p>
+        <w:jc w:val="left"/>
+      </w:pPr>
+    </w:p>
+    <w:p/>
     <w:p>
       <w:r>
         <w:rPr>
@@ -236,43 +1910,7 @@
         <w:rPr>
           <w:rFonts w:hint="eastAsia"/>
         </w:rPr>
-        <w:t>を受講中の学生</w:t>
-      </w:r>
-      <w:r>
-        <w:rPr>
-          <w:rFonts w:hint="eastAsia"/>
-        </w:rPr>
-        <w:t>18</w:t>
-      </w:r>
-      <w:r>
-        <w:rPr>
-          <w:rFonts w:hint="eastAsia"/>
-        </w:rPr>
-        <w:t>名(男性</w:t>
-      </w:r>
-      <w:r>
-        <w:rPr>
-          <w:rFonts w:hint="eastAsia"/>
-        </w:rPr>
-        <w:t>2</w:t>
-      </w:r>
-      <w:r>
-        <w:rPr>
-          <w:rFonts w:hint="eastAsia"/>
-        </w:rPr>
-        <w:t>名、女性1</w:t>
-      </w:r>
-      <w:r>
-        <w:rPr>
-          <w:rFonts w:hint="eastAsia"/>
-        </w:rPr>
-        <w:t>8</w:t>
-      </w:r>
-      <w:r>
-        <w:rPr>
-          <w:rFonts w:hint="eastAsia"/>
-        </w:rPr>
-        <w:t>名、そのほか0</w:t>
+        <w:t>を受講中の学生18名(男性2名、女性18名、そのほか0</w:t>
       </w:r>
       <w:r>
         <w:t>名、</w:t>
@@ -281,32 +1919,13 @@
         <w:rPr>
           <w:rFonts w:hint="eastAsia"/>
         </w:rPr>
-        <w:t>平均年齢</w:t>
-      </w:r>
-      <w:r>
-        <w:rPr>
-          <w:rFonts w:hint="eastAsia"/>
-        </w:rPr>
-        <w:t>50.4</w:t>
-      </w:r>
-      <w:r>
-        <w:rPr>
-          <w:rFonts w:hint="eastAsia"/>
-        </w:rPr>
-        <w:t>歳、標準偏差</w:t>
-      </w:r>
-      <w:r>
-        <w:rPr>
-          <w:rFonts w:hint="eastAsia"/>
-        </w:rPr>
-        <w:t>11.6</w:t>
-      </w:r>
-      <w:r>
-        <w:rPr>
-          <w:rFonts w:hint="eastAsia"/>
-        </w:rPr>
-        <w:t>)が、授業の課題として実験に参加した。</w:t>
-      </w:r>
+        <w:t>平均年齢50.4歳、標準偏差11.6)が、授業の課題として実験に参加した。</w:t>
+      </w:r>
+    </w:p>
+    <w:p>
+      <w:pPr>
+        <w:jc w:val="left"/>
+      </w:pPr>
     </w:p>
     <w:p>
       <w:pPr>
@@ -325,25 +1944,47 @@
       </w:r>
     </w:p>
     <w:p/>
+    <w:p/>
     <w:p>
       <w:r>
         <w:t>実験材料</w:t>
       </w:r>
     </w:p>
     <w:p/>
-    <w:p>
-      <w:pPr>
-        <w:rPr>
-          <w:rFonts w:hint="eastAsia"/>
-        </w:rPr>
-      </w:pPr>
-    </w:p>
+    <w:p/>
+    <w:p>
+      <w:pPr>
+        <w:widowControl/>
+        <w:jc w:val="left"/>
+      </w:pPr>
+      <w:r>
+        <w:br w:type="page"/>
+      </w:r>
+    </w:p>
+    <w:p/>
+    <w:p/>
+    <w:p/>
     <w:p/>
     <w:p>
       <w:pPr>
         <w:jc w:val="center"/>
       </w:pPr>
       <w:r>
+        <w:t>結果</w:t>
+      </w:r>
+    </w:p>
+    <w:p>
+      <w:pPr>
+        <w:widowControl/>
+        <w:jc w:val="left"/>
+      </w:pPr>
+    </w:p>
+    <w:p/>
+    <w:p>
+      <w:pPr>
+        <w:jc w:val="center"/>
+      </w:pPr>
+      <w:r>
         <w:t>考察</w:t>
       </w:r>
     </w:p>
@@ -357,6 +1998,14 @@
         <w:t>引用文献</w:t>
       </w:r>
     </w:p>
+    <w:p>
+      <w:r>
+        <w:rPr>
+          <w:rFonts w:hint="eastAsia"/>
+        </w:rPr>
+        <w:t>心理学実験指導研究会(1985). 概念識別 心理学実験指導研究会(編) 実験とテスト=心理学の基礎 解説編 培風館 pp. 118-120</w:t>
+      </w:r>
+    </w:p>
     <w:p/>
     <w:p>
       <w:pPr>
@@ -368,7 +2017,6 @@
       </w:r>
     </w:p>
     <w:p/>
-    <w:p/>
     <w:p>
       <w:pPr>
         <w:jc w:val="center"/>
@@ -377,9 +2025,10 @@
         <w:rPr>
           <w:rFonts w:hint="eastAsia"/>
         </w:rPr>
-        <w:t>概念学習</w:t>
-      </w:r>
-    </w:p>
+        <w:t>対人魅力</w:t>
+      </w:r>
+    </w:p>
+    <w:p/>
     <w:p/>
     <w:p>
       <w:pPr>
@@ -390,7 +2039,6 @@
       </w:r>
     </w:p>
     <w:p/>
-    <w:p/>
     <w:p>
       <w:pPr>
         <w:jc w:val="center"/>
@@ -456,9 +2104,49 @@
     <w:p>
       <w:pPr>
         <w:jc w:val="left"/>
-        <w:rPr>
-          <w:rFonts w:hint="eastAsia"/>
-        </w:rPr>
+      </w:pPr>
+    </w:p>
+    <w:p>
+      <w:pPr>
+        <w:jc w:val="left"/>
+      </w:pPr>
+      <w:r>
+        <w:rPr>
+          <w:rFonts w:hint="eastAsia"/>
+        </w:rPr>
+        <w:t>手続き</w:t>
+      </w:r>
+    </w:p>
+    <w:p>
+      <w:pPr>
+        <w:ind w:firstLineChars="100" w:firstLine="210"/>
+        <w:jc w:val="left"/>
+      </w:pPr>
+    </w:p>
+    <w:p>
+      <w:pPr>
+        <w:ind w:firstLineChars="100" w:firstLine="210"/>
+        <w:jc w:val="left"/>
+      </w:pPr>
+      <w:r>
+        <w:rPr>
+          <w:rFonts w:hint="eastAsia"/>
+        </w:rPr>
+        <w:t>最後に、実験の本来の目的が説明される(デブリーフィング</w:t>
+      </w:r>
+      <w:r>
+        <w:t>)</w:t>
+      </w:r>
+      <w:r>
+        <w:rPr>
+          <w:rFonts w:hint="eastAsia"/>
+        </w:rPr>
+        <w:t>。</w:t>
+      </w:r>
+    </w:p>
+    <w:p>
+      <w:pPr>
+        <w:jc w:val="left"/>
       </w:pPr>
     </w:p>
     <w:p>
@@ -472,8 +2160,75 @@
         <w:t>実験計画</w:t>
       </w:r>
     </w:p>
-    <w:p/>
-    <w:p/>
+    <w:p>
+      <w:pPr>
+        <w:jc w:val="left"/>
+      </w:pPr>
+      <w:r>
+        <w:rPr>
+          <w:rFonts w:hint="eastAsia"/>
+        </w:rPr>
+        <w:t xml:space="preserve">　1要因3水準(統制条件,質的F</w:t>
+      </w:r>
+      <w:r>
+        <w:t>B</w:t>
+      </w:r>
+      <w:r>
+        <w:rPr>
+          <w:rFonts w:hint="eastAsia"/>
+        </w:rPr>
+        <w:t>条件,量的F</w:t>
+      </w:r>
+      <w:r>
+        <w:t>B</w:t>
+      </w:r>
+      <w:r>
+        <w:rPr>
+          <w:rFonts w:hint="eastAsia"/>
+        </w:rPr>
+        <w:t>条件</w:t>
+      </w:r>
+      <w:r>
+        <w:t>)</w:t>
+      </w:r>
+      <w:r>
+        <w:rPr>
+          <w:rFonts w:hint="eastAsia"/>
+        </w:rPr>
+        <w:t>の参加者間計画</w:t>
+      </w:r>
+    </w:p>
+    <w:p>
+      <w:pPr>
+        <w:jc w:val="left"/>
+      </w:pPr>
+    </w:p>
+    <w:p>
+      <w:pPr>
+        <w:jc w:val="left"/>
+      </w:pPr>
+      <w:r>
+        <w:rPr>
+          <w:rFonts w:hint="eastAsia"/>
+        </w:rPr>
+        <w:t>実験条件</w:t>
+      </w:r>
+    </w:p>
+    <w:p>
+      <w:pPr>
+        <w:jc w:val="left"/>
+      </w:pPr>
+    </w:p>
+    <w:p>
+      <w:pPr>
+        <w:jc w:val="left"/>
+      </w:pPr>
+    </w:p>
+    <w:p>
+      <w:pPr>
+        <w:jc w:val="left"/>
+      </w:pPr>
+    </w:p>
     <w:p>
       <w:r>
         <w:t>実験材料</w:t>
@@ -481,6 +2236,15 @@
     </w:p>
     <w:p/>
     <w:p/>
+    <w:p/>
+    <w:p>
+      <w:pPr>
+        <w:jc w:val="center"/>
+      </w:pPr>
+      <w:r>
+        <w:t>結果</w:t>
+      </w:r>
+    </w:p>
     <w:p>
       <w:pPr>
         <w:widowControl/>
@@ -492,334 +2256,40 @@
     </w:p>
     <w:p/>
     <w:p/>
-    <w:p/>
-    <w:p/>
     <w:p>
       <w:pPr>
         <w:jc w:val="center"/>
       </w:pPr>
       <w:r>
-        <w:t>結果</w:t>
-      </w:r>
-    </w:p>
-    <w:p>
-      <w:pPr>
-        <w:widowControl/>
-        <w:jc w:val="left"/>
-      </w:pPr>
-    </w:p>
+        <w:t>考察</w:t>
+      </w:r>
+    </w:p>
+    <w:p/>
     <w:p/>
     <w:p>
       <w:pPr>
         <w:jc w:val="center"/>
       </w:pPr>
       <w:r>
-        <w:t>考察</w:t>
-      </w:r>
-    </w:p>
-    <w:p/>
-    <w:p/>
-    <w:p>
-      <w:pPr>
-        <w:jc w:val="center"/>
-      </w:pPr>
-      <w:r>
         <w:t>引用文献</w:t>
       </w:r>
     </w:p>
-    <w:p/>
-    <w:p/>
-    <w:p>
-      <w:pPr>
-        <w:widowControl/>
-        <w:jc w:val="left"/>
-      </w:pPr>
-      <w:r>
-        <w:br w:type="page"/>
-      </w:r>
-    </w:p>
-    <w:p/>
-    <w:p>
-      <w:pPr>
-        <w:jc w:val="center"/>
-      </w:pPr>
-      <w:r>
-        <w:rPr>
-          <w:rFonts w:hint="eastAsia"/>
-        </w:rPr>
-        <w:t>対人魅力</w:t>
-      </w:r>
-    </w:p>
-    <w:p/>
-    <w:p/>
-    <w:p>
-      <w:pPr>
-        <w:jc w:val="center"/>
-      </w:pPr>
-      <w:r>
-        <w:t>問題</w:t>
-      </w:r>
-    </w:p>
-    <w:p/>
-    <w:p>
-      <w:pPr>
-        <w:jc w:val="center"/>
-      </w:pPr>
-      <w:r>
-        <w:t>方法</w:t>
-      </w:r>
-    </w:p>
-    <w:p>
-      <w:pPr>
-        <w:jc w:val="left"/>
-      </w:pPr>
-    </w:p>
-    <w:p/>
-    <w:p>
-      <w:r>
-        <w:rPr>
-          <w:rFonts w:hint="eastAsia"/>
-        </w:rPr>
-        <w:t>実験参加者</w:t>
-      </w:r>
-    </w:p>
-    <w:p>
-      <w:r>
-        <w:rPr>
-          <w:rFonts w:hint="eastAsia"/>
-        </w:rPr>
-        <w:t xml:space="preserve"> </w:t>
-      </w:r>
-      <w:r>
-        <w:t xml:space="preserve"> 放送大学で「心理学実験</w:t>
-      </w:r>
-      <w:r>
-        <w:rPr>
-          <w:rFonts w:hint="eastAsia"/>
-        </w:rPr>
-        <w:t>1</w:t>
-      </w:r>
-      <w:r>
-        <w:t>」</w:t>
-      </w:r>
-      <w:r>
-        <w:rPr>
-          <w:rFonts w:hint="eastAsia"/>
-        </w:rPr>
-        <w:t>を受講中の学生18名(男性2名、女性18名、そのほか0</w:t>
-      </w:r>
-      <w:r>
-        <w:t>名、</w:t>
-      </w:r>
-      <w:r>
-        <w:rPr>
-          <w:rFonts w:hint="eastAsia"/>
-        </w:rPr>
-        <w:t>平均年齢50.4歳、標準偏差11.6)が、授業の課題として実験に参加した。</w:t>
-      </w:r>
-    </w:p>
-    <w:p>
-      <w:pPr>
-        <w:jc w:val="left"/>
-      </w:pPr>
-    </w:p>
-    <w:p>
-      <w:pPr>
-        <w:jc w:val="left"/>
-        <w:rPr>
-          <w:rFonts w:hint="eastAsia"/>
-        </w:rPr>
-      </w:pPr>
-    </w:p>
-    <w:p>
-      <w:pPr>
-        <w:jc w:val="left"/>
-      </w:pPr>
-      <w:r>
-        <w:rPr>
-          <w:rFonts w:hint="eastAsia"/>
-        </w:rPr>
-        <w:t>手続き</w:t>
-      </w:r>
-    </w:p>
-    <w:p>
-      <w:pPr>
-        <w:ind w:firstLineChars="100" w:firstLine="210"/>
-        <w:jc w:val="left"/>
-        <w:rPr>
-          <w:rFonts w:hint="eastAsia"/>
-        </w:rPr>
-      </w:pPr>
-    </w:p>
-    <w:p>
-      <w:pPr>
-        <w:ind w:firstLineChars="100" w:firstLine="210"/>
-        <w:jc w:val="left"/>
-      </w:pPr>
-      <w:r>
-        <w:rPr>
-          <w:rFonts w:hint="eastAsia"/>
-        </w:rPr>
-        <w:t>最後に、実験の本来の目的が説明される(デブリーフィング</w:t>
-      </w:r>
-      <w:r>
-        <w:t>)</w:t>
-      </w:r>
-      <w:r>
-        <w:rPr>
-          <w:rFonts w:hint="eastAsia"/>
-        </w:rPr>
-        <w:t>。</w:t>
-      </w:r>
-    </w:p>
-    <w:p>
-      <w:pPr>
-        <w:jc w:val="left"/>
-      </w:pPr>
-    </w:p>
-    <w:p>
-      <w:pPr>
-        <w:jc w:val="left"/>
-      </w:pPr>
-      <w:r>
-        <w:rPr>
-          <w:rFonts w:hint="eastAsia"/>
-        </w:rPr>
-        <w:t>実験計画</w:t>
-      </w:r>
-    </w:p>
-    <w:p>
-      <w:pPr>
-        <w:jc w:val="left"/>
-      </w:pPr>
-      <w:r>
-        <w:rPr>
-          <w:rFonts w:hint="eastAsia"/>
-        </w:rPr>
-        <w:t xml:space="preserve">　1要因3水準(統制条件,質的F</w:t>
-      </w:r>
-      <w:r>
-        <w:t>B</w:t>
-      </w:r>
-      <w:r>
-        <w:rPr>
-          <w:rFonts w:hint="eastAsia"/>
-        </w:rPr>
-        <w:t>条件,量的F</w:t>
-      </w:r>
-      <w:r>
-        <w:t>B</w:t>
-      </w:r>
-      <w:r>
-        <w:rPr>
-          <w:rFonts w:hint="eastAsia"/>
-        </w:rPr>
-        <w:t>条件</w:t>
-      </w:r>
-      <w:r>
-        <w:t>)</w:t>
-      </w:r>
-      <w:r>
-        <w:rPr>
-          <w:rFonts w:hint="eastAsia"/>
-        </w:rPr>
-        <w:t>の参加者間計画</w:t>
-      </w:r>
-    </w:p>
-    <w:p>
-      <w:pPr>
-        <w:jc w:val="left"/>
-      </w:pPr>
-    </w:p>
-    <w:p>
-      <w:pPr>
-        <w:jc w:val="left"/>
-      </w:pPr>
-      <w:r>
-        <w:rPr>
-          <w:rFonts w:hint="eastAsia"/>
-        </w:rPr>
-        <w:t>実験条件</w:t>
-      </w:r>
-    </w:p>
-    <w:p>
-      <w:pPr>
-        <w:jc w:val="left"/>
-      </w:pPr>
-    </w:p>
-    <w:p>
-      <w:pPr>
-        <w:jc w:val="left"/>
-      </w:pPr>
-      <w:r>
-        <w:rPr>
-          <w:rFonts w:hint="eastAsia"/>
-        </w:rPr>
-        <w:t>・自由再生法:</w:t>
-      </w:r>
-      <w:r>
-        <w:t xml:space="preserve"> </w:t>
-      </w:r>
-      <w:r>
-        <w:rPr>
-          <w:rFonts w:hint="eastAsia"/>
-        </w:rPr>
-        <w:t>再生法のうち、刺激の提示順序には関係なく、思い出した順に答えさせる方法</w:t>
-      </w:r>
-    </w:p>
-    <w:p>
-      <w:pPr>
-        <w:jc w:val="left"/>
-      </w:pPr>
-    </w:p>
-    <w:p>
-      <w:r>
-        <w:t>実験材料</w:t>
-      </w:r>
-    </w:p>
-    <w:p/>
-    <w:p/>
-    <w:p/>
-    <w:p>
-      <w:pPr>
-        <w:jc w:val="center"/>
-      </w:pPr>
-      <w:r>
-        <w:t>結果</w:t>
-      </w:r>
-    </w:p>
-    <w:p>
-      <w:pPr>
-        <w:widowControl/>
-        <w:jc w:val="left"/>
-      </w:pPr>
-      <w:r>
-        <w:br w:type="page"/>
-      </w:r>
-    </w:p>
-    <w:p/>
-    <w:p/>
-    <w:p>
-      <w:pPr>
-        <w:jc w:val="center"/>
-      </w:pPr>
-      <w:r>
-        <w:t>考察</w:t>
-      </w:r>
-    </w:p>
-    <w:p/>
-    <w:p/>
-    <w:p>
-      <w:pPr>
-        <w:jc w:val="center"/>
-      </w:pPr>
-      <w:r>
-        <w:t>引用文献</w:t>
-      </w:r>
-    </w:p>
-    <w:p/>
-    <w:p/>
-    <w:p/>
+    <w:p>
+      <w:r>
+        <w:rPr>
+          <w:rFonts w:hint="eastAsia"/>
+        </w:rPr>
+        <w:t>村上宣寛・村上千恵子(1999). 性格は五次元だった 培風館</w:t>
+      </w:r>
+    </w:p>
+    <w:p>
+      <w:r>
+        <w:rPr>
+          <w:rFonts w:hint="eastAsia"/>
+        </w:rPr>
+        <w:t>奥田秀宇(1980). 対人魅力 古畑和孝(編) 人間関係の社会心理学 サイエンス社　pp.96-98</w:t>
+      </w:r>
+    </w:p>
     <w:p/>
     <w:p/>
     <w:sectPr>
@@ -1559,6 +3029,948 @@
 </w:styles>
 </file>
 
+<file path=word/charts/chart1.xml><?xml version="1.0" encoding="utf-8"?>
+<c:chartSpace xmlns:c="http://schemas.openxmlformats.org/drawingml/2006/chart" xmlns:a="http://schemas.openxmlformats.org/drawingml/2006/main" xmlns:r="http://schemas.openxmlformats.org/officeDocument/2006/relationships" xmlns:c16r2="http://schemas.microsoft.com/office/drawing/2015/06/chart">
+  <c:date1904 val="0"/>
+  <c:lang val="ja-JP"/>
+  <c:roundedCorners val="0"/>
+  <mc:AlternateContent xmlns:mc="http://schemas.openxmlformats.org/markup-compatibility/2006">
+    <mc:Choice xmlns:c14="http://schemas.microsoft.com/office/drawing/2007/8/2/chart" Requires="c14">
+      <c14:style val="102"/>
+    </mc:Choice>
+    <mc:Fallback>
+      <c:style val="2"/>
+    </mc:Fallback>
+  </mc:AlternateContent>
+  <c:chart>
+    <c:autoTitleDeleted val="1"/>
+    <c:plotArea>
+      <c:layout/>
+      <c:lineChart>
+        <c:grouping val="standard"/>
+        <c:varyColors val="0"/>
+        <c:ser>
+          <c:idx val="0"/>
+          <c:order val="0"/>
+          <c:tx>
+            <c:strRef>
+              <c:f>Sheet1!$A$3</c:f>
+              <c:strCache>
+                <c:ptCount val="1"/>
+                <c:pt idx="0">
+                  <c:v>平均値</c:v>
+                </c:pt>
+              </c:strCache>
+            </c:strRef>
+          </c:tx>
+          <c:spPr>
+            <a:ln w="28575" cap="rnd">
+              <a:solidFill>
+                <a:schemeClr val="accent1"/>
+              </a:solidFill>
+              <a:round/>
+            </a:ln>
+            <a:effectLst/>
+          </c:spPr>
+          <c:marker>
+            <c:symbol val="none"/>
+          </c:marker>
+          <c:cat>
+            <c:numRef>
+              <c:f>Sheet1!$B$2:$D$2</c:f>
+              <c:numCache>
+                <c:formatCode>General</c:formatCode>
+                <c:ptCount val="3"/>
+                <c:pt idx="0">
+                  <c:v>30</c:v>
+                </c:pt>
+                <c:pt idx="1">
+                  <c:v>60</c:v>
+                </c:pt>
+                <c:pt idx="2">
+                  <c:v>120</c:v>
+                </c:pt>
+              </c:numCache>
+            </c:numRef>
+          </c:cat>
+          <c:val>
+            <c:numRef>
+              <c:f>Sheet1!$B$3:$D$3</c:f>
+              <c:numCache>
+                <c:formatCode>General</c:formatCode>
+                <c:ptCount val="3"/>
+                <c:pt idx="0">
+                  <c:v>489</c:v>
+                </c:pt>
+                <c:pt idx="1">
+                  <c:v>488</c:v>
+                </c:pt>
+                <c:pt idx="2">
+                  <c:v>321</c:v>
+                </c:pt>
+              </c:numCache>
+            </c:numRef>
+          </c:val>
+          <c:smooth val="0"/>
+          <c:extLst>
+            <c:ext xmlns:c16="http://schemas.microsoft.com/office/drawing/2014/chart" uri="{C3380CC4-5D6E-409C-BE32-E72D297353CC}">
+              <c16:uniqueId val="{00000000-2F51-4E5E-B290-4B9DF989294A}"/>
+            </c:ext>
+          </c:extLst>
+        </c:ser>
+        <c:dLbls>
+          <c:showLegendKey val="0"/>
+          <c:showVal val="0"/>
+          <c:showCatName val="0"/>
+          <c:showSerName val="0"/>
+          <c:showPercent val="0"/>
+          <c:showBubbleSize val="0"/>
+        </c:dLbls>
+        <c:smooth val="0"/>
+        <c:axId val="1083269040"/>
+        <c:axId val="1083269520"/>
+      </c:lineChart>
+      <c:catAx>
+        <c:axId val="1083269040"/>
+        <c:scaling>
+          <c:orientation val="minMax"/>
+        </c:scaling>
+        <c:delete val="0"/>
+        <c:axPos val="b"/>
+        <c:title>
+          <c:tx>
+            <c:rich>
+              <a:bodyPr rot="0" spcFirstLastPara="1" vertOverflow="ellipsis" vert="horz" wrap="square" anchor="ctr" anchorCtr="1"/>
+              <a:lstStyle/>
+              <a:p>
+                <a:pPr>
+                  <a:defRPr sz="1000" b="0" i="0" u="none" strike="noStrike" kern="1200" baseline="0">
+                    <a:solidFill>
+                      <a:schemeClr val="tx1">
+                        <a:lumMod val="65000"/>
+                        <a:lumOff val="35000"/>
+                      </a:schemeClr>
+                    </a:solidFill>
+                    <a:latin typeface="+mn-lt"/>
+                    <a:ea typeface="+mn-ea"/>
+                    <a:cs typeface="+mn-cs"/>
+                  </a:defRPr>
+                </a:pPr>
+                <a:r>
+                  <a:rPr lang="ja-JP" altLang="en-US"/>
+                  <a:t>矢羽根間の角度</a:t>
+                </a:r>
+                <a:r>
+                  <a:rPr lang="en-US" altLang="ja-JP"/>
+                  <a:t>(</a:t>
+                </a:r>
+                <a:r>
+                  <a:rPr lang="ja-JP" altLang="en-US"/>
+                  <a:t>度</a:t>
+                </a:r>
+                <a:r>
+                  <a:rPr lang="en-US" altLang="ja-JP"/>
+                  <a:t>)</a:t>
+                </a:r>
+                <a:endParaRPr lang="ja-JP" altLang="en-US"/>
+              </a:p>
+            </c:rich>
+          </c:tx>
+          <c:overlay val="0"/>
+          <c:spPr>
+            <a:noFill/>
+            <a:ln>
+              <a:noFill/>
+            </a:ln>
+            <a:effectLst/>
+          </c:spPr>
+          <c:txPr>
+            <a:bodyPr rot="0" spcFirstLastPara="1" vertOverflow="ellipsis" vert="horz" wrap="square" anchor="ctr" anchorCtr="1"/>
+            <a:lstStyle/>
+            <a:p>
+              <a:pPr>
+                <a:defRPr sz="1000" b="0" i="0" u="none" strike="noStrike" kern="1200" baseline="0">
+                  <a:solidFill>
+                    <a:schemeClr val="tx1">
+                      <a:lumMod val="65000"/>
+                      <a:lumOff val="35000"/>
+                    </a:schemeClr>
+                  </a:solidFill>
+                  <a:latin typeface="+mn-lt"/>
+                  <a:ea typeface="+mn-ea"/>
+                  <a:cs typeface="+mn-cs"/>
+                </a:defRPr>
+              </a:pPr>
+              <a:endParaRPr lang="ja-JP" altLang="en-US"/>
+            </a:p>
+          </c:txPr>
+        </c:title>
+        <c:numFmt formatCode="General" sourceLinked="1"/>
+        <c:majorTickMark val="none"/>
+        <c:minorTickMark val="none"/>
+        <c:tickLblPos val="nextTo"/>
+        <c:spPr>
+          <a:noFill/>
+          <a:ln w="9525" cap="flat" cmpd="sng" algn="ctr">
+            <a:solidFill>
+              <a:schemeClr val="tx1">
+                <a:lumMod val="15000"/>
+                <a:lumOff val="85000"/>
+              </a:schemeClr>
+            </a:solidFill>
+            <a:round/>
+          </a:ln>
+          <a:effectLst/>
+        </c:spPr>
+        <c:txPr>
+          <a:bodyPr rot="-60000000" spcFirstLastPara="1" vertOverflow="ellipsis" vert="horz" wrap="square" anchor="ctr" anchorCtr="1"/>
+          <a:lstStyle/>
+          <a:p>
+            <a:pPr>
+              <a:defRPr sz="900" b="0" i="0" u="none" strike="noStrike" kern="1200" baseline="0">
+                <a:solidFill>
+                  <a:schemeClr val="tx1">
+                    <a:lumMod val="65000"/>
+                    <a:lumOff val="35000"/>
+                  </a:schemeClr>
+                </a:solidFill>
+                <a:latin typeface="+mn-lt"/>
+                <a:ea typeface="+mn-ea"/>
+                <a:cs typeface="+mn-cs"/>
+              </a:defRPr>
+            </a:pPr>
+            <a:endParaRPr lang="ja-JP"/>
+          </a:p>
+        </c:txPr>
+        <c:crossAx val="1083269520"/>
+        <c:crosses val="autoZero"/>
+        <c:auto val="1"/>
+        <c:lblAlgn val="ctr"/>
+        <c:lblOffset val="100"/>
+        <c:noMultiLvlLbl val="0"/>
+      </c:catAx>
+      <c:valAx>
+        <c:axId val="1083269520"/>
+        <c:scaling>
+          <c:orientation val="minMax"/>
+        </c:scaling>
+        <c:delete val="0"/>
+        <c:axPos val="l"/>
+        <c:majorGridlines>
+          <c:spPr>
+            <a:ln w="9525" cap="flat" cmpd="sng" algn="ctr">
+              <a:solidFill>
+                <a:schemeClr val="tx1">
+                  <a:lumMod val="15000"/>
+                  <a:lumOff val="85000"/>
+                </a:schemeClr>
+              </a:solidFill>
+              <a:round/>
+            </a:ln>
+            <a:effectLst/>
+          </c:spPr>
+        </c:majorGridlines>
+        <c:title>
+          <c:tx>
+            <c:rich>
+              <a:bodyPr rot="-5400000" spcFirstLastPara="1" vertOverflow="ellipsis" vert="horz" wrap="square" anchor="ctr" anchorCtr="1"/>
+              <a:lstStyle/>
+              <a:p>
+                <a:pPr>
+                  <a:defRPr sz="1000" b="0" i="0" u="none" strike="noStrike" kern="1200" baseline="0">
+                    <a:solidFill>
+                      <a:schemeClr val="tx1">
+                        <a:lumMod val="65000"/>
+                        <a:lumOff val="35000"/>
+                      </a:schemeClr>
+                    </a:solidFill>
+                    <a:latin typeface="+mn-lt"/>
+                    <a:ea typeface="+mn-ea"/>
+                    <a:cs typeface="+mn-cs"/>
+                  </a:defRPr>
+                </a:pPr>
+                <a:r>
+                  <a:rPr lang="ja-JP" altLang="en-US"/>
+                  <a:t>錯視量</a:t>
+                </a:r>
+                <a:r>
+                  <a:rPr lang="en-US" altLang="ja-JP"/>
+                  <a:t>(mm)</a:t>
+                </a:r>
+                <a:endParaRPr lang="ja-JP" altLang="en-US"/>
+              </a:p>
+            </c:rich>
+          </c:tx>
+          <c:overlay val="0"/>
+          <c:spPr>
+            <a:noFill/>
+            <a:ln>
+              <a:noFill/>
+            </a:ln>
+            <a:effectLst/>
+          </c:spPr>
+          <c:txPr>
+            <a:bodyPr rot="-5400000" spcFirstLastPara="1" vertOverflow="ellipsis" vert="horz" wrap="square" anchor="ctr" anchorCtr="1"/>
+            <a:lstStyle/>
+            <a:p>
+              <a:pPr>
+                <a:defRPr sz="1000" b="0" i="0" u="none" strike="noStrike" kern="1200" baseline="0">
+                  <a:solidFill>
+                    <a:schemeClr val="tx1">
+                      <a:lumMod val="65000"/>
+                      <a:lumOff val="35000"/>
+                    </a:schemeClr>
+                  </a:solidFill>
+                  <a:latin typeface="+mn-lt"/>
+                  <a:ea typeface="+mn-ea"/>
+                  <a:cs typeface="+mn-cs"/>
+                </a:defRPr>
+              </a:pPr>
+              <a:endParaRPr lang="ja-JP" altLang="en-US"/>
+            </a:p>
+          </c:txPr>
+        </c:title>
+        <c:numFmt formatCode="General" sourceLinked="1"/>
+        <c:majorTickMark val="none"/>
+        <c:minorTickMark val="none"/>
+        <c:tickLblPos val="nextTo"/>
+        <c:spPr>
+          <a:noFill/>
+          <a:ln>
+            <a:noFill/>
+          </a:ln>
+          <a:effectLst/>
+        </c:spPr>
+        <c:txPr>
+          <a:bodyPr rot="-60000000" spcFirstLastPara="1" vertOverflow="ellipsis" vert="horz" wrap="square" anchor="ctr" anchorCtr="1"/>
+          <a:lstStyle/>
+          <a:p>
+            <a:pPr>
+              <a:defRPr sz="900" b="0" i="0" u="none" strike="noStrike" kern="1200" baseline="0">
+                <a:solidFill>
+                  <a:schemeClr val="tx1">
+                    <a:lumMod val="65000"/>
+                    <a:lumOff val="35000"/>
+                  </a:schemeClr>
+                </a:solidFill>
+                <a:latin typeface="+mn-lt"/>
+                <a:ea typeface="+mn-ea"/>
+                <a:cs typeface="+mn-cs"/>
+              </a:defRPr>
+            </a:pPr>
+            <a:endParaRPr lang="ja-JP"/>
+          </a:p>
+        </c:txPr>
+        <c:crossAx val="1083269040"/>
+        <c:crosses val="autoZero"/>
+        <c:crossBetween val="between"/>
+      </c:valAx>
+      <c:spPr>
+        <a:noFill/>
+        <a:ln>
+          <a:noFill/>
+        </a:ln>
+        <a:effectLst/>
+      </c:spPr>
+    </c:plotArea>
+    <c:plotVisOnly val="1"/>
+    <c:dispBlanksAs val="gap"/>
+    <c:showDLblsOverMax val="0"/>
+    <c:extLst>
+      <c:ext xmlns:c16r3="http://schemas.microsoft.com/office/drawing/2017/03/chart" uri="{56B9EC1D-385E-4148-901F-78D8002777C0}">
+        <c16r3:dataDisplayOptions16>
+          <c16r3:dispNaAsBlank val="1"/>
+        </c16r3:dataDisplayOptions16>
+      </c:ext>
+    </c:extLst>
+  </c:chart>
+  <c:spPr>
+    <a:solidFill>
+      <a:schemeClr val="bg1"/>
+    </a:solidFill>
+    <a:ln w="9525" cap="flat" cmpd="sng" algn="ctr">
+      <a:solidFill>
+        <a:schemeClr val="tx1">
+          <a:lumMod val="15000"/>
+          <a:lumOff val="85000"/>
+        </a:schemeClr>
+      </a:solidFill>
+      <a:round/>
+    </a:ln>
+    <a:effectLst/>
+  </c:spPr>
+  <c:txPr>
+    <a:bodyPr/>
+    <a:lstStyle/>
+    <a:p>
+      <a:pPr>
+        <a:defRPr/>
+      </a:pPr>
+      <a:endParaRPr lang="ja-JP"/>
+    </a:p>
+  </c:txPr>
+  <c:externalData r:id="rId3">
+    <c:autoUpdate val="0"/>
+  </c:externalData>
+</c:chartSpace>
+</file>
+
+<file path=word/charts/colors1.xml><?xml version="1.0" encoding="utf-8"?>
+<cs:colorStyle xmlns:cs="http://schemas.microsoft.com/office/drawing/2012/chartStyle" xmlns:a="http://schemas.openxmlformats.org/drawingml/2006/main" meth="cycle" id="10">
+  <a:schemeClr val="accent1"/>
+  <a:schemeClr val="accent2"/>
+  <a:schemeClr val="accent3"/>
+  <a:schemeClr val="accent4"/>
+  <a:schemeClr val="accent5"/>
+  <a:schemeClr val="accent6"/>
+  <cs:variation/>
+  <cs:variation>
+    <a:lumMod val="60000"/>
+  </cs:variation>
+  <cs:variation>
+    <a:lumMod val="80000"/>
+    <a:lumOff val="20000"/>
+  </cs:variation>
+  <cs:variation>
+    <a:lumMod val="80000"/>
+  </cs:variation>
+  <cs:variation>
+    <a:lumMod val="60000"/>
+    <a:lumOff val="40000"/>
+  </cs:variation>
+  <cs:variation>
+    <a:lumMod val="50000"/>
+  </cs:variation>
+  <cs:variation>
+    <a:lumMod val="70000"/>
+    <a:lumOff val="30000"/>
+  </cs:variation>
+  <cs:variation>
+    <a:lumMod val="70000"/>
+  </cs:variation>
+  <cs:variation>
+    <a:lumMod val="50000"/>
+    <a:lumOff val="50000"/>
+  </cs:variation>
+</cs:colorStyle>
+</file>
+
+<file path=word/charts/style1.xml><?xml version="1.0" encoding="utf-8"?>
+<cs:chartStyle xmlns:cs="http://schemas.microsoft.com/office/drawing/2012/chartStyle" xmlns:a="http://schemas.openxmlformats.org/drawingml/2006/main" id="227">
+  <cs:axisTitle>
+    <cs:lnRef idx="0"/>
+    <cs:fillRef idx="0"/>
+    <cs:effectRef idx="0"/>
+    <cs:fontRef idx="minor">
+      <a:schemeClr val="tx1">
+        <a:lumMod val="65000"/>
+        <a:lumOff val="35000"/>
+      </a:schemeClr>
+    </cs:fontRef>
+    <cs:defRPr sz="1000" kern="1200"/>
+  </cs:axisTitle>
+  <cs:categoryAxis>
+    <cs:lnRef idx="0"/>
+    <cs:fillRef idx="0"/>
+    <cs:effectRef idx="0"/>
+    <cs:fontRef idx="minor">
+      <a:schemeClr val="tx1">
+        <a:lumMod val="65000"/>
+        <a:lumOff val="35000"/>
+      </a:schemeClr>
+    </cs:fontRef>
+    <cs:spPr>
+      <a:ln w="9525" cap="flat" cmpd="sng" algn="ctr">
+        <a:solidFill>
+          <a:schemeClr val="tx1">
+            <a:lumMod val="15000"/>
+            <a:lumOff val="85000"/>
+          </a:schemeClr>
+        </a:solidFill>
+        <a:round/>
+      </a:ln>
+    </cs:spPr>
+    <cs:defRPr sz="900" kern="1200"/>
+  </cs:categoryAxis>
+  <cs:chartArea mods="allowNoFillOverride allowNoLineOverride">
+    <cs:lnRef idx="0"/>
+    <cs:fillRef idx="0"/>
+    <cs:effectRef idx="0"/>
+    <cs:fontRef idx="minor">
+      <a:schemeClr val="tx1"/>
+    </cs:fontRef>
+    <cs:spPr>
+      <a:solidFill>
+        <a:schemeClr val="bg1"/>
+      </a:solidFill>
+      <a:ln w="9525" cap="flat" cmpd="sng" algn="ctr">
+        <a:solidFill>
+          <a:schemeClr val="tx1">
+            <a:lumMod val="15000"/>
+            <a:lumOff val="85000"/>
+          </a:schemeClr>
+        </a:solidFill>
+        <a:round/>
+      </a:ln>
+    </cs:spPr>
+    <cs:defRPr sz="1000" kern="1200"/>
+  </cs:chartArea>
+  <cs:dataLabel>
+    <cs:lnRef idx="0"/>
+    <cs:fillRef idx="0"/>
+    <cs:effectRef idx="0"/>
+    <cs:fontRef idx="minor">
+      <a:schemeClr val="tx1">
+        <a:lumMod val="75000"/>
+        <a:lumOff val="25000"/>
+      </a:schemeClr>
+    </cs:fontRef>
+    <cs:defRPr sz="900" kern="1200"/>
+  </cs:dataLabel>
+  <cs:dataLabelCallout>
+    <cs:lnRef idx="0"/>
+    <cs:fillRef idx="0"/>
+    <cs:effectRef idx="0"/>
+    <cs:fontRef idx="minor">
+      <a:schemeClr val="dk1">
+        <a:lumMod val="65000"/>
+        <a:lumOff val="35000"/>
+      </a:schemeClr>
+    </cs:fontRef>
+    <cs:spPr>
+      <a:solidFill>
+        <a:schemeClr val="lt1"/>
+      </a:solidFill>
+      <a:ln>
+        <a:solidFill>
+          <a:schemeClr val="dk1">
+            <a:lumMod val="25000"/>
+            <a:lumOff val="75000"/>
+          </a:schemeClr>
+        </a:solidFill>
+      </a:ln>
+    </cs:spPr>
+    <cs:defRPr sz="900" kern="1200"/>
+    <cs:bodyPr rot="0" spcFirstLastPara="1" vertOverflow="clip" horzOverflow="clip" vert="horz" wrap="square" lIns="36576" tIns="18288" rIns="36576" bIns="18288" anchor="ctr" anchorCtr="1">
+      <a:spAutoFit/>
+    </cs:bodyPr>
+  </cs:dataLabelCallout>
+  <cs:dataPoint>
+    <cs:lnRef idx="0"/>
+    <cs:fillRef idx="1">
+      <cs:styleClr val="auto"/>
+    </cs:fillRef>
+    <cs:effectRef idx="0"/>
+    <cs:fontRef idx="minor">
+      <a:schemeClr val="tx1"/>
+    </cs:fontRef>
+    <cs:spPr>
+      <a:solidFill>
+        <a:schemeClr val="phClr"/>
+      </a:solidFill>
+    </cs:spPr>
+  </cs:dataPoint>
+  <cs:dataPoint3D>
+    <cs:lnRef idx="0"/>
+    <cs:fillRef idx="1">
+      <cs:styleClr val="auto"/>
+    </cs:fillRef>
+    <cs:effectRef idx="0"/>
+    <cs:fontRef idx="minor">
+      <a:schemeClr val="tx1"/>
+    </cs:fontRef>
+    <cs:spPr>
+      <a:solidFill>
+        <a:schemeClr val="phClr"/>
+      </a:solidFill>
+    </cs:spPr>
+  </cs:dataPoint3D>
+  <cs:dataPointLine>
+    <cs:lnRef idx="0">
+      <cs:styleClr val="auto"/>
+    </cs:lnRef>
+    <cs:fillRef idx="1"/>
+    <cs:effectRef idx="0"/>
+    <cs:fontRef idx="minor">
+      <a:schemeClr val="tx1"/>
+    </cs:fontRef>
+    <cs:spPr>
+      <a:ln w="28575" cap="rnd">
+        <a:solidFill>
+          <a:schemeClr val="phClr"/>
+        </a:solidFill>
+        <a:round/>
+      </a:ln>
+    </cs:spPr>
+  </cs:dataPointLine>
+  <cs:dataPointMarker>
+    <cs:lnRef idx="0">
+      <cs:styleClr val="auto"/>
+    </cs:lnRef>
+    <cs:fillRef idx="1">
+      <cs:styleClr val="auto"/>
+    </cs:fillRef>
+    <cs:effectRef idx="0"/>
+    <cs:fontRef idx="minor">
+      <a:schemeClr val="tx1"/>
+    </cs:fontRef>
+    <cs:spPr>
+      <a:solidFill>
+        <a:schemeClr val="phClr"/>
+      </a:solidFill>
+      <a:ln w="9525">
+        <a:solidFill>
+          <a:schemeClr val="phClr"/>
+        </a:solidFill>
+      </a:ln>
+    </cs:spPr>
+  </cs:dataPointMarker>
+  <cs:dataPointMarkerLayout symbol="circle" size="5"/>
+  <cs:dataPointWireframe>
+    <cs:lnRef idx="0">
+      <cs:styleClr val="auto"/>
+    </cs:lnRef>
+    <cs:fillRef idx="1"/>
+    <cs:effectRef idx="0"/>
+    <cs:fontRef idx="minor">
+      <a:schemeClr val="tx1"/>
+    </cs:fontRef>
+    <cs:spPr>
+      <a:ln w="9525" cap="rnd">
+        <a:solidFill>
+          <a:schemeClr val="phClr"/>
+        </a:solidFill>
+        <a:round/>
+      </a:ln>
+    </cs:spPr>
+  </cs:dataPointWireframe>
+  <cs:dataTable>
+    <cs:lnRef idx="0"/>
+    <cs:fillRef idx="0"/>
+    <cs:effectRef idx="0"/>
+    <cs:fontRef idx="minor">
+      <a:schemeClr val="tx1">
+        <a:lumMod val="65000"/>
+        <a:lumOff val="35000"/>
+      </a:schemeClr>
+    </cs:fontRef>
+    <cs:spPr>
+      <a:noFill/>
+      <a:ln w="9525" cap="flat" cmpd="sng" algn="ctr">
+        <a:solidFill>
+          <a:schemeClr val="tx1">
+            <a:lumMod val="15000"/>
+            <a:lumOff val="85000"/>
+          </a:schemeClr>
+        </a:solidFill>
+        <a:round/>
+      </a:ln>
+    </cs:spPr>
+    <cs:defRPr sz="900" kern="1200"/>
+  </cs:dataTable>
+  <cs:downBar>
+    <cs:lnRef idx="0"/>
+    <cs:fillRef idx="0"/>
+    <cs:effectRef idx="0"/>
+    <cs:fontRef idx="minor">
+      <a:schemeClr val="dk1"/>
+    </cs:fontRef>
+    <cs:spPr>
+      <a:solidFill>
+        <a:schemeClr val="dk1">
+          <a:lumMod val="65000"/>
+          <a:lumOff val="35000"/>
+        </a:schemeClr>
+      </a:solidFill>
+      <a:ln w="9525">
+        <a:solidFill>
+          <a:schemeClr val="tx1">
+            <a:lumMod val="65000"/>
+            <a:lumOff val="35000"/>
+          </a:schemeClr>
+        </a:solidFill>
+      </a:ln>
+    </cs:spPr>
+  </cs:downBar>
+  <cs:dropLine>
+    <cs:lnRef idx="0"/>
+    <cs:fillRef idx="0"/>
+    <cs:effectRef idx="0"/>
+    <cs:fontRef idx="minor">
+      <a:schemeClr val="tx1"/>
+    </cs:fontRef>
+    <cs:spPr>
+      <a:ln w="9525" cap="flat" cmpd="sng" algn="ctr">
+        <a:solidFill>
+          <a:schemeClr val="tx1">
+            <a:lumMod val="35000"/>
+            <a:lumOff val="65000"/>
+          </a:schemeClr>
+        </a:solidFill>
+        <a:round/>
+      </a:ln>
+    </cs:spPr>
+  </cs:dropLine>
+  <cs:errorBar>
+    <cs:lnRef idx="0"/>
+    <cs:fillRef idx="0"/>
+    <cs:effectRef idx="0"/>
+    <cs:fontRef idx="minor">
+      <a:schemeClr val="tx1"/>
+    </cs:fontRef>
+    <cs:spPr>
+      <a:ln w="9525" cap="flat" cmpd="sng" algn="ctr">
+        <a:solidFill>
+          <a:schemeClr val="tx1">
+            <a:lumMod val="65000"/>
+            <a:lumOff val="35000"/>
+          </a:schemeClr>
+        </a:solidFill>
+        <a:round/>
+      </a:ln>
+    </cs:spPr>
+  </cs:errorBar>
+  <cs:floor>
+    <cs:lnRef idx="0"/>
+    <cs:fillRef idx="0"/>
+    <cs:effectRef idx="0"/>
+    <cs:fontRef idx="minor">
+      <a:schemeClr val="tx1"/>
+    </cs:fontRef>
+    <cs:spPr>
+      <a:noFill/>
+      <a:ln>
+        <a:noFill/>
+      </a:ln>
+    </cs:spPr>
+  </cs:floor>
+  <cs:gridlineMajor>
+    <cs:lnRef idx="0"/>
+    <cs:fillRef idx="0"/>
+    <cs:effectRef idx="0"/>
+    <cs:fontRef idx="minor">
+      <a:schemeClr val="tx1"/>
+    </cs:fontRef>
+    <cs:spPr>
+      <a:ln w="9525" cap="flat" cmpd="sng" algn="ctr">
+        <a:solidFill>
+          <a:schemeClr val="tx1">
+            <a:lumMod val="15000"/>
+            <a:lumOff val="85000"/>
+          </a:schemeClr>
+        </a:solidFill>
+        <a:round/>
+      </a:ln>
+    </cs:spPr>
+  </cs:gridlineMajor>
+  <cs:gridlineMinor>
+    <cs:lnRef idx="0"/>
+    <cs:fillRef idx="0"/>
+    <cs:effectRef idx="0"/>
+    <cs:fontRef idx="minor">
+      <a:schemeClr val="tx1"/>
+    </cs:fontRef>
+    <cs:spPr>
+      <a:ln w="9525" cap="flat" cmpd="sng" algn="ctr">
+        <a:solidFill>
+          <a:schemeClr val="tx1">
+            <a:lumMod val="5000"/>
+            <a:lumOff val="95000"/>
+          </a:schemeClr>
+        </a:solidFill>
+        <a:round/>
+      </a:ln>
+    </cs:spPr>
+  </cs:gridlineMinor>
+  <cs:hiLoLine>
+    <cs:lnRef idx="0"/>
+    <cs:fillRef idx="0"/>
+    <cs:effectRef idx="0"/>
+    <cs:fontRef idx="minor">
+      <a:schemeClr val="tx1"/>
+    </cs:fontRef>
+    <cs:spPr>
+      <a:ln w="9525" cap="flat" cmpd="sng" algn="ctr">
+        <a:solidFill>
+          <a:schemeClr val="tx1">
+            <a:lumMod val="75000"/>
+            <a:lumOff val="25000"/>
+          </a:schemeClr>
+        </a:solidFill>
+        <a:round/>
+      </a:ln>
+    </cs:spPr>
+  </cs:hiLoLine>
+  <cs:leaderLine>
+    <cs:lnRef idx="0"/>
+    <cs:fillRef idx="0"/>
+    <cs:effectRef idx="0"/>
+    <cs:fontRef idx="minor">
+      <a:schemeClr val="tx1"/>
+    </cs:fontRef>
+    <cs:spPr>
+      <a:ln w="9525" cap="flat" cmpd="sng" algn="ctr">
+        <a:solidFill>
+          <a:schemeClr val="tx1">
+            <a:lumMod val="35000"/>
+            <a:lumOff val="65000"/>
+          </a:schemeClr>
+        </a:solidFill>
+        <a:round/>
+      </a:ln>
+    </cs:spPr>
+  </cs:leaderLine>
+  <cs:legend>
+    <cs:lnRef idx="0"/>
+    <cs:fillRef idx="0"/>
+    <cs:effectRef idx="0"/>
+    <cs:fontRef idx="minor">
+      <a:schemeClr val="tx1">
+        <a:lumMod val="65000"/>
+        <a:lumOff val="35000"/>
+      </a:schemeClr>
+    </cs:fontRef>
+    <cs:defRPr sz="900" kern="1200"/>
+  </cs:legend>
+  <cs:plotArea mods="allowNoFillOverride allowNoLineOverride">
+    <cs:lnRef idx="0"/>
+    <cs:fillRef idx="0"/>
+    <cs:effectRef idx="0"/>
+    <cs:fontRef idx="minor">
+      <a:schemeClr val="tx1"/>
+    </cs:fontRef>
+  </cs:plotArea>
+  <cs:plotArea3D mods="allowNoFillOverride allowNoLineOverride">
+    <cs:lnRef idx="0"/>
+    <cs:fillRef idx="0"/>
+    <cs:effectRef idx="0"/>
+    <cs:fontRef idx="minor">
+      <a:schemeClr val="tx1"/>
+    </cs:fontRef>
+  </cs:plotArea3D>
+  <cs:seriesAxis>
+    <cs:lnRef idx="0"/>
+    <cs:fillRef idx="0"/>
+    <cs:effectRef idx="0"/>
+    <cs:fontRef idx="minor">
+      <a:schemeClr val="tx1">
+        <a:lumMod val="65000"/>
+        <a:lumOff val="35000"/>
+      </a:schemeClr>
+    </cs:fontRef>
+    <cs:defRPr sz="900" kern="1200"/>
+  </cs:seriesAxis>
+  <cs:seriesLine>
+    <cs:lnRef idx="0"/>
+    <cs:fillRef idx="0"/>
+    <cs:effectRef idx="0"/>
+    <cs:fontRef idx="minor">
+      <a:schemeClr val="tx1"/>
+    </cs:fontRef>
+    <cs:spPr>
+      <a:ln w="9525" cap="flat" cmpd="sng" algn="ctr">
+        <a:solidFill>
+          <a:schemeClr val="tx1">
+            <a:lumMod val="35000"/>
+            <a:lumOff val="65000"/>
+          </a:schemeClr>
+        </a:solidFill>
+        <a:round/>
+      </a:ln>
+    </cs:spPr>
+  </cs:seriesLine>
+  <cs:title>
+    <cs:lnRef idx="0"/>
+    <cs:fillRef idx="0"/>
+    <cs:effectRef idx="0"/>
+    <cs:fontRef idx="minor">
+      <a:schemeClr val="tx1">
+        <a:lumMod val="65000"/>
+        <a:lumOff val="35000"/>
+      </a:schemeClr>
+    </cs:fontRef>
+    <cs:defRPr sz="1400" b="0" kern="1200" spc="0" baseline="0"/>
+  </cs:title>
+  <cs:trendline>
+    <cs:lnRef idx="0">
+      <cs:styleClr val="auto"/>
+    </cs:lnRef>
+    <cs:fillRef idx="0"/>
+    <cs:effectRef idx="0"/>
+    <cs:fontRef idx="minor">
+      <a:schemeClr val="tx1"/>
+    </cs:fontRef>
+    <cs:spPr>
+      <a:ln w="19050" cap="rnd">
+        <a:solidFill>
+          <a:schemeClr val="phClr"/>
+        </a:solidFill>
+        <a:prstDash val="sysDot"/>
+      </a:ln>
+    </cs:spPr>
+  </cs:trendline>
+  <cs:trendlineLabel>
+    <cs:lnRef idx="0"/>
+    <cs:fillRef idx="0"/>
+    <cs:effectRef idx="0"/>
+    <cs:fontRef idx="minor">
+      <a:schemeClr val="tx1">
+        <a:lumMod val="65000"/>
+        <a:lumOff val="35000"/>
+      </a:schemeClr>
+    </cs:fontRef>
+    <cs:defRPr sz="900" kern="1200"/>
+  </cs:trendlineLabel>
+  <cs:upBar>
+    <cs:lnRef idx="0"/>
+    <cs:fillRef idx="0"/>
+    <cs:effectRef idx="0"/>
+    <cs:fontRef idx="minor">
+      <a:schemeClr val="dk1"/>
+    </cs:fontRef>
+    <cs:spPr>
+      <a:solidFill>
+        <a:schemeClr val="lt1"/>
+      </a:solidFill>
+      <a:ln w="9525">
+        <a:solidFill>
+          <a:schemeClr val="tx1">
+            <a:lumMod val="15000"/>
+            <a:lumOff val="85000"/>
+          </a:schemeClr>
+        </a:solidFill>
+      </a:ln>
+    </cs:spPr>
+  </cs:upBar>
+  <cs:valueAxis>
+    <cs:lnRef idx="0"/>
+    <cs:fillRef idx="0"/>
+    <cs:effectRef idx="0"/>
+    <cs:fontRef idx="minor">
+      <a:schemeClr val="tx1">
+        <a:lumMod val="65000"/>
+        <a:lumOff val="35000"/>
+      </a:schemeClr>
+    </cs:fontRef>
+    <cs:defRPr sz="900" kern="1200"/>
+  </cs:valueAxis>
+  <cs:wall>
+    <cs:lnRef idx="0"/>
+    <cs:fillRef idx="0"/>
+    <cs:effectRef idx="0"/>
+    <cs:fontRef idx="minor">
+      <a:schemeClr val="tx1"/>
+    </cs:fontRef>
+    <cs:spPr>
+      <a:noFill/>
+      <a:ln>
+        <a:noFill/>
+      </a:ln>
+    </cs:spPr>
+  </cs:wall>
+</cs:chartStyle>
+</file>
+
 <file path=word/theme/theme1.xml><?xml version="1.0" encoding="utf-8"?>
 <a:theme xmlns:a="http://schemas.openxmlformats.org/drawingml/2006/main" name="Office テーマ">
   <a:themeElements>

--- a/2026A/心理学実験1/1420048141松山和弘_心理学実験1.docx
+++ b/2026A/心理学実験1/1420048141松山和弘_心理学実験1.docx
@@ -805,6 +805,62 @@
         </w:rPr>
         <w:t>である。</w:t>
       </w:r>
+      <w:r>
+        <w:rPr>
+          <w:rFonts w:hint="eastAsia"/>
+        </w:rPr>
+        <w:t>図1より、30度と60度の場合の錯視量は同程度であり、120度の錯視量は30度と60度よりも低かった。</w:t>
+      </w:r>
+    </w:p>
+    <w:p>
+      <w:pPr>
+        <w:jc w:val="left"/>
+        <w:rPr>
+          <w:rFonts w:hint="eastAsia"/>
+        </w:rPr>
+      </w:pPr>
+      <w:r>
+        <w:rPr>
+          <w:rFonts w:hint="eastAsia"/>
+        </w:rPr>
+        <w:t xml:space="preserve">　各角度の錯視量について1要因3水準の参加者内計画の分散分析を行った(表2)。その結果、矢羽根間の角度の効果は、有意水準0.1%で有意であった。そこでLSD法による多重比較を行ったところ、</w:t>
+      </w:r>
+      <w:r>
+        <w:rPr>
+          <w:rFonts w:hint="eastAsia"/>
+        </w:rPr>
+        <w:t>表3のように、</w:t>
+      </w:r>
+      <w:r>
+        <w:rPr>
+          <w:rFonts w:hint="eastAsia"/>
+        </w:rPr>
+        <w:t>錯視量</w:t>
+      </w:r>
+      <w:r>
+        <w:rPr>
+          <w:rFonts w:hint="eastAsia"/>
+        </w:rPr>
+        <w:t>の大小関係</w:t>
+      </w:r>
+      <w:r>
+        <w:rPr>
+          <w:rFonts w:hint="eastAsia"/>
+        </w:rPr>
+        <w:t>は</w:t>
+      </w:r>
+      <w:r>
+        <w:rPr>
+          <w:rFonts w:hint="eastAsia"/>
+        </w:rPr>
+        <w:t>、30度=60度、30度&gt;120度、60度&gt;120度となった</w:t>
+      </w:r>
+      <w:r>
+        <w:rPr>
+          <w:rFonts w:hint="eastAsia"/>
+        </w:rPr>
+        <w:t>。</w:t>
+      </w:r>
     </w:p>
     <w:p>
       <w:pPr>
@@ -1071,9 +1127,6 @@
     <w:p>
       <w:pPr>
         <w:jc w:val="center"/>
-        <w:rPr>
-          <w:rFonts w:hint="eastAsia"/>
-        </w:rPr>
       </w:pPr>
       <w:r>
         <w:rPr>
@@ -1111,8 +1164,6 @@
         </w:drawing>
       </w:r>
     </w:p>
-    <w:p/>
-    <w:p/>
     <w:p>
       <w:pPr>
         <w:rPr>
@@ -1544,6 +1595,22 @@
     </w:tbl>
     <w:p/>
     <w:p>
+      <w:pPr>
+        <w:widowControl/>
+        <w:jc w:val="left"/>
+      </w:pPr>
+      <w:r>
+        <w:br w:type="page"/>
+      </w:r>
+    </w:p>
+    <w:p>
+      <w:pPr>
+        <w:rPr>
+          <w:rFonts w:hint="eastAsia"/>
+        </w:rPr>
+      </w:pPr>
+    </w:p>
+    <w:p>
       <w:r>
         <w:rPr>
           <w:rFonts w:hint="eastAsia"/>
@@ -1779,7 +1846,6 @@
         <w:rPr>
           <w:rFonts w:hint="eastAsia"/>
         </w:rPr>
-        <w:lastRenderedPageBreak/>
         <w:t>MSe=21.1</w:t>
       </w:r>
     </w:p>

--- a/2026A/心理学実験1/1420048141松山和弘_心理学実験1.docx
+++ b/2026A/心理学実験1/1420048141松山和弘_心理学実験1.docx
@@ -815,51 +815,30 @@
     <w:p>
       <w:pPr>
         <w:jc w:val="left"/>
-        <w:rPr>
-          <w:rFonts w:hint="eastAsia"/>
-        </w:rPr>
-      </w:pPr>
-      <w:r>
-        <w:rPr>
-          <w:rFonts w:hint="eastAsia"/>
-        </w:rPr>
-        <w:t xml:space="preserve">　各角度の錯視量について1要因3水準の参加者内計画の分散分析を行った(表2)。その結果、矢羽根間の角度の効果は、有意水準0.1%で有意であった。そこでLSD法による多重比較を行ったところ、</w:t>
-      </w:r>
-      <w:r>
-        <w:rPr>
-          <w:rFonts w:hint="eastAsia"/>
-        </w:rPr>
-        <w:t>表3のように、</w:t>
-      </w:r>
-      <w:r>
-        <w:rPr>
-          <w:rFonts w:hint="eastAsia"/>
-        </w:rPr>
-        <w:t>錯視量</w:t>
-      </w:r>
-      <w:r>
-        <w:rPr>
-          <w:rFonts w:hint="eastAsia"/>
-        </w:rPr>
-        <w:t>の大小関係</w:t>
-      </w:r>
-      <w:r>
-        <w:rPr>
-          <w:rFonts w:hint="eastAsia"/>
-        </w:rPr>
-        <w:t>は</w:t>
-      </w:r>
-      <w:r>
-        <w:rPr>
-          <w:rFonts w:hint="eastAsia"/>
-        </w:rPr>
-        <w:t>、30度=60度、30度&gt;120度、60度&gt;120度となった</w:t>
-      </w:r>
-      <w:r>
-        <w:rPr>
-          <w:rFonts w:hint="eastAsia"/>
-        </w:rPr>
-        <w:t>。</w:t>
+      </w:pPr>
+      <w:r>
+        <w:rPr>
+          <w:rFonts w:hint="eastAsia"/>
+        </w:rPr>
+        <w:t xml:space="preserve">　各角度の錯視量について1要因3水準の参加者内計画の分散分析を行った(表2)。その結果、矢羽根間の角度の効果は、有意水準0.1%で有意であった</w:t>
+      </w:r>
+      <w:r>
+        <w:rPr>
+          <w:rFonts w:hint="eastAsia"/>
+        </w:rPr>
+        <w:t>(F(2,34)=24.9 p=.001未満)</w:t>
+      </w:r>
+      <w:r>
+        <w:rPr>
+          <w:rFonts w:hint="eastAsia"/>
+        </w:rPr>
+        <w:t>。そこでLSD法による多重比較を行ったところ、</w:t>
+      </w:r>
+      <w:r>
+        <w:rPr>
+          <w:rFonts w:hint="eastAsia"/>
+        </w:rPr>
+        <w:t>表3のように、錯視量の大小関係は、30度=60度、30度&gt;120度、60度&gt;120度となった。</w:t>
       </w:r>
     </w:p>
     <w:p>
@@ -1164,13 +1143,7 @@
         </w:drawing>
       </w:r>
     </w:p>
-    <w:p>
-      <w:pPr>
-        <w:rPr>
-          <w:rFonts w:hint="eastAsia"/>
-        </w:rPr>
-      </w:pPr>
-    </w:p>
+    <w:p/>
     <w:p>
       <w:r>
         <w:rPr>
@@ -1243,12 +1216,14 @@
             </w:tcBorders>
           </w:tcPr>
           <w:p>
+            <w:proofErr w:type="spellStart"/>
             <w:r>
               <w:rPr>
                 <w:rFonts w:hint="eastAsia"/>
               </w:rPr>
               <w:t>df</w:t>
             </w:r>
+            <w:proofErr w:type="spellEnd"/>
           </w:p>
         </w:tc>
         <w:tc>
@@ -1604,11 +1579,7 @@
       </w:r>
     </w:p>
     <w:p>
-      <w:pPr>
-        <w:rPr>
-          <w:rFonts w:hint="eastAsia"/>
-        </w:rPr>
-      </w:pPr>
+      <w:bookmarkStart w:id="1" w:name="_Hlk233833921"/>
     </w:p>
     <w:p>
       <w:r>
@@ -1842,11 +1813,19 @@
       </w:tr>
     </w:tbl>
     <w:p>
-      <w:r>
-        <w:rPr>
-          <w:rFonts w:hint="eastAsia"/>
-        </w:rPr>
-        <w:t>MSe=21.1</w:t>
+      <w:proofErr w:type="spellStart"/>
+      <w:r>
+        <w:rPr>
+          <w:rFonts w:hint="eastAsia"/>
+        </w:rPr>
+        <w:t>MSe</w:t>
+      </w:r>
+      <w:proofErr w:type="spellEnd"/>
+      <w:r>
+        <w:rPr>
+          <w:rFonts w:hint="eastAsia"/>
+        </w:rPr>
+        <w:t>=21.1</w:t>
       </w:r>
     </w:p>
     <w:p>
@@ -1858,6 +1837,7 @@
       </w:r>
     </w:p>
     <w:p/>
+    <w:bookmarkEnd w:id="1"/>
     <w:p>
       <w:pPr>
         <w:jc w:val="center"/>
@@ -1913,6 +1893,22 @@
       </w:r>
     </w:p>
     <w:p>
+      <w:pPr>
+        <w:jc w:val="center"/>
+      </w:pPr>
+    </w:p>
+    <w:p>
+      <w:pPr>
+        <w:jc w:val="center"/>
+      </w:pPr>
+      <w:r>
+        <w:rPr>
+          <w:rFonts w:hint="eastAsia"/>
+        </w:rPr>
+        <w:t>目的</w:t>
+      </w:r>
+    </w:p>
+    <w:p>
       <w:r>
         <w:rPr>
           <w:rFonts w:hint="eastAsia"/>
@@ -1921,128 +1917,1409 @@
       </w:r>
     </w:p>
     <w:p/>
+    <w:p/>
     <w:p>
       <w:pPr>
         <w:jc w:val="center"/>
-      </w:pPr>
-      <w:r>
+        <w:rPr>
+          <w:rFonts w:hint="eastAsia"/>
+        </w:rPr>
+      </w:pPr>
+      <w:r>
+        <w:t>方法</w:t>
+      </w:r>
+    </w:p>
+    <w:p>
+      <w:r>
+        <w:rPr>
+          <w:rFonts w:hint="eastAsia"/>
+        </w:rPr>
+        <w:t>実験参加者</w:t>
+      </w:r>
+    </w:p>
+    <w:p>
+      <w:r>
+        <w:rPr>
+          <w:rFonts w:hint="eastAsia"/>
+        </w:rPr>
+        <w:t xml:space="preserve"> </w:t>
+      </w:r>
+      <w:r>
+        <w:t xml:space="preserve"> 放送大学で「心理学実験</w:t>
+      </w:r>
+      <w:r>
+        <w:rPr>
+          <w:rFonts w:hint="eastAsia"/>
+        </w:rPr>
+        <w:t>1</w:t>
+      </w:r>
+      <w:r>
+        <w:t>」</w:t>
+      </w:r>
+      <w:r>
+        <w:rPr>
+          <w:rFonts w:hint="eastAsia"/>
+        </w:rPr>
+        <w:t>を受講中の学生18名(男性2名、女性18名、そのほか0</w:t>
+      </w:r>
+      <w:r>
+        <w:t>名、</w:t>
+      </w:r>
+      <w:r>
+        <w:rPr>
+          <w:rFonts w:hint="eastAsia"/>
+        </w:rPr>
+        <w:t>平均年齢50.4歳、標準偏差11.6)が、授業の課題として実験に参加した。</w:t>
+      </w:r>
+    </w:p>
+    <w:p>
+      <w:pPr>
+        <w:jc w:val="left"/>
+      </w:pPr>
+    </w:p>
+    <w:p>
+      <w:pPr>
+        <w:jc w:val="left"/>
+      </w:pPr>
+      <w:r>
+        <w:rPr>
+          <w:rFonts w:hint="eastAsia"/>
+        </w:rPr>
         <w:t>問題</w:t>
       </w:r>
     </w:p>
-    <w:p/>
-    <w:p/>
+    <w:p>
+      <w:pPr>
+        <w:ind w:firstLineChars="100" w:firstLine="210"/>
+        <w:jc w:val="left"/>
+      </w:pPr>
+      <w:r>
+        <w:rPr>
+          <w:rFonts w:hint="eastAsia"/>
+        </w:rPr>
+        <w:t>色と形と個数を組み合わせた16種類の図形を、それぞれ7.5cm x 5.5cmの白地のカードに黒で描いた。図形は、色が白か黒か、形が円か正方形か</w:t>
+      </w:r>
+      <w:r>
+        <w:rPr>
+          <w:rFonts w:hint="eastAsia"/>
+        </w:rPr>
+        <w:t>、個数が2から5個(偶数か奇数か)、の組み合わせ(2x2x4)であった。これらについて、単純、合接、離接の3種類の概念の問題を作成した。単純概念は、色、形、個数のうち1か所(たとえば白)を、合成概念は、2か所を「かつ」の関係にしたもの(たとえば、黒かつ偶数)を、離接概念は、2か所を「または」の関係にしたもの(たとえば、円または奇数)を正解とした。各概念を2問ずつ</w:t>
+      </w:r>
+      <w:r>
+        <w:rPr>
+          <w:rFonts w:hint="eastAsia"/>
+        </w:rPr>
+        <w:t>の、計6問を1組として、問題AとBの2組を作成した。</w:t>
+      </w:r>
+    </w:p>
+    <w:p>
+      <w:pPr>
+        <w:jc w:val="left"/>
+      </w:pPr>
+    </w:p>
+    <w:p>
+      <w:pPr>
+        <w:jc w:val="left"/>
+      </w:pPr>
+      <w:r>
+        <w:rPr>
+          <w:rFonts w:hint="eastAsia"/>
+        </w:rPr>
+        <w:t>手続き</w:t>
+      </w:r>
+    </w:p>
+    <w:p>
+      <w:pPr>
+        <w:jc w:val="left"/>
+        <w:rPr>
+          <w:rFonts w:hint="eastAsia"/>
+        </w:rPr>
+      </w:pPr>
+      <w:r>
+        <w:rPr>
+          <w:rFonts w:hint="eastAsia"/>
+        </w:rPr>
+        <w:t>参加者は概念形成課題として、16種類の図形カードを、各概念にもとづいたある共通の特徴をもつものと、そうでないものとに2分することを行った。参加者にすべてのカードを見せてそれらのカードを、ある共通の特徴に基づいて2分するように伝えた。</w:t>
+      </w:r>
+    </w:p>
+    <w:p>
+      <w:pPr>
+        <w:jc w:val="left"/>
+      </w:pPr>
+      <w:r>
+        <w:rPr>
+          <w:rFonts w:hint="eastAsia"/>
+        </w:rPr>
+        <w:t xml:space="preserve">　ある共通の特徴</w:t>
+      </w:r>
+      <w:r>
+        <w:rPr>
+          <w:rFonts w:hint="eastAsia"/>
+        </w:rPr>
+        <w:t>をもつカードには、問題ごとに清音2文字</w:t>
+      </w:r>
+      <w:r>
+        <w:rPr>
+          <w:rFonts w:hint="eastAsia"/>
+        </w:rPr>
+        <w:t>の動物名がつけられいいた。実験参加者にカードを1枚づつ提示して、それがその動物名のものかどうかを判断させた。その判断に対して、正誤をフィードバックしながら、16枚のカードをランダムな順序で提示することを繰り返して、16試行連続で正解するか、64試行まで(49試行以降が誤答のときはそこまで)つづけた。1問終わるごとに、共通の特徴がどのようなものであったかを答えさせた。16試行連続で正答し、かつ特徴を正しく答えられたものを完全正答とした。</w:t>
+      </w:r>
+    </w:p>
+    <w:p>
+      <w:pPr>
+        <w:jc w:val="left"/>
+      </w:pPr>
+      <w:r>
+        <w:rPr>
+          <w:rFonts w:hint="eastAsia"/>
+        </w:rPr>
+        <w:t xml:space="preserve">　この手続きで、いずれかの組の6問をランダムな順序で行った。ただし、どちらの組も、1問目は単純概念とした。問題Aを行ったものは9人、Bは9人であった。</w:t>
+      </w:r>
+    </w:p>
+    <w:p>
+      <w:pPr>
+        <w:widowControl/>
+        <w:jc w:val="left"/>
+      </w:pPr>
+      <w:r>
+        <w:br w:type="page"/>
+      </w:r>
+    </w:p>
+    <w:p>
+      <w:pPr>
+        <w:jc w:val="left"/>
+      </w:pPr>
+    </w:p>
     <w:p>
       <w:pPr>
         <w:jc w:val="center"/>
       </w:pPr>
       <w:r>
-        <w:t>方法</w:t>
-      </w:r>
-    </w:p>
-    <w:p>
-      <w:pPr>
-        <w:jc w:val="left"/>
-      </w:pPr>
-    </w:p>
-    <w:p/>
-    <w:p>
-      <w:r>
-        <w:rPr>
-          <w:rFonts w:hint="eastAsia"/>
-        </w:rPr>
-        <w:t>実験参加者</w:t>
-      </w:r>
-    </w:p>
-    <w:p>
-      <w:r>
-        <w:rPr>
-          <w:rFonts w:hint="eastAsia"/>
-        </w:rPr>
-        <w:t xml:space="preserve"> </w:t>
-      </w:r>
-      <w:r>
-        <w:t xml:space="preserve"> 放送大学で「心理学実験</w:t>
-      </w:r>
-      <w:r>
-        <w:rPr>
-          <w:rFonts w:hint="eastAsia"/>
-        </w:rPr>
-        <w:t>1</w:t>
-      </w:r>
-      <w:r>
-        <w:t>」</w:t>
-      </w:r>
-      <w:r>
-        <w:rPr>
-          <w:rFonts w:hint="eastAsia"/>
-        </w:rPr>
-        <w:t>を受講中の学生18名(男性2名、女性18名、そのほか0</w:t>
-      </w:r>
-      <w:r>
-        <w:t>名、</w:t>
-      </w:r>
-      <w:r>
-        <w:rPr>
-          <w:rFonts w:hint="eastAsia"/>
-        </w:rPr>
-        <w:t>平均年齢50.4歳、標準偏差11.6)が、授業の課題として実験に参加した。</w:t>
-      </w:r>
-    </w:p>
-    <w:p>
-      <w:pPr>
-        <w:jc w:val="left"/>
-      </w:pPr>
-    </w:p>
-    <w:p>
-      <w:pPr>
-        <w:jc w:val="left"/>
-      </w:pPr>
-    </w:p>
-    <w:p>
-      <w:pPr>
-        <w:jc w:val="left"/>
-      </w:pPr>
-      <w:r>
-        <w:rPr>
-          <w:rFonts w:hint="eastAsia"/>
-        </w:rPr>
-        <w:t>実験計画</w:t>
-      </w:r>
-    </w:p>
-    <w:p/>
-    <w:p/>
-    <w:p>
-      <w:r>
-        <w:t>実験材料</w:t>
-      </w:r>
-    </w:p>
-    <w:p/>
-    <w:p/>
+        <w:t>結果</w:t>
+      </w:r>
+    </w:p>
     <w:p>
       <w:pPr>
         <w:widowControl/>
         <w:jc w:val="left"/>
       </w:pPr>
       <w:r>
+        <w:rPr>
+          <w:rFonts w:hint="eastAsia"/>
+        </w:rPr>
+        <w:t xml:space="preserve">　単純、合接、離接</w:t>
+      </w:r>
+      <w:r>
+        <w:rPr>
+          <w:rFonts w:hint="eastAsia"/>
+        </w:rPr>
+        <w:t>の概念による各問題の完全正答数と誤答数を、2問ずつ概念ごとにまとめて18人x2=36問中何問かで求め、表1に示した。****</w:t>
+      </w:r>
+    </w:p>
+    <w:p>
+      <w:pPr>
+        <w:widowControl/>
+        <w:jc w:val="left"/>
+        <w:rPr>
+          <w:rFonts w:hint="eastAsia"/>
+        </w:rPr>
+      </w:pPr>
+      <w:r>
+        <w:rPr>
+          <w:rFonts w:hint="eastAsia"/>
+        </w:rPr>
+        <w:t>そしてこの正答・誤答数についてχ2検定を行った。その結果、概念間の正答・誤答数のかたよりは、有意水準0.1%で有意であった(χ2(2)=33.46, p</w:t>
+      </w:r>
+      <w:r>
+        <w:rPr>
+          <w:rFonts w:hint="eastAsia"/>
+        </w:rPr>
+        <w:t>&lt;</w:t>
+      </w:r>
+      <w:r>
+        <w:rPr>
+          <w:rFonts w:hint="eastAsia"/>
+        </w:rPr>
+        <w:t>.001)</w:t>
+      </w:r>
+      <w:r>
+        <w:rPr>
+          <w:rFonts w:hint="eastAsia"/>
+        </w:rPr>
+        <w:t>。そこで残差分析を行い、その結果も表1に示した。****</w:t>
+      </w:r>
+    </w:p>
+    <w:p>
+      <w:pPr>
+        <w:widowControl/>
+        <w:jc w:val="left"/>
+        <w:rPr>
+          <w:rFonts w:hint="eastAsia"/>
+        </w:rPr>
+      </w:pPr>
+      <w:r>
+        <w:rPr>
+          <w:rFonts w:hint="eastAsia"/>
+        </w:rPr>
+        <w:t>その結果、概念の効果は、有意水準0.1%で有意であった(F(2,67)=10.22 p&lt;0.01)。</w:t>
+      </w:r>
+    </w:p>
+    <w:p>
+      <w:pPr>
+        <w:jc w:val="left"/>
+      </w:pPr>
+      <w:r>
+        <w:rPr>
+          <w:rFonts w:hint="eastAsia"/>
+        </w:rPr>
+        <w:t>そこでLSD法による多重比較を行ったところ、表3のように、</w:t>
+      </w:r>
+      <w:r>
+        <w:rPr>
+          <w:rFonts w:hint="eastAsia"/>
+        </w:rPr>
+        <w:t>単純&lt;合接, 単純&lt;離接,合接=離接</w:t>
+      </w:r>
+      <w:r>
+        <w:rPr>
+          <w:rFonts w:hint="eastAsia"/>
+        </w:rPr>
+        <w:t>となった。</w:t>
+      </w:r>
+    </w:p>
+    <w:p>
+      <w:pPr>
+        <w:widowControl/>
+        <w:jc w:val="left"/>
+        <w:rPr>
+          <w:rFonts w:hint="eastAsia"/>
+        </w:rPr>
+      </w:pPr>
+    </w:p>
+    <w:p>
+      <w:pPr>
+        <w:widowControl/>
+        <w:jc w:val="left"/>
+        <w:rPr>
+          <w:rFonts w:hint="eastAsia"/>
+        </w:rPr>
+      </w:pPr>
+      <w:r>
+        <w:rPr>
+          <w:rFonts w:hint="eastAsia"/>
+        </w:rPr>
+        <w:t>表1 各概念の正答・誤答数と正答率、および残差分析の結果(N=18)</w:t>
+      </w:r>
+    </w:p>
+    <w:tbl>
+      <w:tblPr>
+        <w:tblStyle w:val="a7"/>
+        <w:tblW w:w="0" w:type="auto"/>
+        <w:tblBorders>
+          <w:left w:val="none" w:sz="0" w:space="0" w:color="auto"/>
+          <w:right w:val="none" w:sz="0" w:space="0" w:color="auto"/>
+          <w:insideV w:val="none" w:sz="0" w:space="0" w:color="auto"/>
+        </w:tblBorders>
+        <w:tblLook w:val="04A0" w:firstRow="1" w:lastRow="0" w:firstColumn="1" w:lastColumn="0" w:noHBand="0" w:noVBand="1"/>
+      </w:tblPr>
+      <w:tblGrid>
+        <w:gridCol w:w="1399"/>
+        <w:gridCol w:w="816"/>
+        <w:gridCol w:w="816"/>
+        <w:gridCol w:w="816"/>
+      </w:tblGrid>
+      <w:tr>
+        <w:tc>
+          <w:tcPr>
+            <w:tcW w:w="1399" w:type="dxa"/>
+            <w:tcBorders>
+              <w:bottom w:val="nil"/>
+            </w:tcBorders>
+          </w:tcPr>
+          <w:p>
+            <w:pPr>
+              <w:widowControl/>
+              <w:jc w:val="left"/>
+            </w:pPr>
+          </w:p>
+        </w:tc>
+        <w:tc>
+          <w:tcPr>
+            <w:tcW w:w="2448" w:type="dxa"/>
+            <w:gridSpan w:val="3"/>
+          </w:tcPr>
+          <w:p>
+            <w:pPr>
+              <w:widowControl/>
+              <w:jc w:val="center"/>
+            </w:pPr>
+            <w:r>
+              <w:rPr>
+                <w:rFonts w:hint="eastAsia"/>
+              </w:rPr>
+              <w:t>概念</w:t>
+            </w:r>
+          </w:p>
+        </w:tc>
+      </w:tr>
+      <w:tr>
+        <w:tc>
+          <w:tcPr>
+            <w:tcW w:w="1399" w:type="dxa"/>
+            <w:tcBorders>
+              <w:top w:val="nil"/>
+              <w:bottom w:val="single" w:sz="4" w:space="0" w:color="auto"/>
+            </w:tcBorders>
+          </w:tcPr>
+          <w:p>
+            <w:pPr>
+              <w:widowControl/>
+              <w:jc w:val="left"/>
+            </w:pPr>
+          </w:p>
+        </w:tc>
+        <w:tc>
+          <w:tcPr>
+            <w:tcW w:w="816" w:type="dxa"/>
+            <w:tcBorders>
+              <w:bottom w:val="single" w:sz="4" w:space="0" w:color="auto"/>
+            </w:tcBorders>
+          </w:tcPr>
+          <w:p>
+            <w:pPr>
+              <w:widowControl/>
+              <w:jc w:val="center"/>
+              <w:rPr>
+                <w:rFonts w:hint="eastAsia"/>
+              </w:rPr>
+            </w:pPr>
+            <w:r>
+              <w:rPr>
+                <w:rFonts w:hint="eastAsia"/>
+              </w:rPr>
+              <w:t>単純</w:t>
+            </w:r>
+          </w:p>
+        </w:tc>
+        <w:tc>
+          <w:tcPr>
+            <w:tcW w:w="816" w:type="dxa"/>
+            <w:tcBorders>
+              <w:bottom w:val="single" w:sz="4" w:space="0" w:color="auto"/>
+            </w:tcBorders>
+          </w:tcPr>
+          <w:p>
+            <w:pPr>
+              <w:widowControl/>
+              <w:jc w:val="center"/>
+              <w:rPr>
+                <w:rFonts w:hint="eastAsia"/>
+              </w:rPr>
+            </w:pPr>
+            <w:r>
+              <w:rPr>
+                <w:rFonts w:hint="eastAsia"/>
+              </w:rPr>
+              <w:t>合接</w:t>
+            </w:r>
+          </w:p>
+        </w:tc>
+        <w:tc>
+          <w:tcPr>
+            <w:tcW w:w="816" w:type="dxa"/>
+            <w:tcBorders>
+              <w:bottom w:val="single" w:sz="4" w:space="0" w:color="auto"/>
+            </w:tcBorders>
+          </w:tcPr>
+          <w:p>
+            <w:pPr>
+              <w:widowControl/>
+              <w:jc w:val="center"/>
+            </w:pPr>
+            <w:r>
+              <w:rPr>
+                <w:rFonts w:hint="eastAsia"/>
+              </w:rPr>
+              <w:t>離接</w:t>
+            </w:r>
+          </w:p>
+        </w:tc>
+      </w:tr>
+      <w:tr>
+        <w:tc>
+          <w:tcPr>
+            <w:tcW w:w="1399" w:type="dxa"/>
+            <w:tcBorders>
+              <w:bottom w:val="nil"/>
+            </w:tcBorders>
+          </w:tcPr>
+          <w:p>
+            <w:pPr>
+              <w:widowControl/>
+              <w:jc w:val="left"/>
+            </w:pPr>
+            <w:r>
+              <w:rPr>
+                <w:rFonts w:hint="eastAsia"/>
+              </w:rPr>
+              <w:t>正答数</w:t>
+            </w:r>
+          </w:p>
+        </w:tc>
+        <w:tc>
+          <w:tcPr>
+            <w:tcW w:w="816" w:type="dxa"/>
+            <w:tcBorders>
+              <w:bottom w:val="nil"/>
+            </w:tcBorders>
+          </w:tcPr>
+          <w:p>
+            <w:pPr>
+              <w:widowControl/>
+              <w:jc w:val="left"/>
+              <w:rPr>
+                <w:rFonts w:hint="eastAsia"/>
+              </w:rPr>
+            </w:pPr>
+            <w:r>
+              <w:rPr>
+                <w:rFonts w:hint="eastAsia"/>
+              </w:rPr>
+              <w:t>32</w:t>
+            </w:r>
+          </w:p>
+        </w:tc>
+        <w:tc>
+          <w:tcPr>
+            <w:tcW w:w="816" w:type="dxa"/>
+            <w:tcBorders>
+              <w:bottom w:val="nil"/>
+            </w:tcBorders>
+          </w:tcPr>
+          <w:p>
+            <w:pPr>
+              <w:widowControl/>
+              <w:jc w:val="left"/>
+              <w:rPr>
+                <w:rFonts w:hint="eastAsia"/>
+              </w:rPr>
+            </w:pPr>
+            <w:r>
+              <w:rPr>
+                <w:rFonts w:hint="eastAsia"/>
+              </w:rPr>
+              <w:t>28</w:t>
+            </w:r>
+          </w:p>
+        </w:tc>
+        <w:tc>
+          <w:tcPr>
+            <w:tcW w:w="816" w:type="dxa"/>
+            <w:tcBorders>
+              <w:bottom w:val="nil"/>
+            </w:tcBorders>
+          </w:tcPr>
+          <w:p>
+            <w:pPr>
+              <w:widowControl/>
+              <w:jc w:val="left"/>
+              <w:rPr>
+                <w:rFonts w:hint="eastAsia"/>
+              </w:rPr>
+            </w:pPr>
+            <w:r>
+              <w:rPr>
+                <w:rFonts w:hint="eastAsia"/>
+              </w:rPr>
+              <w:t>10</w:t>
+            </w:r>
+          </w:p>
+        </w:tc>
+      </w:tr>
+      <w:tr>
+        <w:tc>
+          <w:tcPr>
+            <w:tcW w:w="1399" w:type="dxa"/>
+            <w:tcBorders>
+              <w:top w:val="nil"/>
+              <w:bottom w:val="nil"/>
+            </w:tcBorders>
+          </w:tcPr>
+          <w:p>
+            <w:pPr>
+              <w:widowControl/>
+              <w:jc w:val="left"/>
+              <w:rPr>
+                <w:rFonts w:hint="eastAsia"/>
+              </w:rPr>
+            </w:pPr>
+            <w:r>
+              <w:rPr>
+                <w:rFonts w:hint="eastAsia"/>
+              </w:rPr>
+              <w:t>誤答数</w:t>
+            </w:r>
+          </w:p>
+        </w:tc>
+        <w:tc>
+          <w:tcPr>
+            <w:tcW w:w="816" w:type="dxa"/>
+            <w:tcBorders>
+              <w:top w:val="nil"/>
+              <w:bottom w:val="nil"/>
+            </w:tcBorders>
+          </w:tcPr>
+          <w:p>
+            <w:pPr>
+              <w:widowControl/>
+              <w:jc w:val="left"/>
+            </w:pPr>
+            <w:r>
+              <w:rPr>
+                <w:rFonts w:hint="eastAsia"/>
+              </w:rPr>
+              <w:t>4</w:t>
+            </w:r>
+          </w:p>
+        </w:tc>
+        <w:tc>
+          <w:tcPr>
+            <w:tcW w:w="816" w:type="dxa"/>
+            <w:tcBorders>
+              <w:top w:val="nil"/>
+              <w:bottom w:val="nil"/>
+            </w:tcBorders>
+          </w:tcPr>
+          <w:p>
+            <w:pPr>
+              <w:widowControl/>
+              <w:jc w:val="left"/>
+            </w:pPr>
+            <w:r>
+              <w:rPr>
+                <w:rFonts w:hint="eastAsia"/>
+              </w:rPr>
+              <w:t>8</w:t>
+            </w:r>
+          </w:p>
+        </w:tc>
+        <w:tc>
+          <w:tcPr>
+            <w:tcW w:w="816" w:type="dxa"/>
+            <w:tcBorders>
+              <w:top w:val="nil"/>
+              <w:bottom w:val="nil"/>
+            </w:tcBorders>
+          </w:tcPr>
+          <w:p>
+            <w:pPr>
+              <w:widowControl/>
+              <w:jc w:val="left"/>
+              <w:rPr>
+                <w:rFonts w:hint="eastAsia"/>
+              </w:rPr>
+            </w:pPr>
+            <w:r>
+              <w:rPr>
+                <w:rFonts w:hint="eastAsia"/>
+              </w:rPr>
+              <w:t>26</w:t>
+            </w:r>
+          </w:p>
+        </w:tc>
+      </w:tr>
+      <w:tr>
+        <w:tc>
+          <w:tcPr>
+            <w:tcW w:w="1399" w:type="dxa"/>
+            <w:tcBorders>
+              <w:top w:val="nil"/>
+            </w:tcBorders>
+          </w:tcPr>
+          <w:p>
+            <w:pPr>
+              <w:widowControl/>
+              <w:jc w:val="left"/>
+              <w:rPr>
+                <w:rFonts w:hint="eastAsia"/>
+              </w:rPr>
+            </w:pPr>
+            <w:r>
+              <w:rPr>
+                <w:rFonts w:hint="eastAsia"/>
+              </w:rPr>
+              <w:t>正答率(%)</w:t>
+            </w:r>
+          </w:p>
+        </w:tc>
+        <w:tc>
+          <w:tcPr>
+            <w:tcW w:w="816" w:type="dxa"/>
+            <w:tcBorders>
+              <w:top w:val="nil"/>
+            </w:tcBorders>
+          </w:tcPr>
+          <w:p>
+            <w:pPr>
+              <w:widowControl/>
+              <w:jc w:val="left"/>
+              <w:rPr>
+                <w:rFonts w:hint="eastAsia"/>
+              </w:rPr>
+            </w:pPr>
+            <w:r>
+              <w:rPr>
+                <w:rFonts w:hint="eastAsia"/>
+              </w:rPr>
+              <w:t>88.9</w:t>
+            </w:r>
+          </w:p>
+        </w:tc>
+        <w:tc>
+          <w:tcPr>
+            <w:tcW w:w="816" w:type="dxa"/>
+            <w:tcBorders>
+              <w:top w:val="nil"/>
+            </w:tcBorders>
+          </w:tcPr>
+          <w:p>
+            <w:pPr>
+              <w:widowControl/>
+              <w:jc w:val="left"/>
+              <w:rPr>
+                <w:rFonts w:hint="eastAsia"/>
+              </w:rPr>
+            </w:pPr>
+            <w:r>
+              <w:rPr>
+                <w:rFonts w:hint="eastAsia"/>
+              </w:rPr>
+              <w:t>77.8</w:t>
+            </w:r>
+          </w:p>
+        </w:tc>
+        <w:tc>
+          <w:tcPr>
+            <w:tcW w:w="816" w:type="dxa"/>
+            <w:tcBorders>
+              <w:top w:val="nil"/>
+            </w:tcBorders>
+          </w:tcPr>
+          <w:p>
+            <w:pPr>
+              <w:widowControl/>
+              <w:jc w:val="left"/>
+              <w:rPr>
+                <w:rFonts w:hint="eastAsia"/>
+              </w:rPr>
+            </w:pPr>
+            <w:r>
+              <w:rPr>
+                <w:rFonts w:hint="eastAsia"/>
+              </w:rPr>
+              <w:t>27.8</w:t>
+            </w:r>
+          </w:p>
+        </w:tc>
+      </w:tr>
+    </w:tbl>
+    <w:p>
+      <w:pPr>
+        <w:widowControl/>
+        <w:jc w:val="left"/>
+      </w:pPr>
+    </w:p>
+    <w:p>
+      <w:pPr>
+        <w:widowControl/>
+        <w:jc w:val="left"/>
+        <w:rPr>
+          <w:rFonts w:hint="eastAsia"/>
+        </w:rPr>
+      </w:pPr>
+      <w:r>
+        <w:rPr>
+          <w:rFonts w:hint="eastAsia"/>
+        </w:rPr>
+        <w:t>表2 各概念の基準達成に要した試行数の平均値と標準偏差(N=18)</w:t>
+      </w:r>
+    </w:p>
+    <w:tbl>
+      <w:tblPr>
+        <w:tblStyle w:val="a7"/>
+        <w:tblW w:w="0" w:type="auto"/>
+        <w:tblLook w:val="04A0" w:firstRow="1" w:lastRow="0" w:firstColumn="1" w:lastColumn="0" w:noHBand="0" w:noVBand="1"/>
+      </w:tblPr>
+      <w:tblGrid>
+        <w:gridCol w:w="1236"/>
+        <w:gridCol w:w="909"/>
+        <w:gridCol w:w="909"/>
+        <w:gridCol w:w="909"/>
+      </w:tblGrid>
+      <w:tr>
+        <w:tc>
+          <w:tcPr>
+            <w:tcW w:w="1236" w:type="dxa"/>
+            <w:tcBorders>
+              <w:left w:val="nil"/>
+              <w:bottom w:val="nil"/>
+              <w:right w:val="nil"/>
+            </w:tcBorders>
+          </w:tcPr>
+          <w:p>
+            <w:pPr>
+              <w:widowControl/>
+              <w:jc w:val="left"/>
+            </w:pPr>
+          </w:p>
+        </w:tc>
+        <w:tc>
+          <w:tcPr>
+            <w:tcW w:w="2727" w:type="dxa"/>
+            <w:gridSpan w:val="3"/>
+            <w:tcBorders>
+              <w:left w:val="nil"/>
+              <w:bottom w:val="single" w:sz="4" w:space="0" w:color="auto"/>
+              <w:right w:val="nil"/>
+            </w:tcBorders>
+          </w:tcPr>
+          <w:p>
+            <w:pPr>
+              <w:widowControl/>
+              <w:jc w:val="center"/>
+            </w:pPr>
+            <w:r>
+              <w:rPr>
+                <w:rFonts w:hint="eastAsia"/>
+              </w:rPr>
+              <w:t>概念</w:t>
+            </w:r>
+          </w:p>
+        </w:tc>
+      </w:tr>
+      <w:tr>
+        <w:tc>
+          <w:tcPr>
+            <w:tcW w:w="1236" w:type="dxa"/>
+            <w:tcBorders>
+              <w:top w:val="nil"/>
+              <w:left w:val="nil"/>
+              <w:bottom w:val="single" w:sz="4" w:space="0" w:color="auto"/>
+              <w:right w:val="nil"/>
+            </w:tcBorders>
+          </w:tcPr>
+          <w:p>
+            <w:pPr>
+              <w:widowControl/>
+              <w:jc w:val="left"/>
+            </w:pPr>
+          </w:p>
+        </w:tc>
+        <w:tc>
+          <w:tcPr>
+            <w:tcW w:w="909" w:type="dxa"/>
+            <w:tcBorders>
+              <w:left w:val="nil"/>
+              <w:bottom w:val="single" w:sz="4" w:space="0" w:color="auto"/>
+              <w:right w:val="nil"/>
+            </w:tcBorders>
+          </w:tcPr>
+          <w:p>
+            <w:pPr>
+              <w:widowControl/>
+              <w:jc w:val="left"/>
+              <w:rPr>
+                <w:rFonts w:hint="eastAsia"/>
+              </w:rPr>
+            </w:pPr>
+            <w:r>
+              <w:rPr>
+                <w:rFonts w:hint="eastAsia"/>
+              </w:rPr>
+              <w:t>単純</w:t>
+            </w:r>
+          </w:p>
+        </w:tc>
+        <w:tc>
+          <w:tcPr>
+            <w:tcW w:w="909" w:type="dxa"/>
+            <w:tcBorders>
+              <w:left w:val="nil"/>
+              <w:bottom w:val="single" w:sz="4" w:space="0" w:color="auto"/>
+              <w:right w:val="nil"/>
+            </w:tcBorders>
+          </w:tcPr>
+          <w:p>
+            <w:pPr>
+              <w:widowControl/>
+              <w:jc w:val="left"/>
+            </w:pPr>
+            <w:r>
+              <w:rPr>
+                <w:rFonts w:hint="eastAsia"/>
+              </w:rPr>
+              <w:t>合接</w:t>
+            </w:r>
+          </w:p>
+        </w:tc>
+        <w:tc>
+          <w:tcPr>
+            <w:tcW w:w="909" w:type="dxa"/>
+            <w:tcBorders>
+              <w:left w:val="nil"/>
+              <w:bottom w:val="single" w:sz="4" w:space="0" w:color="auto"/>
+              <w:right w:val="nil"/>
+            </w:tcBorders>
+          </w:tcPr>
+          <w:p>
+            <w:pPr>
+              <w:widowControl/>
+              <w:jc w:val="left"/>
+            </w:pPr>
+            <w:r>
+              <w:rPr>
+                <w:rFonts w:hint="eastAsia"/>
+              </w:rPr>
+              <w:t>離接</w:t>
+            </w:r>
+          </w:p>
+        </w:tc>
+      </w:tr>
+      <w:tr>
+        <w:tc>
+          <w:tcPr>
+            <w:tcW w:w="1236" w:type="dxa"/>
+            <w:tcBorders>
+              <w:left w:val="nil"/>
+              <w:bottom w:val="nil"/>
+              <w:right w:val="nil"/>
+            </w:tcBorders>
+          </w:tcPr>
+          <w:p>
+            <w:pPr>
+              <w:widowControl/>
+              <w:jc w:val="left"/>
+            </w:pPr>
+            <w:r>
+              <w:rPr>
+                <w:rFonts w:hint="eastAsia"/>
+              </w:rPr>
+              <w:t>平均値</w:t>
+            </w:r>
+          </w:p>
+        </w:tc>
+        <w:tc>
+          <w:tcPr>
+            <w:tcW w:w="909" w:type="dxa"/>
+            <w:tcBorders>
+              <w:left w:val="nil"/>
+              <w:bottom w:val="nil"/>
+              <w:right w:val="nil"/>
+            </w:tcBorders>
+          </w:tcPr>
+          <w:p>
+            <w:pPr>
+              <w:widowControl/>
+              <w:jc w:val="left"/>
+              <w:rPr>
+                <w:rFonts w:hint="eastAsia"/>
+              </w:rPr>
+            </w:pPr>
+            <w:r>
+              <w:rPr>
+                <w:rFonts w:hint="eastAsia"/>
+              </w:rPr>
+              <w:t>12.38</w:t>
+            </w:r>
+          </w:p>
+        </w:tc>
+        <w:tc>
+          <w:tcPr>
+            <w:tcW w:w="909" w:type="dxa"/>
+            <w:tcBorders>
+              <w:left w:val="nil"/>
+              <w:bottom w:val="nil"/>
+              <w:right w:val="nil"/>
+            </w:tcBorders>
+          </w:tcPr>
+          <w:p>
+            <w:pPr>
+              <w:widowControl/>
+              <w:jc w:val="left"/>
+              <w:rPr>
+                <w:rFonts w:hint="eastAsia"/>
+              </w:rPr>
+            </w:pPr>
+            <w:r>
+              <w:rPr>
+                <w:rFonts w:hint="eastAsia"/>
+              </w:rPr>
+              <w:t>21.71</w:t>
+            </w:r>
+          </w:p>
+        </w:tc>
+        <w:tc>
+          <w:tcPr>
+            <w:tcW w:w="909" w:type="dxa"/>
+            <w:tcBorders>
+              <w:left w:val="nil"/>
+              <w:bottom w:val="nil"/>
+              <w:right w:val="nil"/>
+            </w:tcBorders>
+          </w:tcPr>
+          <w:p>
+            <w:pPr>
+              <w:widowControl/>
+              <w:jc w:val="left"/>
+              <w:rPr>
+                <w:rFonts w:hint="eastAsia"/>
+              </w:rPr>
+            </w:pPr>
+            <w:r>
+              <w:rPr>
+                <w:rFonts w:hint="eastAsia"/>
+              </w:rPr>
+              <w:t>27.80</w:t>
+            </w:r>
+          </w:p>
+        </w:tc>
+      </w:tr>
+      <w:tr>
+        <w:tc>
+          <w:tcPr>
+            <w:tcW w:w="1236" w:type="dxa"/>
+            <w:tcBorders>
+              <w:top w:val="nil"/>
+              <w:left w:val="nil"/>
+              <w:right w:val="nil"/>
+            </w:tcBorders>
+          </w:tcPr>
+          <w:p>
+            <w:pPr>
+              <w:widowControl/>
+              <w:jc w:val="left"/>
+            </w:pPr>
+            <w:r>
+              <w:rPr>
+                <w:rFonts w:hint="eastAsia"/>
+              </w:rPr>
+              <w:t>標準偏差</w:t>
+            </w:r>
+          </w:p>
+        </w:tc>
+        <w:tc>
+          <w:tcPr>
+            <w:tcW w:w="909" w:type="dxa"/>
+            <w:tcBorders>
+              <w:top w:val="nil"/>
+              <w:left w:val="nil"/>
+              <w:right w:val="nil"/>
+            </w:tcBorders>
+          </w:tcPr>
+          <w:p>
+            <w:pPr>
+              <w:widowControl/>
+              <w:jc w:val="left"/>
+              <w:rPr>
+                <w:rFonts w:hint="eastAsia"/>
+              </w:rPr>
+            </w:pPr>
+            <w:r>
+              <w:rPr>
+                <w:rFonts w:hint="eastAsia"/>
+              </w:rPr>
+              <w:t>10.56</w:t>
+            </w:r>
+          </w:p>
+        </w:tc>
+        <w:tc>
+          <w:tcPr>
+            <w:tcW w:w="909" w:type="dxa"/>
+            <w:tcBorders>
+              <w:top w:val="nil"/>
+              <w:left w:val="nil"/>
+              <w:right w:val="nil"/>
+            </w:tcBorders>
+          </w:tcPr>
+          <w:p>
+            <w:pPr>
+              <w:widowControl/>
+              <w:jc w:val="left"/>
+              <w:rPr>
+                <w:rFonts w:hint="eastAsia"/>
+              </w:rPr>
+            </w:pPr>
+            <w:r>
+              <w:rPr>
+                <w:rFonts w:hint="eastAsia"/>
+              </w:rPr>
+              <w:t>10.58</w:t>
+            </w:r>
+          </w:p>
+        </w:tc>
+        <w:tc>
+          <w:tcPr>
+            <w:tcW w:w="909" w:type="dxa"/>
+            <w:tcBorders>
+              <w:top w:val="nil"/>
+              <w:left w:val="nil"/>
+              <w:right w:val="nil"/>
+            </w:tcBorders>
+          </w:tcPr>
+          <w:p>
+            <w:pPr>
+              <w:widowControl/>
+              <w:jc w:val="left"/>
+              <w:rPr>
+                <w:rFonts w:hint="eastAsia"/>
+              </w:rPr>
+            </w:pPr>
+            <w:r>
+              <w:rPr>
+                <w:rFonts w:hint="eastAsia"/>
+              </w:rPr>
+              <w:t>10.01</w:t>
+            </w:r>
+          </w:p>
+        </w:tc>
+      </w:tr>
+    </w:tbl>
+    <w:p>
+      <w:pPr>
+        <w:rPr>
+          <w:rFonts w:hint="eastAsia"/>
+        </w:rPr>
+      </w:pPr>
+    </w:p>
+    <w:p>
+      <w:r>
+        <w:rPr>
+          <w:rFonts w:hint="eastAsia"/>
+        </w:rPr>
+        <w:t xml:space="preserve">表3 </w:t>
+      </w:r>
+      <w:r>
+        <w:rPr>
+          <w:rFonts w:hint="eastAsia"/>
+        </w:rPr>
+        <w:t>各概念の基準達成に要した試行数の多重比較の結果</w:t>
+      </w:r>
+      <w:r>
+        <w:rPr>
+          <w:rFonts w:hint="eastAsia"/>
+        </w:rPr>
+        <w:t>(LSD法, 優位水準5%)</w:t>
+      </w:r>
+    </w:p>
+    <w:tbl>
+      <w:tblPr>
+        <w:tblStyle w:val="a7"/>
+        <w:tblW w:w="0" w:type="auto"/>
+        <w:tblLook w:val="04A0" w:firstRow="1" w:lastRow="0" w:firstColumn="1" w:lastColumn="0" w:noHBand="0" w:noVBand="1"/>
+      </w:tblPr>
+      <w:tblGrid>
+        <w:gridCol w:w="816"/>
+        <w:gridCol w:w="546"/>
+        <w:gridCol w:w="816"/>
+      </w:tblGrid>
+      <w:tr>
+        <w:tc>
+          <w:tcPr>
+            <w:tcW w:w="816" w:type="dxa"/>
+            <w:tcBorders>
+              <w:left w:val="nil"/>
+              <w:bottom w:val="nil"/>
+              <w:right w:val="nil"/>
+            </w:tcBorders>
+          </w:tcPr>
+          <w:p>
+            <w:r>
+              <w:rPr>
+                <w:rFonts w:hint="eastAsia"/>
+              </w:rPr>
+              <w:t>概念</w:t>
+            </w:r>
+          </w:p>
+        </w:tc>
+        <w:tc>
+          <w:tcPr>
+            <w:tcW w:w="546" w:type="dxa"/>
+            <w:tcBorders>
+              <w:left w:val="nil"/>
+              <w:bottom w:val="nil"/>
+              <w:right w:val="nil"/>
+            </w:tcBorders>
+          </w:tcPr>
+          <w:p/>
+        </w:tc>
+        <w:tc>
+          <w:tcPr>
+            <w:tcW w:w="816" w:type="dxa"/>
+            <w:tcBorders>
+              <w:left w:val="nil"/>
+              <w:bottom w:val="nil"/>
+              <w:right w:val="nil"/>
+            </w:tcBorders>
+          </w:tcPr>
+          <w:p>
+            <w:r>
+              <w:rPr>
+                <w:rFonts w:hint="eastAsia"/>
+              </w:rPr>
+              <w:t>概念</w:t>
+            </w:r>
+          </w:p>
+        </w:tc>
+      </w:tr>
+      <w:tr>
+        <w:tc>
+          <w:tcPr>
+            <w:tcW w:w="816" w:type="dxa"/>
+            <w:tcBorders>
+              <w:top w:val="nil"/>
+              <w:left w:val="nil"/>
+              <w:right w:val="nil"/>
+            </w:tcBorders>
+          </w:tcPr>
+          <w:p>
+            <w:r>
+              <w:rPr>
+                <w:rFonts w:hint="eastAsia"/>
+              </w:rPr>
+              <w:t>単純</w:t>
+            </w:r>
+          </w:p>
+        </w:tc>
+        <w:tc>
+          <w:tcPr>
+            <w:tcW w:w="546" w:type="dxa"/>
+            <w:tcBorders>
+              <w:top w:val="nil"/>
+              <w:left w:val="nil"/>
+              <w:right w:val="nil"/>
+            </w:tcBorders>
+          </w:tcPr>
+          <w:p>
+            <w:r>
+              <w:rPr>
+                <w:rFonts w:hint="eastAsia"/>
+              </w:rPr>
+              <w:t>&lt;</w:t>
+            </w:r>
+          </w:p>
+        </w:tc>
+        <w:tc>
+          <w:tcPr>
+            <w:tcW w:w="816" w:type="dxa"/>
+            <w:tcBorders>
+              <w:top w:val="nil"/>
+              <w:left w:val="nil"/>
+              <w:right w:val="nil"/>
+            </w:tcBorders>
+          </w:tcPr>
+          <w:p>
+            <w:r>
+              <w:rPr>
+                <w:rFonts w:hint="eastAsia"/>
+              </w:rPr>
+              <w:t>合接</w:t>
+            </w:r>
+          </w:p>
+        </w:tc>
+      </w:tr>
+      <w:tr>
+        <w:tc>
+          <w:tcPr>
+            <w:tcW w:w="816" w:type="dxa"/>
+            <w:tcBorders>
+              <w:left w:val="nil"/>
+              <w:right w:val="nil"/>
+            </w:tcBorders>
+          </w:tcPr>
+          <w:p>
+            <w:r>
+              <w:rPr>
+                <w:rFonts w:hint="eastAsia"/>
+              </w:rPr>
+              <w:t>単純</w:t>
+            </w:r>
+          </w:p>
+        </w:tc>
+        <w:tc>
+          <w:tcPr>
+            <w:tcW w:w="546" w:type="dxa"/>
+            <w:tcBorders>
+              <w:left w:val="nil"/>
+              <w:right w:val="nil"/>
+            </w:tcBorders>
+          </w:tcPr>
+          <w:p>
+            <w:r>
+              <w:rPr>
+                <w:rFonts w:hint="eastAsia"/>
+              </w:rPr>
+              <w:t>&lt;</w:t>
+            </w:r>
+          </w:p>
+        </w:tc>
+        <w:tc>
+          <w:tcPr>
+            <w:tcW w:w="816" w:type="dxa"/>
+            <w:tcBorders>
+              <w:left w:val="nil"/>
+              <w:right w:val="nil"/>
+            </w:tcBorders>
+          </w:tcPr>
+          <w:p>
+            <w:r>
+              <w:rPr>
+                <w:rFonts w:hint="eastAsia"/>
+              </w:rPr>
+              <w:t>離接</w:t>
+            </w:r>
+          </w:p>
+        </w:tc>
+      </w:tr>
+      <w:tr>
+        <w:tc>
+          <w:tcPr>
+            <w:tcW w:w="816" w:type="dxa"/>
+            <w:tcBorders>
+              <w:left w:val="nil"/>
+              <w:right w:val="nil"/>
+            </w:tcBorders>
+          </w:tcPr>
+          <w:p>
+            <w:r>
+              <w:rPr>
+                <w:rFonts w:hint="eastAsia"/>
+              </w:rPr>
+              <w:t>合接</w:t>
+            </w:r>
+          </w:p>
+        </w:tc>
+        <w:tc>
+          <w:tcPr>
+            <w:tcW w:w="546" w:type="dxa"/>
+            <w:tcBorders>
+              <w:left w:val="nil"/>
+              <w:right w:val="nil"/>
+            </w:tcBorders>
+          </w:tcPr>
+          <w:p>
+            <w:r>
+              <w:rPr>
+                <w:rFonts w:hint="eastAsia"/>
+              </w:rPr>
+              <w:t>=</w:t>
+            </w:r>
+          </w:p>
+        </w:tc>
+        <w:tc>
+          <w:tcPr>
+            <w:tcW w:w="816" w:type="dxa"/>
+            <w:tcBorders>
+              <w:left w:val="nil"/>
+              <w:right w:val="nil"/>
+            </w:tcBorders>
+          </w:tcPr>
+          <w:p>
+            <w:r>
+              <w:rPr>
+                <w:rFonts w:hint="eastAsia"/>
+              </w:rPr>
+              <w:t>離接</w:t>
+            </w:r>
+          </w:p>
+        </w:tc>
+      </w:tr>
+    </w:tbl>
+    <w:p>
+      <w:pPr>
+        <w:rPr>
+          <w:rFonts w:hint="eastAsia"/>
+        </w:rPr>
+      </w:pPr>
+      <w:proofErr w:type="spellStart"/>
+      <w:r>
+        <w:rPr>
+          <w:rFonts w:hint="eastAsia"/>
+        </w:rPr>
+        <w:t>MSe</w:t>
+      </w:r>
+      <w:proofErr w:type="spellEnd"/>
+      <w:r>
+        <w:rPr>
+          <w:rFonts w:hint="eastAsia"/>
+        </w:rPr>
+        <w:t>=</w:t>
+      </w:r>
+      <w:r>
+        <w:rPr>
+          <w:rFonts w:hint="eastAsia"/>
+        </w:rPr>
+        <w:t>115.06</w:t>
+      </w:r>
+    </w:p>
+    <w:p>
+      <w:pPr>
+        <w:rPr>
+          <w:rFonts w:hint="eastAsia"/>
+        </w:rPr>
+      </w:pPr>
+      <w:r>
+        <w:rPr>
+          <w:rFonts w:hint="eastAsia"/>
+        </w:rPr>
+        <w:t>LSD値=</w:t>
+      </w:r>
+      <w:r>
+        <w:rPr>
+          <w:rFonts w:hint="eastAsia"/>
+        </w:rPr>
+        <w:t>7.89</w:t>
+      </w:r>
+    </w:p>
+    <w:p>
+      <w:pPr>
+        <w:widowControl/>
+        <w:jc w:val="left"/>
+        <w:rPr>
+          <w:rFonts w:hint="eastAsia"/>
+        </w:rPr>
+      </w:pPr>
+    </w:p>
+    <w:p>
+      <w:pPr>
+        <w:widowControl/>
+        <w:jc w:val="left"/>
+        <w:rPr>
+          <w:rFonts w:hint="eastAsia"/>
+        </w:rPr>
+      </w:pPr>
+    </w:p>
+    <w:p>
+      <w:pPr>
+        <w:widowControl/>
+        <w:jc w:val="left"/>
+      </w:pPr>
+      <w:r>
         <w:br w:type="page"/>
       </w:r>
     </w:p>
-    <w:p/>
-    <w:p/>
-    <w:p/>
-    <w:p/>
-    <w:p>
-      <w:pPr>
-        <w:jc w:val="center"/>
-      </w:pPr>
-      <w:r>
-        <w:t>結果</w:t>
-      </w:r>
-    </w:p>
     <w:p>
       <w:pPr>
         <w:widowControl/>
         <w:jc w:val="left"/>
+      </w:pPr>
+    </w:p>
+    <w:p>
+      <w:pPr>
+        <w:widowControl/>
+        <w:jc w:val="left"/>
+        <w:rPr>
+          <w:rFonts w:hint="eastAsia"/>
+        </w:rPr>
       </w:pPr>
     </w:p>
     <w:p/>

--- a/2026A/心理学実験1/1420048141松山和弘_心理学実験1.docx
+++ b/2026A/心理学実験1/1420048141松山和弘_心理学実験1.docx
@@ -278,7 +278,7 @@
                     <pic:cNvPicPr/>
                   </pic:nvPicPr>
                   <pic:blipFill>
-                    <a:blip r:embed="rId7" cstate="print">
+                    <a:blip r:embed="rId8" cstate="print">
                       <a:extLst>
                         <a:ext uri="{28A0092B-C50C-407E-A947-70E740481C1C}">
                           <a14:useLocalDpi xmlns:a14="http://schemas.microsoft.com/office/drawing/2010/main" val="0"/>
@@ -347,7 +347,7 @@
                     <pic:cNvPicPr/>
                   </pic:nvPicPr>
                   <pic:blipFill>
-                    <a:blip r:embed="rId8" cstate="print">
+                    <a:blip r:embed="rId9" cstate="print">
                       <a:extLst>
                         <a:ext uri="{28A0092B-C50C-407E-A947-70E740481C1C}">
                           <a14:useLocalDpi xmlns:a14="http://schemas.microsoft.com/office/drawing/2010/main" val="0"/>
@@ -552,7 +552,7 @@
                     <pic:cNvPicPr/>
                   </pic:nvPicPr>
                   <pic:blipFill>
-                    <a:blip r:embed="rId9">
+                    <a:blip r:embed="rId10">
                       <a:extLst>
                         <a:ext uri="{28A0092B-C50C-407E-A947-70E740481C1C}">
                           <a14:useLocalDpi xmlns:a14="http://schemas.microsoft.com/office/drawing/2010/main" val="0"/>
@@ -1136,7 +1136,7 @@
             <wp:cNvGraphicFramePr/>
             <a:graphic xmlns:a="http://schemas.openxmlformats.org/drawingml/2006/main">
               <a:graphicData uri="http://schemas.openxmlformats.org/drawingml/2006/chart">
-                <c:chart xmlns:c="http://schemas.openxmlformats.org/drawingml/2006/chart" xmlns:r="http://schemas.openxmlformats.org/officeDocument/2006/relationships" r:id="rId10"/>
+                <c:chart xmlns:c="http://schemas.openxmlformats.org/drawingml/2006/chart" xmlns:r="http://schemas.openxmlformats.org/officeDocument/2006/relationships" r:id="rId11"/>
               </a:graphicData>
             </a:graphic>
           </wp:inline>
@@ -1216,14 +1216,12 @@
             </w:tcBorders>
           </w:tcPr>
           <w:p>
-            <w:proofErr w:type="spellStart"/>
             <w:r>
               <w:rPr>
                 <w:rFonts w:hint="eastAsia"/>
               </w:rPr>
               <w:t>df</w:t>
             </w:r>
-            <w:proofErr w:type="spellEnd"/>
           </w:p>
         </w:tc>
         <w:tc>
@@ -1813,19 +1811,11 @@
       </w:tr>
     </w:tbl>
     <w:p>
-      <w:proofErr w:type="spellStart"/>
-      <w:r>
-        <w:rPr>
-          <w:rFonts w:hint="eastAsia"/>
-        </w:rPr>
-        <w:t>MSe</w:t>
-      </w:r>
-      <w:proofErr w:type="spellEnd"/>
-      <w:r>
-        <w:rPr>
-          <w:rFonts w:hint="eastAsia"/>
-        </w:rPr>
-        <w:t>=21.1</w:t>
+      <w:r>
+        <w:rPr>
+          <w:rFonts w:hint="eastAsia"/>
+        </w:rPr>
+        <w:t>MSe=21.1</w:t>
       </w:r>
     </w:p>
     <w:p>
@@ -1921,9 +1911,6 @@
     <w:p>
       <w:pPr>
         <w:jc w:val="center"/>
-        <w:rPr>
-          <w:rFonts w:hint="eastAsia"/>
-        </w:rPr>
       </w:pPr>
       <w:r>
         <w:t>方法</w:t>
@@ -2031,9 +2018,6 @@
     <w:p>
       <w:pPr>
         <w:jc w:val="left"/>
-        <w:rPr>
-          <w:rFonts w:hint="eastAsia"/>
-        </w:rPr>
       </w:pPr>
       <w:r>
         <w:rPr>
@@ -2120,9 +2104,6 @@
       <w:pPr>
         <w:widowControl/>
         <w:jc w:val="left"/>
-        <w:rPr>
-          <w:rFonts w:hint="eastAsia"/>
-        </w:rPr>
       </w:pPr>
       <w:r>
         <w:rPr>
@@ -2153,9 +2134,6 @@
       <w:pPr>
         <w:widowControl/>
         <w:jc w:val="left"/>
-        <w:rPr>
-          <w:rFonts w:hint="eastAsia"/>
-        </w:rPr>
       </w:pPr>
       <w:r>
         <w:rPr>
@@ -2191,18 +2169,12 @@
       <w:pPr>
         <w:widowControl/>
         <w:jc w:val="left"/>
-        <w:rPr>
-          <w:rFonts w:hint="eastAsia"/>
-        </w:rPr>
       </w:pPr>
     </w:p>
     <w:p>
       <w:pPr>
         <w:widowControl/>
         <w:jc w:val="left"/>
-        <w:rPr>
-          <w:rFonts w:hint="eastAsia"/>
-        </w:rPr>
       </w:pPr>
       <w:r>
         <w:rPr>
@@ -2289,38 +2261,12 @@
             <w:pPr>
               <w:widowControl/>
               <w:jc w:val="center"/>
-              <w:rPr>
-                <w:rFonts w:hint="eastAsia"/>
-              </w:rPr>
             </w:pPr>
             <w:r>
               <w:rPr>
                 <w:rFonts w:hint="eastAsia"/>
               </w:rPr>
               <w:t>単純</w:t>
-            </w:r>
-          </w:p>
-        </w:tc>
-        <w:tc>
-          <w:tcPr>
-            <w:tcW w:w="816" w:type="dxa"/>
-            <w:tcBorders>
-              <w:bottom w:val="single" w:sz="4" w:space="0" w:color="auto"/>
-            </w:tcBorders>
-          </w:tcPr>
-          <w:p>
-            <w:pPr>
-              <w:widowControl/>
-              <w:jc w:val="center"/>
-              <w:rPr>
-                <w:rFonts w:hint="eastAsia"/>
-              </w:rPr>
-            </w:pPr>
-            <w:r>
-              <w:rPr>
-                <w:rFonts w:hint="eastAsia"/>
-              </w:rPr>
-              <w:t>合接</w:t>
             </w:r>
           </w:p>
         </w:tc>
@@ -2340,6 +2286,26 @@
               <w:rPr>
                 <w:rFonts w:hint="eastAsia"/>
               </w:rPr>
+              <w:t>合接</w:t>
+            </w:r>
+          </w:p>
+        </w:tc>
+        <w:tc>
+          <w:tcPr>
+            <w:tcW w:w="816" w:type="dxa"/>
+            <w:tcBorders>
+              <w:bottom w:val="single" w:sz="4" w:space="0" w:color="auto"/>
+            </w:tcBorders>
+          </w:tcPr>
+          <w:p>
+            <w:pPr>
+              <w:widowControl/>
+              <w:jc w:val="center"/>
+            </w:pPr>
+            <w:r>
+              <w:rPr>
+                <w:rFonts w:hint="eastAsia"/>
+              </w:rPr>
               <w:t>離接</w:t>
             </w:r>
           </w:p>
@@ -2377,9 +2343,6 @@
             <w:pPr>
               <w:widowControl/>
               <w:jc w:val="left"/>
-              <w:rPr>
-                <w:rFonts w:hint="eastAsia"/>
-              </w:rPr>
             </w:pPr>
             <w:r>
               <w:rPr>
@@ -2393,79 +2356,6 @@
           <w:tcPr>
             <w:tcW w:w="816" w:type="dxa"/>
             <w:tcBorders>
-              <w:bottom w:val="nil"/>
-            </w:tcBorders>
-          </w:tcPr>
-          <w:p>
-            <w:pPr>
-              <w:widowControl/>
-              <w:jc w:val="left"/>
-              <w:rPr>
-                <w:rFonts w:hint="eastAsia"/>
-              </w:rPr>
-            </w:pPr>
-            <w:r>
-              <w:rPr>
-                <w:rFonts w:hint="eastAsia"/>
-              </w:rPr>
-              <w:t>28</w:t>
-            </w:r>
-          </w:p>
-        </w:tc>
-        <w:tc>
-          <w:tcPr>
-            <w:tcW w:w="816" w:type="dxa"/>
-            <w:tcBorders>
-              <w:bottom w:val="nil"/>
-            </w:tcBorders>
-          </w:tcPr>
-          <w:p>
-            <w:pPr>
-              <w:widowControl/>
-              <w:jc w:val="left"/>
-              <w:rPr>
-                <w:rFonts w:hint="eastAsia"/>
-              </w:rPr>
-            </w:pPr>
-            <w:r>
-              <w:rPr>
-                <w:rFonts w:hint="eastAsia"/>
-              </w:rPr>
-              <w:t>10</w:t>
-            </w:r>
-          </w:p>
-        </w:tc>
-      </w:tr>
-      <w:tr>
-        <w:tc>
-          <w:tcPr>
-            <w:tcW w:w="1399" w:type="dxa"/>
-            <w:tcBorders>
-              <w:top w:val="nil"/>
-              <w:bottom w:val="nil"/>
-            </w:tcBorders>
-          </w:tcPr>
-          <w:p>
-            <w:pPr>
-              <w:widowControl/>
-              <w:jc w:val="left"/>
-              <w:rPr>
-                <w:rFonts w:hint="eastAsia"/>
-              </w:rPr>
-            </w:pPr>
-            <w:r>
-              <w:rPr>
-                <w:rFonts w:hint="eastAsia"/>
-              </w:rPr>
-              <w:t>誤答数</w:t>
-            </w:r>
-          </w:p>
-        </w:tc>
-        <w:tc>
-          <w:tcPr>
-            <w:tcW w:w="816" w:type="dxa"/>
-            <w:tcBorders>
-              <w:top w:val="nil"/>
               <w:bottom w:val="nil"/>
             </w:tcBorders>
           </w:tcPr>
@@ -2478,7 +2368,7 @@
               <w:rPr>
                 <w:rFonts w:hint="eastAsia"/>
               </w:rPr>
-              <w:t>4</w:t>
+              <w:t>28</w:t>
             </w:r>
           </w:p>
         </w:tc>
@@ -2486,7 +2376,6 @@
           <w:tcPr>
             <w:tcW w:w="816" w:type="dxa"/>
             <w:tcBorders>
-              <w:top w:val="nil"/>
               <w:bottom w:val="nil"/>
             </w:tcBorders>
           </w:tcPr>
@@ -2499,13 +2388,15 @@
               <w:rPr>
                 <w:rFonts w:hint="eastAsia"/>
               </w:rPr>
-              <w:t>8</w:t>
-            </w:r>
-          </w:p>
-        </w:tc>
-        <w:tc>
-          <w:tcPr>
-            <w:tcW w:w="816" w:type="dxa"/>
+              <w:t>10</w:t>
+            </w:r>
+          </w:p>
+        </w:tc>
+      </w:tr>
+      <w:tr>
+        <w:tc>
+          <w:tcPr>
+            <w:tcW w:w="1399" w:type="dxa"/>
             <w:tcBorders>
               <w:top w:val="nil"/>
               <w:bottom w:val="nil"/>
@@ -2515,40 +2406,33 @@
             <w:pPr>
               <w:widowControl/>
               <w:jc w:val="left"/>
-              <w:rPr>
-                <w:rFonts w:hint="eastAsia"/>
-              </w:rPr>
             </w:pPr>
             <w:r>
               <w:rPr>
                 <w:rFonts w:hint="eastAsia"/>
               </w:rPr>
-              <w:t>26</w:t>
-            </w:r>
-          </w:p>
-        </w:tc>
-      </w:tr>
-      <w:tr>
-        <w:tc>
-          <w:tcPr>
-            <w:tcW w:w="1399" w:type="dxa"/>
+              <w:t>誤答数</w:t>
+            </w:r>
+          </w:p>
+        </w:tc>
+        <w:tc>
+          <w:tcPr>
+            <w:tcW w:w="816" w:type="dxa"/>
             <w:tcBorders>
               <w:top w:val="nil"/>
+              <w:bottom w:val="nil"/>
             </w:tcBorders>
           </w:tcPr>
           <w:p>
             <w:pPr>
               <w:widowControl/>
               <w:jc w:val="left"/>
-              <w:rPr>
-                <w:rFonts w:hint="eastAsia"/>
-              </w:rPr>
             </w:pPr>
             <w:r>
               <w:rPr>
                 <w:rFonts w:hint="eastAsia"/>
               </w:rPr>
-              <w:t>正答率(%)</w:t>
+              <w:t>4</w:t>
             </w:r>
           </w:p>
         </w:tc>
@@ -2557,21 +2441,19 @@
             <w:tcW w:w="816" w:type="dxa"/>
             <w:tcBorders>
               <w:top w:val="nil"/>
+              <w:bottom w:val="nil"/>
             </w:tcBorders>
           </w:tcPr>
           <w:p>
             <w:pPr>
               <w:widowControl/>
               <w:jc w:val="left"/>
-              <w:rPr>
-                <w:rFonts w:hint="eastAsia"/>
-              </w:rPr>
             </w:pPr>
             <w:r>
               <w:rPr>
                 <w:rFonts w:hint="eastAsia"/>
               </w:rPr>
-              <w:t>88.9</w:t>
+              <w:t>8</w:t>
             </w:r>
           </w:p>
         </w:tc>
@@ -2580,27 +2462,27 @@
             <w:tcW w:w="816" w:type="dxa"/>
             <w:tcBorders>
               <w:top w:val="nil"/>
+              <w:bottom w:val="nil"/>
             </w:tcBorders>
           </w:tcPr>
           <w:p>
             <w:pPr>
               <w:widowControl/>
               <w:jc w:val="left"/>
-              <w:rPr>
-                <w:rFonts w:hint="eastAsia"/>
-              </w:rPr>
             </w:pPr>
             <w:r>
               <w:rPr>
                 <w:rFonts w:hint="eastAsia"/>
               </w:rPr>
-              <w:t>77.8</w:t>
-            </w:r>
-          </w:p>
-        </w:tc>
-        <w:tc>
-          <w:tcPr>
-            <w:tcW w:w="816" w:type="dxa"/>
+              <w:t>26</w:t>
+            </w:r>
+          </w:p>
+        </w:tc>
+      </w:tr>
+      <w:tr>
+        <w:tc>
+          <w:tcPr>
+            <w:tcW w:w="1399" w:type="dxa"/>
             <w:tcBorders>
               <w:top w:val="nil"/>
             </w:tcBorders>
@@ -2609,9 +2491,66 @@
             <w:pPr>
               <w:widowControl/>
               <w:jc w:val="left"/>
-              <w:rPr>
-                <w:rFonts w:hint="eastAsia"/>
-              </w:rPr>
+            </w:pPr>
+            <w:r>
+              <w:rPr>
+                <w:rFonts w:hint="eastAsia"/>
+              </w:rPr>
+              <w:t>正答率(%)</w:t>
+            </w:r>
+          </w:p>
+        </w:tc>
+        <w:tc>
+          <w:tcPr>
+            <w:tcW w:w="816" w:type="dxa"/>
+            <w:tcBorders>
+              <w:top w:val="nil"/>
+            </w:tcBorders>
+          </w:tcPr>
+          <w:p>
+            <w:pPr>
+              <w:widowControl/>
+              <w:jc w:val="left"/>
+            </w:pPr>
+            <w:r>
+              <w:rPr>
+                <w:rFonts w:hint="eastAsia"/>
+              </w:rPr>
+              <w:t>88.9</w:t>
+            </w:r>
+          </w:p>
+        </w:tc>
+        <w:tc>
+          <w:tcPr>
+            <w:tcW w:w="816" w:type="dxa"/>
+            <w:tcBorders>
+              <w:top w:val="nil"/>
+            </w:tcBorders>
+          </w:tcPr>
+          <w:p>
+            <w:pPr>
+              <w:widowControl/>
+              <w:jc w:val="left"/>
+            </w:pPr>
+            <w:r>
+              <w:rPr>
+                <w:rFonts w:hint="eastAsia"/>
+              </w:rPr>
+              <w:t>77.8</w:t>
+            </w:r>
+          </w:p>
+        </w:tc>
+        <w:tc>
+          <w:tcPr>
+            <w:tcW w:w="816" w:type="dxa"/>
+            <w:tcBorders>
+              <w:top w:val="nil"/>
+            </w:tcBorders>
+          </w:tcPr>
+          <w:p>
+            <w:pPr>
+              <w:widowControl/>
+              <w:jc w:val="left"/>
             </w:pPr>
             <w:r>
               <w:rPr>
@@ -2633,9 +2572,6 @@
       <w:pPr>
         <w:widowControl/>
         <w:jc w:val="left"/>
-        <w:rPr>
-          <w:rFonts w:hint="eastAsia"/>
-        </w:rPr>
       </w:pPr>
       <w:r>
         <w:rPr>
@@ -2728,9 +2664,6 @@
             <w:pPr>
               <w:widowControl/>
               <w:jc w:val="left"/>
-              <w:rPr>
-                <w:rFonts w:hint="eastAsia"/>
-              </w:rPr>
             </w:pPr>
             <w:r>
               <w:rPr>
@@ -2821,9 +2754,6 @@
             <w:pPr>
               <w:widowControl/>
               <w:jc w:val="left"/>
-              <w:rPr>
-                <w:rFonts w:hint="eastAsia"/>
-              </w:rPr>
             </w:pPr>
             <w:r>
               <w:rPr>
@@ -2839,58 +2769,6 @@
             <w:tcBorders>
               <w:left w:val="nil"/>
               <w:bottom w:val="nil"/>
-              <w:right w:val="nil"/>
-            </w:tcBorders>
-          </w:tcPr>
-          <w:p>
-            <w:pPr>
-              <w:widowControl/>
-              <w:jc w:val="left"/>
-              <w:rPr>
-                <w:rFonts w:hint="eastAsia"/>
-              </w:rPr>
-            </w:pPr>
-            <w:r>
-              <w:rPr>
-                <w:rFonts w:hint="eastAsia"/>
-              </w:rPr>
-              <w:t>21.71</w:t>
-            </w:r>
-          </w:p>
-        </w:tc>
-        <w:tc>
-          <w:tcPr>
-            <w:tcW w:w="909" w:type="dxa"/>
-            <w:tcBorders>
-              <w:left w:val="nil"/>
-              <w:bottom w:val="nil"/>
-              <w:right w:val="nil"/>
-            </w:tcBorders>
-          </w:tcPr>
-          <w:p>
-            <w:pPr>
-              <w:widowControl/>
-              <w:jc w:val="left"/>
-              <w:rPr>
-                <w:rFonts w:hint="eastAsia"/>
-              </w:rPr>
-            </w:pPr>
-            <w:r>
-              <w:rPr>
-                <w:rFonts w:hint="eastAsia"/>
-              </w:rPr>
-              <w:t>27.80</w:t>
-            </w:r>
-          </w:p>
-        </w:tc>
-      </w:tr>
-      <w:tr>
-        <w:tc>
-          <w:tcPr>
-            <w:tcW w:w="1236" w:type="dxa"/>
-            <w:tcBorders>
-              <w:top w:val="nil"/>
-              <w:left w:val="nil"/>
               <w:right w:val="nil"/>
             </w:tcBorders>
           </w:tcPr>
@@ -2903,13 +2781,37 @@
               <w:rPr>
                 <w:rFonts w:hint="eastAsia"/>
               </w:rPr>
-              <w:t>標準偏差</w:t>
+              <w:t>21.71</w:t>
             </w:r>
           </w:p>
         </w:tc>
         <w:tc>
           <w:tcPr>
             <w:tcW w:w="909" w:type="dxa"/>
+            <w:tcBorders>
+              <w:left w:val="nil"/>
+              <w:bottom w:val="nil"/>
+              <w:right w:val="nil"/>
+            </w:tcBorders>
+          </w:tcPr>
+          <w:p>
+            <w:pPr>
+              <w:widowControl/>
+              <w:jc w:val="left"/>
+            </w:pPr>
+            <w:r>
+              <w:rPr>
+                <w:rFonts w:hint="eastAsia"/>
+              </w:rPr>
+              <w:t>27.80</w:t>
+            </w:r>
+          </w:p>
+        </w:tc>
+      </w:tr>
+      <w:tr>
+        <w:tc>
+          <w:tcPr>
+            <w:tcW w:w="1236" w:type="dxa"/>
             <w:tcBorders>
               <w:top w:val="nil"/>
               <w:left w:val="nil"/>
@@ -2920,15 +2822,12 @@
             <w:pPr>
               <w:widowControl/>
               <w:jc w:val="left"/>
-              <w:rPr>
-                <w:rFonts w:hint="eastAsia"/>
-              </w:rPr>
             </w:pPr>
             <w:r>
               <w:rPr>
                 <w:rFonts w:hint="eastAsia"/>
               </w:rPr>
-              <w:t>10.56</w:t>
+              <w:t>標準偏差</w:t>
             </w:r>
           </w:p>
         </w:tc>
@@ -2945,15 +2844,12 @@
             <w:pPr>
               <w:widowControl/>
               <w:jc w:val="left"/>
-              <w:rPr>
-                <w:rFonts w:hint="eastAsia"/>
-              </w:rPr>
             </w:pPr>
             <w:r>
               <w:rPr>
                 <w:rFonts w:hint="eastAsia"/>
               </w:rPr>
-              <w:t>10.58</w:t>
+              <w:t>10.56</w:t>
             </w:r>
           </w:p>
         </w:tc>
@@ -2970,9 +2866,28 @@
             <w:pPr>
               <w:widowControl/>
               <w:jc w:val="left"/>
-              <w:rPr>
-                <w:rFonts w:hint="eastAsia"/>
-              </w:rPr>
+            </w:pPr>
+            <w:r>
+              <w:rPr>
+                <w:rFonts w:hint="eastAsia"/>
+              </w:rPr>
+              <w:t>10.58</w:t>
+            </w:r>
+          </w:p>
+        </w:tc>
+        <w:tc>
+          <w:tcPr>
+            <w:tcW w:w="909" w:type="dxa"/>
+            <w:tcBorders>
+              <w:top w:val="nil"/>
+              <w:left w:val="nil"/>
+              <w:right w:val="nil"/>
+            </w:tcBorders>
+          </w:tcPr>
+          <w:p>
+            <w:pPr>
+              <w:widowControl/>
+              <w:jc w:val="left"/>
             </w:pPr>
             <w:r>
               <w:rPr>
@@ -2984,31 +2899,13 @@
         </w:tc>
       </w:tr>
     </w:tbl>
-    <w:p>
-      <w:pPr>
-        <w:rPr>
-          <w:rFonts w:hint="eastAsia"/>
-        </w:rPr>
-      </w:pPr>
-    </w:p>
-    <w:p>
-      <w:r>
-        <w:rPr>
-          <w:rFonts w:hint="eastAsia"/>
-        </w:rPr>
-        <w:t xml:space="preserve">表3 </w:t>
-      </w:r>
-      <w:r>
-        <w:rPr>
-          <w:rFonts w:hint="eastAsia"/>
-        </w:rPr>
-        <w:t>各概念の基準達成に要した試行数の多重比較の結果</w:t>
-      </w:r>
-      <w:r>
-        <w:rPr>
-          <w:rFonts w:hint="eastAsia"/>
-        </w:rPr>
-        <w:t>(LSD法, 優位水準5%)</w:t>
+    <w:p/>
+    <w:p>
+      <w:r>
+        <w:rPr>
+          <w:rFonts w:hint="eastAsia"/>
+        </w:rPr>
+        <w:t>表3 各概念の基準達成に要した試行数の多重比較の結果(LSD法, 優位水準5%)</w:t>
       </w:r>
     </w:p>
     <w:tbl>
@@ -3235,67 +3132,31 @@
       </w:tr>
     </w:tbl>
     <w:p>
-      <w:pPr>
-        <w:rPr>
-          <w:rFonts w:hint="eastAsia"/>
-        </w:rPr>
-      </w:pPr>
-      <w:proofErr w:type="spellStart"/>
-      <w:r>
-        <w:rPr>
-          <w:rFonts w:hint="eastAsia"/>
-        </w:rPr>
-        <w:t>MSe</w:t>
-      </w:r>
-      <w:proofErr w:type="spellEnd"/>
-      <w:r>
-        <w:rPr>
-          <w:rFonts w:hint="eastAsia"/>
-        </w:rPr>
-        <w:t>=</w:t>
-      </w:r>
-      <w:r>
-        <w:rPr>
-          <w:rFonts w:hint="eastAsia"/>
-        </w:rPr>
-        <w:t>115.06</w:t>
-      </w:r>
-    </w:p>
-    <w:p>
-      <w:pPr>
-        <w:rPr>
-          <w:rFonts w:hint="eastAsia"/>
-        </w:rPr>
-      </w:pPr>
-      <w:r>
-        <w:rPr>
-          <w:rFonts w:hint="eastAsia"/>
-        </w:rPr>
-        <w:t>LSD値=</w:t>
-      </w:r>
-      <w:r>
-        <w:rPr>
-          <w:rFonts w:hint="eastAsia"/>
-        </w:rPr>
-        <w:t>7.89</w:t>
+      <w:r>
+        <w:rPr>
+          <w:rFonts w:hint="eastAsia"/>
+        </w:rPr>
+        <w:t>MSe=115.06</w:t>
+      </w:r>
+    </w:p>
+    <w:p>
+      <w:r>
+        <w:rPr>
+          <w:rFonts w:hint="eastAsia"/>
+        </w:rPr>
+        <w:t>LSD値=7.89</w:t>
       </w:r>
     </w:p>
     <w:p>
       <w:pPr>
         <w:widowControl/>
         <w:jc w:val="left"/>
-        <w:rPr>
-          <w:rFonts w:hint="eastAsia"/>
-        </w:rPr>
       </w:pPr>
     </w:p>
     <w:p>
       <w:pPr>
         <w:widowControl/>
         <w:jc w:val="left"/>
-        <w:rPr>
-          <w:rFonts w:hint="eastAsia"/>
-        </w:rPr>
       </w:pPr>
     </w:p>
     <w:p>
@@ -3317,9 +3178,6 @@
       <w:pPr>
         <w:widowControl/>
         <w:jc w:val="left"/>
-        <w:rPr>
-          <w:rFonts w:hint="eastAsia"/>
-        </w:rPr>
       </w:pPr>
     </w:p>
     <w:p/>
@@ -3385,18 +3243,15 @@
     <w:p>
       <w:pPr>
         <w:jc w:val="center"/>
+        <w:rPr>
+          <w:rFonts w:hint="eastAsia"/>
+        </w:rPr>
       </w:pPr>
       <w:r>
         <w:t>方法</w:t>
       </w:r>
     </w:p>
     <w:p>
-      <w:pPr>
-        <w:jc w:val="left"/>
-      </w:pPr>
-    </w:p>
-    <w:p/>
-    <w:p>
       <w:r>
         <w:rPr>
           <w:rFonts w:hint="eastAsia"/>
@@ -3448,6 +3303,34 @@
       <w:pPr>
         <w:jc w:val="left"/>
       </w:pPr>
+      <w:r>
+        <w:rPr>
+          <w:rFonts w:hint="eastAsia"/>
+        </w:rPr>
+        <w:t>調査内容</w:t>
+      </w:r>
+    </w:p>
+    <w:p>
+      <w:pPr>
+        <w:jc w:val="left"/>
+        <w:rPr>
+          <w:rFonts w:hint="eastAsia"/>
+        </w:rPr>
+      </w:pPr>
+      <w:r>
+        <w:rPr>
+          <w:rFonts w:hint="eastAsia"/>
+        </w:rPr>
+        <w:t>村上・村上(1999)による主要5因子性格検査の5因子(ビッグ・ファイブ)である、外向性、協調性、良識性(勤勉性)、情緒安定性、知的好奇心(知性)を、性格評価の対象とした。外向性は、内向的-外向的、協調性は、冷たい-暖かい、良識性は、怠慢-勤勉、情緒安定性は、神経質-気楽、知的好奇心は、浅はか-思慮深い、を両端として、これらを5段階に区切った。</w:t>
+      </w:r>
+    </w:p>
+    <w:p>
+      <w:pPr>
+        <w:jc w:val="left"/>
+        <w:rPr>
+          <w:rFonts w:hint="eastAsia"/>
+        </w:rPr>
+      </w:pPr>
     </w:p>
     <w:p>
       <w:pPr>
@@ -3465,127 +3348,147 @@
         <w:ind w:firstLineChars="100" w:firstLine="210"/>
         <w:jc w:val="left"/>
       </w:pPr>
-    </w:p>
-    <w:p>
-      <w:pPr>
-        <w:ind w:firstLineChars="100" w:firstLine="210"/>
-        <w:jc w:val="left"/>
-      </w:pPr>
-      <w:r>
-        <w:rPr>
-          <w:rFonts w:hint="eastAsia"/>
-        </w:rPr>
-        <w:t>最後に、実験の本来の目的が説明される(デブリーフィング</w:t>
-      </w:r>
-      <w:r>
-        <w:t>)</w:t>
-      </w:r>
-      <w:r>
-        <w:rPr>
-          <w:rFonts w:hint="eastAsia"/>
-        </w:rPr>
-        <w:t>。</w:t>
-      </w:r>
-    </w:p>
-    <w:p>
-      <w:pPr>
-        <w:jc w:val="left"/>
-      </w:pPr>
-    </w:p>
-    <w:p>
-      <w:pPr>
-        <w:jc w:val="left"/>
-      </w:pPr>
-      <w:r>
-        <w:rPr>
-          <w:rFonts w:hint="eastAsia"/>
-        </w:rPr>
-        <w:t>実験計画</w:t>
-      </w:r>
-    </w:p>
-    <w:p>
-      <w:pPr>
-        <w:jc w:val="left"/>
-      </w:pPr>
-      <w:r>
-        <w:rPr>
-          <w:rFonts w:hint="eastAsia"/>
-        </w:rPr>
-        <w:t xml:space="preserve">　1要因3水準(統制条件,質的F</w:t>
-      </w:r>
-      <w:r>
-        <w:t>B</w:t>
-      </w:r>
-      <w:r>
-        <w:rPr>
-          <w:rFonts w:hint="eastAsia"/>
-        </w:rPr>
-        <w:t>条件,量的F</w:t>
-      </w:r>
-      <w:r>
-        <w:t>B</w:t>
-      </w:r>
-      <w:r>
-        <w:rPr>
-          <w:rFonts w:hint="eastAsia"/>
-        </w:rPr>
-        <w:t>条件</w:t>
-      </w:r>
-      <w:r>
-        <w:t>)</w:t>
-      </w:r>
-      <w:r>
-        <w:rPr>
-          <w:rFonts w:hint="eastAsia"/>
-        </w:rPr>
-        <w:t>の参加者間計画</w:t>
-      </w:r>
-    </w:p>
-    <w:p>
-      <w:pPr>
-        <w:jc w:val="left"/>
-      </w:pPr>
-    </w:p>
-    <w:p>
-      <w:pPr>
-        <w:jc w:val="left"/>
-      </w:pPr>
-      <w:r>
-        <w:rPr>
-          <w:rFonts w:hint="eastAsia"/>
-        </w:rPr>
-        <w:t>実験条件</w:t>
-      </w:r>
-    </w:p>
-    <w:p>
-      <w:pPr>
-        <w:jc w:val="left"/>
-      </w:pPr>
-    </w:p>
-    <w:p>
-      <w:pPr>
-        <w:jc w:val="left"/>
-      </w:pPr>
-    </w:p>
-    <w:p>
-      <w:pPr>
-        <w:jc w:val="left"/>
-      </w:pPr>
-    </w:p>
-    <w:p>
-      <w:r>
-        <w:t>実験材料</w:t>
-      </w:r>
-    </w:p>
-    <w:p/>
-    <w:p/>
-    <w:p/>
+      <w:r>
+        <w:rPr>
+          <w:rFonts w:hint="eastAsia"/>
+        </w:rPr>
+        <w:t>まず、調査対象者に5因子の内容について説明した。そして、調査対象者に、自分自身と、実際の友人関係における、実在する特定の好きな人と嫌いな人、の3者の性格について、各因子の5段階に区切られた中のあてはまるところを丸で囲むというやり方で、5段階評価させた。</w:t>
+      </w:r>
+      <w:r>
+        <w:rPr>
+          <w:rFonts w:hint="eastAsia"/>
+        </w:rPr>
+        <w:t>検査対象者を2群に分け、1方は自分、好きな人、嫌いな人の順11名、他方は自分、嫌いな人、好きな人の順7名で回答させた。</w:t>
+      </w:r>
+    </w:p>
+    <w:p>
+      <w:pPr>
+        <w:widowControl/>
+        <w:jc w:val="left"/>
+      </w:pPr>
+      <w:r>
+        <w:br w:type="page"/>
+      </w:r>
+    </w:p>
+    <w:p>
+      <w:pPr>
+        <w:rPr>
+          <w:rFonts w:hint="eastAsia"/>
+        </w:rPr>
+      </w:pPr>
+    </w:p>
     <w:p>
       <w:pPr>
         <w:jc w:val="center"/>
       </w:pPr>
       <w:r>
         <w:t>結果</w:t>
+      </w:r>
+    </w:p>
+    <w:p>
+      <w:pPr>
+        <w:jc w:val="left"/>
+      </w:pPr>
+      <w:r>
+        <w:rPr>
+          <w:rFonts w:hint="eastAsia"/>
+        </w:rPr>
+        <w:t xml:space="preserve">　各因子の5段階を、検査内容にある左から右へ1点から5点として、評価対象ごとに、5項目の評価スコアを合計した。その平均値を示したのが、表1である。***</w:t>
+      </w:r>
+    </w:p>
+    <w:p>
+      <w:pPr>
+        <w:jc w:val="left"/>
+      </w:pPr>
+      <w:r>
+        <w:rPr>
+          <w:rFonts w:hint="eastAsia"/>
+        </w:rPr>
+        <w:t>そしてこり平均値について1要因3水準の対象者内計画の分散分析を行った。</w:t>
+      </w:r>
+    </w:p>
+    <w:p>
+      <w:pPr>
+        <w:jc w:val="left"/>
+        <w:rPr>
+          <w:rFonts w:hint="eastAsia"/>
+        </w:rPr>
+      </w:pPr>
+      <w:r>
+        <w:rPr>
+          <w:rFonts w:hint="eastAsia"/>
+        </w:rPr>
+        <w:t>その結果、評価対象の効果は、有意水準0.1%で有意であった(F(2,34)=27.29 p&lt;.001)。</w:t>
+      </w:r>
+    </w:p>
+    <w:p>
+      <w:pPr>
+        <w:jc w:val="left"/>
+        <w:rPr>
+          <w:rFonts w:hint="eastAsia"/>
+        </w:rPr>
+      </w:pPr>
+      <w:r>
+        <w:rPr>
+          <w:rFonts w:hint="eastAsia"/>
+        </w:rPr>
+        <w:t>そこでLSD法による多重比較を行った</w:t>
+      </w:r>
+      <w:r>
+        <w:rPr>
+          <w:rFonts w:hint="eastAsia"/>
+        </w:rPr>
+        <w:t>ところ、表2のようになった。***</w:t>
+      </w:r>
+    </w:p>
+    <w:p>
+      <w:pPr>
+        <w:jc w:val="left"/>
+      </w:pPr>
+      <w:r>
+        <w:rPr>
+          <w:rFonts w:hint="eastAsia"/>
+        </w:rPr>
+        <w:t xml:space="preserve">  次に、各評価対象間の差異の大きさを求めるため、評価対象ごとに、各項目のスコアの差の絶対値を合計した。その平均値を示したのが表3である。***</w:t>
+      </w:r>
+    </w:p>
+    <w:p>
+      <w:pPr>
+        <w:jc w:val="left"/>
+      </w:pPr>
+      <w:r>
+        <w:rPr>
+          <w:rFonts w:hint="eastAsia"/>
+        </w:rPr>
+        <w:t>そしてこの値について1因子3水準の対象者内計画の分散分析を行った。</w:t>
+      </w:r>
+    </w:p>
+    <w:p>
+      <w:pPr>
+        <w:jc w:val="left"/>
+        <w:rPr>
+          <w:rFonts w:hint="eastAsia"/>
+        </w:rPr>
+      </w:pPr>
+      <w:r>
+        <w:rPr>
+          <w:rFonts w:hint="eastAsia"/>
+        </w:rPr>
+        <w:t>その結果、評価対象間の効果は、有意水準5%で有用であった(F(2,34)=4.66 p=.016)。</w:t>
+      </w:r>
+    </w:p>
+    <w:p>
+      <w:pPr>
+        <w:jc w:val="left"/>
+        <w:rPr>
+          <w:rFonts w:hint="eastAsia"/>
+        </w:rPr>
+      </w:pPr>
+      <w:r>
+        <w:rPr>
+          <w:rFonts w:hint="eastAsia"/>
+        </w:rPr>
+        <w:t>そこで、LSD法による多重比較を行ったところ、表4のようになった。***</w:t>
       </w:r>
     </w:p>
     <w:p>
@@ -5607,4 +5510,16 @@
     </a:ext>
   </a:extLst>
 </a:theme>
+</file>
+
+<file path=customXml/item1.xml><?xml version="1.0" encoding="utf-8"?>
+<b:Sources xmlns:b="http://schemas.openxmlformats.org/officeDocument/2006/bibliography" xmlns="http://schemas.openxmlformats.org/officeDocument/2006/bibliography" SelectedStyle="\APASixthEditionOfficeOnline.xsl" StyleName="APA" Version="6"/>
+</file>
+
+<file path=customXml/itemProps1.xml><?xml version="1.0" encoding="utf-8"?>
+<ds:datastoreItem xmlns:ds="http://schemas.openxmlformats.org/officeDocument/2006/customXml" ds:itemID="{15C1A916-898D-40A4-B093-ED455339451E}">
+  <ds:schemaRefs>
+    <ds:schemaRef ds:uri="http://schemas.openxmlformats.org/officeDocument/2006/bibliography"/>
+  </ds:schemaRefs>
+</ds:datastoreItem>
 </file>
--- a/2026A/心理学実験1/1420048141松山和弘_心理学実験1.docx
+++ b/2026A/心理学実験1/1420048141松山和弘_心理学実験1.docx
@@ -3243,9 +3243,6 @@
     <w:p>
       <w:pPr>
         <w:jc w:val="center"/>
-        <w:rPr>
-          <w:rFonts w:hint="eastAsia"/>
-        </w:rPr>
       </w:pPr>
       <w:r>
         <w:t>方法</w:t>
@@ -3313,9 +3310,6 @@
     <w:p>
       <w:pPr>
         <w:jc w:val="left"/>
-        <w:rPr>
-          <w:rFonts w:hint="eastAsia"/>
-        </w:rPr>
       </w:pPr>
       <w:r>
         <w:rPr>
@@ -3327,9 +3321,6 @@
     <w:p>
       <w:pPr>
         <w:jc w:val="left"/>
-        <w:rPr>
-          <w:rFonts w:hint="eastAsia"/>
-        </w:rPr>
       </w:pPr>
     </w:p>
     <w:p>
@@ -3370,13 +3361,7 @@
         <w:br w:type="page"/>
       </w:r>
     </w:p>
-    <w:p>
-      <w:pPr>
-        <w:rPr>
-          <w:rFonts w:hint="eastAsia"/>
-        </w:rPr>
-      </w:pPr>
-    </w:p>
+    <w:p/>
     <w:p>
       <w:pPr>
         <w:jc w:val="center"/>
@@ -3410,9 +3395,6 @@
     <w:p>
       <w:pPr>
         <w:jc w:val="left"/>
-        <w:rPr>
-          <w:rFonts w:hint="eastAsia"/>
-        </w:rPr>
       </w:pPr>
       <w:r>
         <w:rPr>
@@ -3424,9 +3406,6 @@
     <w:p>
       <w:pPr>
         <w:jc w:val="left"/>
-        <w:rPr>
-          <w:rFonts w:hint="eastAsia"/>
-        </w:rPr>
       </w:pPr>
       <w:r>
         <w:rPr>
@@ -3466,9 +3445,6 @@
     <w:p>
       <w:pPr>
         <w:jc w:val="left"/>
-        <w:rPr>
-          <w:rFonts w:hint="eastAsia"/>
-        </w:rPr>
       </w:pPr>
       <w:r>
         <w:rPr>
@@ -3480,9 +3456,6 @@
     <w:p>
       <w:pPr>
         <w:jc w:val="left"/>
-        <w:rPr>
-          <w:rFonts w:hint="eastAsia"/>
-        </w:rPr>
       </w:pPr>
       <w:r>
         <w:rPr>
@@ -3490,6 +3463,1489 @@
         </w:rPr>
         <w:t>そこで、LSD法による多重比較を行ったところ、表4のようになった。***</w:t>
       </w:r>
+    </w:p>
+    <w:p>
+      <w:pPr>
+        <w:widowControl/>
+        <w:jc w:val="left"/>
+        <w:rPr>
+          <w:rFonts w:hint="eastAsia"/>
+        </w:rPr>
+      </w:pPr>
+      <w:bookmarkStart w:id="2" w:name="_Hlk233903109"/>
+    </w:p>
+    <w:p>
+      <w:pPr>
+        <w:widowControl/>
+        <w:jc w:val="left"/>
+      </w:pPr>
+      <w:r>
+        <w:rPr>
+          <w:rFonts w:hint="eastAsia"/>
+        </w:rPr>
+        <w:t>表</w:t>
+      </w:r>
+      <w:r>
+        <w:rPr>
+          <w:rFonts w:hint="eastAsia"/>
+        </w:rPr>
+        <w:t>1</w:t>
+      </w:r>
+      <w:r>
+        <w:rPr>
+          <w:rFonts w:hint="eastAsia"/>
+        </w:rPr>
+        <w:t xml:space="preserve"> 各</w:t>
+      </w:r>
+      <w:r>
+        <w:rPr>
+          <w:rFonts w:hint="eastAsia"/>
+        </w:rPr>
+        <w:t>対象</w:t>
+      </w:r>
+      <w:r>
+        <w:rPr>
+          <w:rFonts w:hint="eastAsia"/>
+        </w:rPr>
+        <w:t>の</w:t>
+      </w:r>
+      <w:r>
+        <w:rPr>
+          <w:rFonts w:hint="eastAsia"/>
+        </w:rPr>
+        <w:t>評価スコア</w:t>
+      </w:r>
+      <w:r>
+        <w:rPr>
+          <w:rFonts w:hint="eastAsia"/>
+        </w:rPr>
+        <w:t>の平均値と標準偏差(N=18)</w:t>
+      </w:r>
+    </w:p>
+    <w:tbl>
+      <w:tblPr>
+        <w:tblStyle w:val="a7"/>
+        <w:tblW w:w="0" w:type="auto"/>
+        <w:tblLook w:val="04A0" w:firstRow="1" w:lastRow="0" w:firstColumn="1" w:lastColumn="0" w:noHBand="0" w:noVBand="1"/>
+      </w:tblPr>
+      <w:tblGrid>
+        <w:gridCol w:w="1236"/>
+        <w:gridCol w:w="909"/>
+        <w:gridCol w:w="909"/>
+        <w:gridCol w:w="909"/>
+      </w:tblGrid>
+      <w:tr>
+        <w:tc>
+          <w:tcPr>
+            <w:tcW w:w="1236" w:type="dxa"/>
+            <w:tcBorders>
+              <w:left w:val="nil"/>
+              <w:bottom w:val="nil"/>
+              <w:right w:val="nil"/>
+            </w:tcBorders>
+          </w:tcPr>
+          <w:p>
+            <w:pPr>
+              <w:widowControl/>
+              <w:jc w:val="left"/>
+            </w:pPr>
+          </w:p>
+        </w:tc>
+        <w:tc>
+          <w:tcPr>
+            <w:tcW w:w="2727" w:type="dxa"/>
+            <w:gridSpan w:val="3"/>
+            <w:tcBorders>
+              <w:left w:val="nil"/>
+              <w:bottom w:val="single" w:sz="4" w:space="0" w:color="auto"/>
+              <w:right w:val="nil"/>
+            </w:tcBorders>
+          </w:tcPr>
+          <w:p>
+            <w:pPr>
+              <w:widowControl/>
+              <w:jc w:val="center"/>
+            </w:pPr>
+            <w:r>
+              <w:rPr>
+                <w:rFonts w:hint="eastAsia"/>
+              </w:rPr>
+              <w:t>対象</w:t>
+            </w:r>
+          </w:p>
+        </w:tc>
+      </w:tr>
+      <w:tr>
+        <w:tc>
+          <w:tcPr>
+            <w:tcW w:w="1236" w:type="dxa"/>
+            <w:tcBorders>
+              <w:top w:val="nil"/>
+              <w:left w:val="nil"/>
+              <w:bottom w:val="single" w:sz="4" w:space="0" w:color="auto"/>
+              <w:right w:val="nil"/>
+            </w:tcBorders>
+          </w:tcPr>
+          <w:p>
+            <w:pPr>
+              <w:widowControl/>
+              <w:jc w:val="left"/>
+            </w:pPr>
+          </w:p>
+        </w:tc>
+        <w:tc>
+          <w:tcPr>
+            <w:tcW w:w="909" w:type="dxa"/>
+            <w:tcBorders>
+              <w:left w:val="nil"/>
+              <w:bottom w:val="single" w:sz="4" w:space="0" w:color="auto"/>
+              <w:right w:val="nil"/>
+            </w:tcBorders>
+          </w:tcPr>
+          <w:p>
+            <w:pPr>
+              <w:widowControl/>
+              <w:jc w:val="left"/>
+            </w:pPr>
+            <w:r>
+              <w:rPr>
+                <w:rFonts w:hint="eastAsia"/>
+              </w:rPr>
+              <w:t>自分</w:t>
+            </w:r>
+          </w:p>
+        </w:tc>
+        <w:tc>
+          <w:tcPr>
+            <w:tcW w:w="909" w:type="dxa"/>
+            <w:tcBorders>
+              <w:left w:val="nil"/>
+              <w:bottom w:val="single" w:sz="4" w:space="0" w:color="auto"/>
+              <w:right w:val="nil"/>
+            </w:tcBorders>
+          </w:tcPr>
+          <w:p>
+            <w:pPr>
+              <w:widowControl/>
+              <w:jc w:val="left"/>
+            </w:pPr>
+            <w:r>
+              <w:rPr>
+                <w:rFonts w:hint="eastAsia"/>
+              </w:rPr>
+              <w:t>好き</w:t>
+            </w:r>
+          </w:p>
+        </w:tc>
+        <w:tc>
+          <w:tcPr>
+            <w:tcW w:w="909" w:type="dxa"/>
+            <w:tcBorders>
+              <w:left w:val="nil"/>
+              <w:bottom w:val="single" w:sz="4" w:space="0" w:color="auto"/>
+              <w:right w:val="nil"/>
+            </w:tcBorders>
+          </w:tcPr>
+          <w:p>
+            <w:pPr>
+              <w:widowControl/>
+              <w:jc w:val="left"/>
+            </w:pPr>
+            <w:r>
+              <w:rPr>
+                <w:rFonts w:hint="eastAsia"/>
+              </w:rPr>
+              <w:t>嫌い</w:t>
+            </w:r>
+          </w:p>
+        </w:tc>
+      </w:tr>
+      <w:tr>
+        <w:tc>
+          <w:tcPr>
+            <w:tcW w:w="1236" w:type="dxa"/>
+            <w:tcBorders>
+              <w:left w:val="nil"/>
+              <w:bottom w:val="nil"/>
+              <w:right w:val="nil"/>
+            </w:tcBorders>
+          </w:tcPr>
+          <w:p>
+            <w:pPr>
+              <w:widowControl/>
+              <w:jc w:val="left"/>
+            </w:pPr>
+            <w:r>
+              <w:rPr>
+                <w:rFonts w:hint="eastAsia"/>
+              </w:rPr>
+              <w:t>平均値</w:t>
+            </w:r>
+          </w:p>
+        </w:tc>
+        <w:tc>
+          <w:tcPr>
+            <w:tcW w:w="909" w:type="dxa"/>
+            <w:tcBorders>
+              <w:left w:val="nil"/>
+              <w:bottom w:val="nil"/>
+              <w:right w:val="nil"/>
+            </w:tcBorders>
+          </w:tcPr>
+          <w:p>
+            <w:pPr>
+              <w:widowControl/>
+              <w:jc w:val="left"/>
+              <w:rPr>
+                <w:rFonts w:hint="eastAsia"/>
+              </w:rPr>
+            </w:pPr>
+            <w:r>
+              <w:rPr>
+                <w:rFonts w:hint="eastAsia"/>
+              </w:rPr>
+              <w:t>17.89</w:t>
+            </w:r>
+          </w:p>
+        </w:tc>
+        <w:tc>
+          <w:tcPr>
+            <w:tcW w:w="909" w:type="dxa"/>
+            <w:tcBorders>
+              <w:left w:val="nil"/>
+              <w:bottom w:val="nil"/>
+              <w:right w:val="nil"/>
+            </w:tcBorders>
+          </w:tcPr>
+          <w:p>
+            <w:pPr>
+              <w:widowControl/>
+              <w:jc w:val="left"/>
+              <w:rPr>
+                <w:rFonts w:hint="eastAsia"/>
+              </w:rPr>
+            </w:pPr>
+            <w:r>
+              <w:rPr>
+                <w:rFonts w:hint="eastAsia"/>
+              </w:rPr>
+              <w:t>20.83</w:t>
+            </w:r>
+          </w:p>
+        </w:tc>
+        <w:tc>
+          <w:tcPr>
+            <w:tcW w:w="909" w:type="dxa"/>
+            <w:tcBorders>
+              <w:left w:val="nil"/>
+              <w:bottom w:val="nil"/>
+              <w:right w:val="nil"/>
+            </w:tcBorders>
+          </w:tcPr>
+          <w:p>
+            <w:pPr>
+              <w:widowControl/>
+              <w:jc w:val="left"/>
+              <w:rPr>
+                <w:rFonts w:hint="eastAsia"/>
+              </w:rPr>
+            </w:pPr>
+            <w:r>
+              <w:rPr>
+                <w:rFonts w:hint="eastAsia"/>
+              </w:rPr>
+              <w:t>13.94</w:t>
+            </w:r>
+          </w:p>
+        </w:tc>
+      </w:tr>
+      <w:tr>
+        <w:tc>
+          <w:tcPr>
+            <w:tcW w:w="1236" w:type="dxa"/>
+            <w:tcBorders>
+              <w:top w:val="nil"/>
+              <w:left w:val="nil"/>
+              <w:right w:val="nil"/>
+            </w:tcBorders>
+          </w:tcPr>
+          <w:p>
+            <w:pPr>
+              <w:widowControl/>
+              <w:jc w:val="left"/>
+            </w:pPr>
+            <w:r>
+              <w:rPr>
+                <w:rFonts w:hint="eastAsia"/>
+              </w:rPr>
+              <w:t>標準偏差</w:t>
+            </w:r>
+          </w:p>
+        </w:tc>
+        <w:tc>
+          <w:tcPr>
+            <w:tcW w:w="909" w:type="dxa"/>
+            <w:tcBorders>
+              <w:top w:val="nil"/>
+              <w:left w:val="nil"/>
+              <w:right w:val="nil"/>
+            </w:tcBorders>
+          </w:tcPr>
+          <w:p>
+            <w:pPr>
+              <w:widowControl/>
+              <w:jc w:val="left"/>
+              <w:rPr>
+                <w:rFonts w:hint="eastAsia"/>
+              </w:rPr>
+            </w:pPr>
+            <w:r>
+              <w:rPr>
+                <w:rFonts w:hint="eastAsia"/>
+              </w:rPr>
+              <w:t>2.51</w:t>
+            </w:r>
+          </w:p>
+        </w:tc>
+        <w:tc>
+          <w:tcPr>
+            <w:tcW w:w="909" w:type="dxa"/>
+            <w:tcBorders>
+              <w:top w:val="nil"/>
+              <w:left w:val="nil"/>
+              <w:right w:val="nil"/>
+            </w:tcBorders>
+          </w:tcPr>
+          <w:p>
+            <w:pPr>
+              <w:widowControl/>
+              <w:jc w:val="left"/>
+              <w:rPr>
+                <w:rFonts w:hint="eastAsia"/>
+              </w:rPr>
+            </w:pPr>
+            <w:r>
+              <w:rPr>
+                <w:rFonts w:hint="eastAsia"/>
+              </w:rPr>
+              <w:t>2.71</w:t>
+            </w:r>
+          </w:p>
+        </w:tc>
+        <w:tc>
+          <w:tcPr>
+            <w:tcW w:w="909" w:type="dxa"/>
+            <w:tcBorders>
+              <w:top w:val="nil"/>
+              <w:left w:val="nil"/>
+              <w:right w:val="nil"/>
+            </w:tcBorders>
+          </w:tcPr>
+          <w:p>
+            <w:pPr>
+              <w:widowControl/>
+              <w:jc w:val="left"/>
+              <w:rPr>
+                <w:rFonts w:hint="eastAsia"/>
+              </w:rPr>
+            </w:pPr>
+            <w:r>
+              <w:rPr>
+                <w:rFonts w:hint="eastAsia"/>
+              </w:rPr>
+              <w:t>3.10</w:t>
+            </w:r>
+          </w:p>
+        </w:tc>
+      </w:tr>
+    </w:tbl>
+    <w:p/>
+    <w:p>
+      <w:r>
+        <w:rPr>
+          <w:rFonts w:hint="eastAsia"/>
+        </w:rPr>
+        <w:t>表</w:t>
+      </w:r>
+      <w:r>
+        <w:rPr>
+          <w:rFonts w:hint="eastAsia"/>
+        </w:rPr>
+        <w:t>2</w:t>
+      </w:r>
+      <w:r>
+        <w:rPr>
+          <w:rFonts w:hint="eastAsia"/>
+        </w:rPr>
+        <w:t xml:space="preserve"> </w:t>
+      </w:r>
+      <w:r>
+        <w:rPr>
+          <w:rFonts w:hint="eastAsia"/>
+        </w:rPr>
+        <w:t>各対象の評価スコア</w:t>
+      </w:r>
+      <w:r>
+        <w:rPr>
+          <w:rFonts w:hint="eastAsia"/>
+        </w:rPr>
+        <w:t>の多重比較の結果(LSD法, 優位水準5%)</w:t>
+      </w:r>
+    </w:p>
+    <w:tbl>
+      <w:tblPr>
+        <w:tblStyle w:val="a7"/>
+        <w:tblW w:w="0" w:type="auto"/>
+        <w:tblLook w:val="04A0" w:firstRow="1" w:lastRow="0" w:firstColumn="1" w:lastColumn="0" w:noHBand="0" w:noVBand="1"/>
+      </w:tblPr>
+      <w:tblGrid>
+        <w:gridCol w:w="816"/>
+        <w:gridCol w:w="546"/>
+        <w:gridCol w:w="816"/>
+      </w:tblGrid>
+      <w:tr>
+        <w:tc>
+          <w:tcPr>
+            <w:tcW w:w="816" w:type="dxa"/>
+            <w:tcBorders>
+              <w:left w:val="nil"/>
+              <w:bottom w:val="nil"/>
+              <w:right w:val="nil"/>
+            </w:tcBorders>
+          </w:tcPr>
+          <w:p>
+            <w:r>
+              <w:rPr>
+                <w:rFonts w:hint="eastAsia"/>
+              </w:rPr>
+              <w:t>対象</w:t>
+            </w:r>
+          </w:p>
+        </w:tc>
+        <w:tc>
+          <w:tcPr>
+            <w:tcW w:w="546" w:type="dxa"/>
+            <w:tcBorders>
+              <w:left w:val="nil"/>
+              <w:bottom w:val="nil"/>
+              <w:right w:val="nil"/>
+            </w:tcBorders>
+          </w:tcPr>
+          <w:p/>
+        </w:tc>
+        <w:tc>
+          <w:tcPr>
+            <w:tcW w:w="816" w:type="dxa"/>
+            <w:tcBorders>
+              <w:left w:val="nil"/>
+              <w:bottom w:val="nil"/>
+              <w:right w:val="nil"/>
+            </w:tcBorders>
+          </w:tcPr>
+          <w:p>
+            <w:r>
+              <w:rPr>
+                <w:rFonts w:hint="eastAsia"/>
+              </w:rPr>
+              <w:t>対象</w:t>
+            </w:r>
+          </w:p>
+        </w:tc>
+      </w:tr>
+      <w:tr>
+        <w:tc>
+          <w:tcPr>
+            <w:tcW w:w="816" w:type="dxa"/>
+            <w:tcBorders>
+              <w:top w:val="nil"/>
+              <w:left w:val="nil"/>
+              <w:right w:val="nil"/>
+            </w:tcBorders>
+          </w:tcPr>
+          <w:p>
+            <w:r>
+              <w:rPr>
+                <w:rFonts w:hint="eastAsia"/>
+              </w:rPr>
+              <w:t>自分</w:t>
+            </w:r>
+          </w:p>
+        </w:tc>
+        <w:tc>
+          <w:tcPr>
+            <w:tcW w:w="546" w:type="dxa"/>
+            <w:tcBorders>
+              <w:top w:val="nil"/>
+              <w:left w:val="nil"/>
+              <w:right w:val="nil"/>
+            </w:tcBorders>
+          </w:tcPr>
+          <w:p>
+            <w:r>
+              <w:rPr>
+                <w:rFonts w:hint="eastAsia"/>
+              </w:rPr>
+              <w:t>&lt;</w:t>
+            </w:r>
+          </w:p>
+        </w:tc>
+        <w:tc>
+          <w:tcPr>
+            <w:tcW w:w="816" w:type="dxa"/>
+            <w:tcBorders>
+              <w:top w:val="nil"/>
+              <w:left w:val="nil"/>
+              <w:right w:val="nil"/>
+            </w:tcBorders>
+          </w:tcPr>
+          <w:p>
+            <w:r>
+              <w:rPr>
+                <w:rFonts w:hint="eastAsia"/>
+              </w:rPr>
+              <w:t>好き</w:t>
+            </w:r>
+          </w:p>
+        </w:tc>
+      </w:tr>
+      <w:tr>
+        <w:tc>
+          <w:tcPr>
+            <w:tcW w:w="816" w:type="dxa"/>
+            <w:tcBorders>
+              <w:left w:val="nil"/>
+              <w:right w:val="nil"/>
+            </w:tcBorders>
+          </w:tcPr>
+          <w:p>
+            <w:r>
+              <w:rPr>
+                <w:rFonts w:hint="eastAsia"/>
+              </w:rPr>
+              <w:t>自分</w:t>
+            </w:r>
+          </w:p>
+        </w:tc>
+        <w:tc>
+          <w:tcPr>
+            <w:tcW w:w="546" w:type="dxa"/>
+            <w:tcBorders>
+              <w:left w:val="nil"/>
+              <w:right w:val="nil"/>
+            </w:tcBorders>
+          </w:tcPr>
+          <w:p>
+            <w:r>
+              <w:rPr>
+                <w:rFonts w:hint="eastAsia"/>
+              </w:rPr>
+              <w:t>&gt;</w:t>
+            </w:r>
+          </w:p>
+        </w:tc>
+        <w:tc>
+          <w:tcPr>
+            <w:tcW w:w="816" w:type="dxa"/>
+            <w:tcBorders>
+              <w:left w:val="nil"/>
+              <w:right w:val="nil"/>
+            </w:tcBorders>
+          </w:tcPr>
+          <w:p>
+            <w:r>
+              <w:rPr>
+                <w:rFonts w:hint="eastAsia"/>
+              </w:rPr>
+              <w:t>嫌い</w:t>
+            </w:r>
+          </w:p>
+        </w:tc>
+      </w:tr>
+      <w:tr>
+        <w:tc>
+          <w:tcPr>
+            <w:tcW w:w="816" w:type="dxa"/>
+            <w:tcBorders>
+              <w:left w:val="nil"/>
+              <w:right w:val="nil"/>
+            </w:tcBorders>
+          </w:tcPr>
+          <w:p>
+            <w:r>
+              <w:rPr>
+                <w:rFonts w:hint="eastAsia"/>
+              </w:rPr>
+              <w:t>好き</w:t>
+            </w:r>
+          </w:p>
+        </w:tc>
+        <w:tc>
+          <w:tcPr>
+            <w:tcW w:w="546" w:type="dxa"/>
+            <w:tcBorders>
+              <w:left w:val="nil"/>
+              <w:right w:val="nil"/>
+            </w:tcBorders>
+          </w:tcPr>
+          <w:p>
+            <w:r>
+              <w:rPr>
+                <w:rFonts w:hint="eastAsia"/>
+              </w:rPr>
+              <w:t>&gt;</w:t>
+            </w:r>
+          </w:p>
+        </w:tc>
+        <w:tc>
+          <w:tcPr>
+            <w:tcW w:w="816" w:type="dxa"/>
+            <w:tcBorders>
+              <w:left w:val="nil"/>
+              <w:right w:val="nil"/>
+            </w:tcBorders>
+          </w:tcPr>
+          <w:p>
+            <w:r>
+              <w:rPr>
+                <w:rFonts w:hint="eastAsia"/>
+              </w:rPr>
+              <w:t>嫌い</w:t>
+            </w:r>
+          </w:p>
+        </w:tc>
+      </w:tr>
+    </w:tbl>
+    <w:p>
+      <w:pPr>
+        <w:rPr>
+          <w:rFonts w:hint="eastAsia"/>
+        </w:rPr>
+      </w:pPr>
+      <w:r>
+        <w:rPr>
+          <w:rFonts w:hint="eastAsia"/>
+        </w:rPr>
+        <w:t>MSe=</w:t>
+      </w:r>
+      <w:r>
+        <w:rPr>
+          <w:rFonts w:hint="eastAsia"/>
+        </w:rPr>
+        <w:t>7.88</w:t>
+      </w:r>
+    </w:p>
+    <w:p>
+      <w:pPr>
+        <w:rPr>
+          <w:rFonts w:hint="eastAsia"/>
+        </w:rPr>
+      </w:pPr>
+      <w:r>
+        <w:rPr>
+          <w:rFonts w:hint="eastAsia"/>
+        </w:rPr>
+        <w:t>LSD値=</w:t>
+      </w:r>
+      <w:r>
+        <w:rPr>
+          <w:rFonts w:hint="eastAsia"/>
+        </w:rPr>
+        <w:t>1.90</w:t>
+      </w:r>
+    </w:p>
+    <w:bookmarkEnd w:id="2"/>
+    <w:p>
+      <w:pPr>
+        <w:widowControl/>
+        <w:jc w:val="left"/>
+      </w:pPr>
+    </w:p>
+    <w:p>
+      <w:pPr>
+        <w:widowControl/>
+        <w:jc w:val="left"/>
+      </w:pPr>
+      <w:r>
+        <w:br w:type="page"/>
+      </w:r>
+    </w:p>
+    <w:p>
+      <w:pPr>
+        <w:widowControl/>
+        <w:jc w:val="left"/>
+        <w:rPr>
+          <w:rFonts w:hint="eastAsia"/>
+        </w:rPr>
+      </w:pPr>
+    </w:p>
+    <w:p>
+      <w:pPr>
+        <w:widowControl/>
+        <w:jc w:val="left"/>
+      </w:pPr>
+      <w:r>
+        <w:rPr>
+          <w:rFonts w:hint="eastAsia"/>
+        </w:rPr>
+        <w:t>表</w:t>
+      </w:r>
+      <w:r>
+        <w:rPr>
+          <w:rFonts w:hint="eastAsia"/>
+        </w:rPr>
+        <w:t>3</w:t>
+      </w:r>
+      <w:r>
+        <w:rPr>
+          <w:rFonts w:hint="eastAsia"/>
+        </w:rPr>
+        <w:t xml:space="preserve"> 各対象</w:t>
+      </w:r>
+      <w:r>
+        <w:rPr>
+          <w:rFonts w:hint="eastAsia"/>
+        </w:rPr>
+        <w:t>間</w:t>
+      </w:r>
+      <w:r>
+        <w:rPr>
+          <w:rFonts w:hint="eastAsia"/>
+        </w:rPr>
+        <w:t>の評価スコアの</w:t>
+      </w:r>
+      <w:r>
+        <w:rPr>
+          <w:rFonts w:hint="eastAsia"/>
+        </w:rPr>
+        <w:t>差異(絶対値)の</w:t>
+      </w:r>
+      <w:r>
+        <w:rPr>
+          <w:rFonts w:hint="eastAsia"/>
+        </w:rPr>
+        <w:t>平均値と標準偏差(N=18)</w:t>
+      </w:r>
+    </w:p>
+    <w:tbl>
+      <w:tblPr>
+        <w:tblStyle w:val="a7"/>
+        <w:tblW w:w="0" w:type="auto"/>
+        <w:tblLook w:val="04A0" w:firstRow="1" w:lastRow="0" w:firstColumn="1" w:lastColumn="0" w:noHBand="0" w:noVBand="1"/>
+      </w:tblPr>
+      <w:tblGrid>
+        <w:gridCol w:w="1236"/>
+        <w:gridCol w:w="1319"/>
+        <w:gridCol w:w="1319"/>
+        <w:gridCol w:w="1319"/>
+      </w:tblGrid>
+      <w:tr>
+        <w:tc>
+          <w:tcPr>
+            <w:tcW w:w="1236" w:type="dxa"/>
+            <w:tcBorders>
+              <w:left w:val="nil"/>
+              <w:bottom w:val="nil"/>
+              <w:right w:val="nil"/>
+            </w:tcBorders>
+          </w:tcPr>
+          <w:p>
+            <w:pPr>
+              <w:widowControl/>
+              <w:jc w:val="left"/>
+            </w:pPr>
+          </w:p>
+        </w:tc>
+        <w:tc>
+          <w:tcPr>
+            <w:tcW w:w="3957" w:type="dxa"/>
+            <w:gridSpan w:val="3"/>
+            <w:tcBorders>
+              <w:left w:val="nil"/>
+              <w:bottom w:val="single" w:sz="4" w:space="0" w:color="auto"/>
+              <w:right w:val="nil"/>
+            </w:tcBorders>
+          </w:tcPr>
+          <w:p>
+            <w:pPr>
+              <w:widowControl/>
+              <w:jc w:val="center"/>
+            </w:pPr>
+            <w:r>
+              <w:rPr>
+                <w:rFonts w:hint="eastAsia"/>
+              </w:rPr>
+              <w:t>対象</w:t>
+            </w:r>
+          </w:p>
+        </w:tc>
+      </w:tr>
+      <w:tr>
+        <w:tc>
+          <w:tcPr>
+            <w:tcW w:w="1236" w:type="dxa"/>
+            <w:tcBorders>
+              <w:top w:val="nil"/>
+              <w:left w:val="nil"/>
+              <w:bottom w:val="single" w:sz="4" w:space="0" w:color="auto"/>
+              <w:right w:val="nil"/>
+            </w:tcBorders>
+          </w:tcPr>
+          <w:p>
+            <w:pPr>
+              <w:widowControl/>
+              <w:jc w:val="left"/>
+            </w:pPr>
+          </w:p>
+        </w:tc>
+        <w:tc>
+          <w:tcPr>
+            <w:tcW w:w="1319" w:type="dxa"/>
+            <w:tcBorders>
+              <w:left w:val="nil"/>
+              <w:bottom w:val="single" w:sz="4" w:space="0" w:color="auto"/>
+              <w:right w:val="nil"/>
+            </w:tcBorders>
+          </w:tcPr>
+          <w:p>
+            <w:pPr>
+              <w:widowControl/>
+              <w:jc w:val="left"/>
+            </w:pPr>
+            <w:r>
+              <w:rPr>
+                <w:rFonts w:hint="eastAsia"/>
+              </w:rPr>
+              <w:t>自分</w:t>
+            </w:r>
+            <w:r>
+              <w:rPr>
+                <w:rFonts w:hint="eastAsia"/>
+              </w:rPr>
+              <w:t>-好き</w:t>
+            </w:r>
+          </w:p>
+        </w:tc>
+        <w:tc>
+          <w:tcPr>
+            <w:tcW w:w="1319" w:type="dxa"/>
+            <w:tcBorders>
+              <w:left w:val="nil"/>
+              <w:bottom w:val="single" w:sz="4" w:space="0" w:color="auto"/>
+              <w:right w:val="nil"/>
+            </w:tcBorders>
+          </w:tcPr>
+          <w:p>
+            <w:pPr>
+              <w:widowControl/>
+              <w:jc w:val="left"/>
+            </w:pPr>
+            <w:r>
+              <w:rPr>
+                <w:rFonts w:hint="eastAsia"/>
+              </w:rPr>
+              <w:t>自分-嫌い</w:t>
+            </w:r>
+          </w:p>
+        </w:tc>
+        <w:tc>
+          <w:tcPr>
+            <w:tcW w:w="1319" w:type="dxa"/>
+            <w:tcBorders>
+              <w:left w:val="nil"/>
+              <w:bottom w:val="single" w:sz="4" w:space="0" w:color="auto"/>
+              <w:right w:val="nil"/>
+            </w:tcBorders>
+          </w:tcPr>
+          <w:p>
+            <w:pPr>
+              <w:widowControl/>
+              <w:jc w:val="left"/>
+            </w:pPr>
+            <w:r>
+              <w:rPr>
+                <w:rFonts w:hint="eastAsia"/>
+              </w:rPr>
+              <w:t>好き-</w:t>
+            </w:r>
+            <w:r>
+              <w:rPr>
+                <w:rFonts w:hint="eastAsia"/>
+              </w:rPr>
+              <w:t>嫌い</w:t>
+            </w:r>
+          </w:p>
+        </w:tc>
+      </w:tr>
+      <w:tr>
+        <w:tc>
+          <w:tcPr>
+            <w:tcW w:w="1236" w:type="dxa"/>
+            <w:tcBorders>
+              <w:left w:val="nil"/>
+              <w:bottom w:val="nil"/>
+              <w:right w:val="nil"/>
+            </w:tcBorders>
+          </w:tcPr>
+          <w:p>
+            <w:pPr>
+              <w:widowControl/>
+              <w:jc w:val="left"/>
+            </w:pPr>
+            <w:r>
+              <w:rPr>
+                <w:rFonts w:hint="eastAsia"/>
+              </w:rPr>
+              <w:t>平均値</w:t>
+            </w:r>
+          </w:p>
+        </w:tc>
+        <w:tc>
+          <w:tcPr>
+            <w:tcW w:w="1319" w:type="dxa"/>
+            <w:tcBorders>
+              <w:left w:val="nil"/>
+              <w:bottom w:val="nil"/>
+              <w:right w:val="nil"/>
+            </w:tcBorders>
+          </w:tcPr>
+          <w:p>
+            <w:pPr>
+              <w:widowControl/>
+              <w:jc w:val="left"/>
+              <w:rPr>
+                <w:rFonts w:hint="eastAsia"/>
+              </w:rPr>
+            </w:pPr>
+            <w:r>
+              <w:rPr>
+                <w:rFonts w:hint="eastAsia"/>
+              </w:rPr>
+              <w:t>5.83</w:t>
+            </w:r>
+          </w:p>
+        </w:tc>
+        <w:tc>
+          <w:tcPr>
+            <w:tcW w:w="1319" w:type="dxa"/>
+            <w:tcBorders>
+              <w:left w:val="nil"/>
+              <w:bottom w:val="nil"/>
+              <w:right w:val="nil"/>
+            </w:tcBorders>
+          </w:tcPr>
+          <w:p>
+            <w:pPr>
+              <w:widowControl/>
+              <w:jc w:val="left"/>
+              <w:rPr>
+                <w:rFonts w:hint="eastAsia"/>
+              </w:rPr>
+            </w:pPr>
+            <w:r>
+              <w:rPr>
+                <w:rFonts w:hint="eastAsia"/>
+              </w:rPr>
+              <w:t>7.06</w:t>
+            </w:r>
+          </w:p>
+        </w:tc>
+        <w:tc>
+          <w:tcPr>
+            <w:tcW w:w="1319" w:type="dxa"/>
+            <w:tcBorders>
+              <w:left w:val="nil"/>
+              <w:bottom w:val="nil"/>
+              <w:right w:val="nil"/>
+            </w:tcBorders>
+          </w:tcPr>
+          <w:p>
+            <w:pPr>
+              <w:widowControl/>
+              <w:jc w:val="left"/>
+              <w:rPr>
+                <w:rFonts w:hint="eastAsia"/>
+              </w:rPr>
+            </w:pPr>
+            <w:r>
+              <w:rPr>
+                <w:rFonts w:hint="eastAsia"/>
+              </w:rPr>
+              <w:t>8.56</w:t>
+            </w:r>
+          </w:p>
+        </w:tc>
+      </w:tr>
+      <w:tr>
+        <w:tc>
+          <w:tcPr>
+            <w:tcW w:w="1236" w:type="dxa"/>
+            <w:tcBorders>
+              <w:top w:val="nil"/>
+              <w:left w:val="nil"/>
+              <w:right w:val="nil"/>
+            </w:tcBorders>
+          </w:tcPr>
+          <w:p>
+            <w:pPr>
+              <w:widowControl/>
+              <w:jc w:val="left"/>
+            </w:pPr>
+            <w:r>
+              <w:rPr>
+                <w:rFonts w:hint="eastAsia"/>
+              </w:rPr>
+              <w:t>標準偏差</w:t>
+            </w:r>
+          </w:p>
+        </w:tc>
+        <w:tc>
+          <w:tcPr>
+            <w:tcW w:w="1319" w:type="dxa"/>
+            <w:tcBorders>
+              <w:top w:val="nil"/>
+              <w:left w:val="nil"/>
+              <w:right w:val="nil"/>
+            </w:tcBorders>
+          </w:tcPr>
+          <w:p>
+            <w:pPr>
+              <w:widowControl/>
+              <w:jc w:val="left"/>
+              <w:rPr>
+                <w:rFonts w:hint="eastAsia"/>
+              </w:rPr>
+            </w:pPr>
+            <w:r>
+              <w:rPr>
+                <w:rFonts w:hint="eastAsia"/>
+              </w:rPr>
+              <w:t>2</w:t>
+            </w:r>
+            <w:r>
+              <w:rPr>
+                <w:rFonts w:hint="eastAsia"/>
+              </w:rPr>
+              <w:t>.95</w:t>
+            </w:r>
+          </w:p>
+        </w:tc>
+        <w:tc>
+          <w:tcPr>
+            <w:tcW w:w="1319" w:type="dxa"/>
+            <w:tcBorders>
+              <w:top w:val="nil"/>
+              <w:left w:val="nil"/>
+              <w:right w:val="nil"/>
+            </w:tcBorders>
+          </w:tcPr>
+          <w:p>
+            <w:pPr>
+              <w:widowControl/>
+              <w:jc w:val="left"/>
+              <w:rPr>
+                <w:rFonts w:hint="eastAsia"/>
+              </w:rPr>
+            </w:pPr>
+            <w:r>
+              <w:rPr>
+                <w:rFonts w:hint="eastAsia"/>
+              </w:rPr>
+              <w:t>3.03</w:t>
+            </w:r>
+          </w:p>
+        </w:tc>
+        <w:tc>
+          <w:tcPr>
+            <w:tcW w:w="1319" w:type="dxa"/>
+            <w:tcBorders>
+              <w:top w:val="nil"/>
+              <w:left w:val="nil"/>
+              <w:right w:val="nil"/>
+            </w:tcBorders>
+          </w:tcPr>
+          <w:p>
+            <w:pPr>
+              <w:widowControl/>
+              <w:jc w:val="left"/>
+              <w:rPr>
+                <w:rFonts w:hint="eastAsia"/>
+              </w:rPr>
+            </w:pPr>
+            <w:r>
+              <w:rPr>
+                <w:rFonts w:hint="eastAsia"/>
+              </w:rPr>
+              <w:t>2.93</w:t>
+            </w:r>
+          </w:p>
+        </w:tc>
+      </w:tr>
+    </w:tbl>
+    <w:p/>
+    <w:p>
+      <w:r>
+        <w:rPr>
+          <w:rFonts w:hint="eastAsia"/>
+        </w:rPr>
+        <w:t>表</w:t>
+      </w:r>
+      <w:r>
+        <w:rPr>
+          <w:rFonts w:hint="eastAsia"/>
+        </w:rPr>
+        <w:t>4</w:t>
+      </w:r>
+      <w:r>
+        <w:rPr>
+          <w:rFonts w:hint="eastAsia"/>
+        </w:rPr>
+        <w:t xml:space="preserve"> 各対象</w:t>
+      </w:r>
+      <w:r>
+        <w:rPr>
+          <w:rFonts w:hint="eastAsia"/>
+        </w:rPr>
+        <w:t>間</w:t>
+      </w:r>
+      <w:r>
+        <w:rPr>
+          <w:rFonts w:hint="eastAsia"/>
+        </w:rPr>
+        <w:t>の評価スコアの</w:t>
+      </w:r>
+      <w:r>
+        <w:rPr>
+          <w:rFonts w:hint="eastAsia"/>
+        </w:rPr>
+        <w:t>差異の</w:t>
+      </w:r>
+      <w:r>
+        <w:rPr>
+          <w:rFonts w:hint="eastAsia"/>
+        </w:rPr>
+        <w:t>多重比較の結果(LSD法, 優位水準5%)</w:t>
+      </w:r>
+    </w:p>
+    <w:tbl>
+      <w:tblPr>
+        <w:tblStyle w:val="a7"/>
+        <w:tblW w:w="0" w:type="auto"/>
+        <w:tblLook w:val="04A0" w:firstRow="1" w:lastRow="0" w:firstColumn="1" w:lastColumn="0" w:noHBand="0" w:noVBand="1"/>
+      </w:tblPr>
+      <w:tblGrid>
+        <w:gridCol w:w="1319"/>
+        <w:gridCol w:w="546"/>
+        <w:gridCol w:w="1319"/>
+      </w:tblGrid>
+      <w:tr>
+        <w:tc>
+          <w:tcPr>
+            <w:tcW w:w="1319" w:type="dxa"/>
+            <w:tcBorders>
+              <w:left w:val="nil"/>
+              <w:bottom w:val="nil"/>
+              <w:right w:val="nil"/>
+            </w:tcBorders>
+          </w:tcPr>
+          <w:p>
+            <w:r>
+              <w:rPr>
+                <w:rFonts w:hint="eastAsia"/>
+              </w:rPr>
+              <w:t>対象</w:t>
+            </w:r>
+            <w:r>
+              <w:rPr>
+                <w:rFonts w:hint="eastAsia"/>
+              </w:rPr>
+              <w:t>間</w:t>
+            </w:r>
+          </w:p>
+        </w:tc>
+        <w:tc>
+          <w:tcPr>
+            <w:tcW w:w="546" w:type="dxa"/>
+            <w:tcBorders>
+              <w:left w:val="nil"/>
+              <w:bottom w:val="nil"/>
+              <w:right w:val="nil"/>
+            </w:tcBorders>
+          </w:tcPr>
+          <w:p/>
+        </w:tc>
+        <w:tc>
+          <w:tcPr>
+            <w:tcW w:w="1319" w:type="dxa"/>
+            <w:tcBorders>
+              <w:left w:val="nil"/>
+              <w:bottom w:val="nil"/>
+              <w:right w:val="nil"/>
+            </w:tcBorders>
+          </w:tcPr>
+          <w:p>
+            <w:r>
+              <w:rPr>
+                <w:rFonts w:hint="eastAsia"/>
+              </w:rPr>
+              <w:t>対象</w:t>
+            </w:r>
+            <w:r>
+              <w:rPr>
+                <w:rFonts w:hint="eastAsia"/>
+              </w:rPr>
+              <w:t>間</w:t>
+            </w:r>
+          </w:p>
+        </w:tc>
+      </w:tr>
+      <w:tr>
+        <w:tc>
+          <w:tcPr>
+            <w:tcW w:w="1319" w:type="dxa"/>
+            <w:tcBorders>
+              <w:top w:val="nil"/>
+              <w:left w:val="nil"/>
+              <w:right w:val="nil"/>
+            </w:tcBorders>
+          </w:tcPr>
+          <w:p>
+            <w:pPr>
+              <w:rPr>
+                <w:rFonts w:hint="eastAsia"/>
+              </w:rPr>
+            </w:pPr>
+            <w:r>
+              <w:rPr>
+                <w:rFonts w:hint="eastAsia"/>
+              </w:rPr>
+              <w:t>自分</w:t>
+            </w:r>
+            <w:r>
+              <w:rPr>
+                <w:rFonts w:hint="eastAsia"/>
+              </w:rPr>
+              <w:t>-好き</w:t>
+            </w:r>
+          </w:p>
+        </w:tc>
+        <w:tc>
+          <w:tcPr>
+            <w:tcW w:w="546" w:type="dxa"/>
+            <w:tcBorders>
+              <w:top w:val="nil"/>
+              <w:left w:val="nil"/>
+              <w:right w:val="nil"/>
+            </w:tcBorders>
+          </w:tcPr>
+          <w:p>
+            <w:r>
+              <w:rPr>
+                <w:rFonts w:hint="eastAsia"/>
+              </w:rPr>
+              <w:t>=</w:t>
+            </w:r>
+          </w:p>
+        </w:tc>
+        <w:tc>
+          <w:tcPr>
+            <w:tcW w:w="1319" w:type="dxa"/>
+            <w:tcBorders>
+              <w:top w:val="nil"/>
+              <w:left w:val="nil"/>
+              <w:right w:val="nil"/>
+            </w:tcBorders>
+          </w:tcPr>
+          <w:p>
+            <w:r>
+              <w:rPr>
+                <w:rFonts w:hint="eastAsia"/>
+              </w:rPr>
+              <w:t>自分-嫌い</w:t>
+            </w:r>
+          </w:p>
+        </w:tc>
+      </w:tr>
+      <w:tr>
+        <w:tc>
+          <w:tcPr>
+            <w:tcW w:w="1319" w:type="dxa"/>
+            <w:tcBorders>
+              <w:left w:val="nil"/>
+              <w:right w:val="nil"/>
+            </w:tcBorders>
+          </w:tcPr>
+          <w:p>
+            <w:r>
+              <w:rPr>
+                <w:rFonts w:hint="eastAsia"/>
+              </w:rPr>
+              <w:t>自分</w:t>
+            </w:r>
+            <w:r>
+              <w:rPr>
+                <w:rFonts w:hint="eastAsia"/>
+              </w:rPr>
+              <w:t>-好き</w:t>
+            </w:r>
+          </w:p>
+        </w:tc>
+        <w:tc>
+          <w:tcPr>
+            <w:tcW w:w="546" w:type="dxa"/>
+            <w:tcBorders>
+              <w:left w:val="nil"/>
+              <w:right w:val="nil"/>
+            </w:tcBorders>
+          </w:tcPr>
+          <w:p>
+            <w:r>
+              <w:rPr>
+                <w:rFonts w:hint="eastAsia"/>
+              </w:rPr>
+              <w:t>&lt;</w:t>
+            </w:r>
+          </w:p>
+        </w:tc>
+        <w:tc>
+          <w:tcPr>
+            <w:tcW w:w="1319" w:type="dxa"/>
+            <w:tcBorders>
+              <w:left w:val="nil"/>
+              <w:right w:val="nil"/>
+            </w:tcBorders>
+          </w:tcPr>
+          <w:p>
+            <w:r>
+              <w:rPr>
+                <w:rFonts w:hint="eastAsia"/>
+              </w:rPr>
+              <w:t>好き-</w:t>
+            </w:r>
+            <w:r>
+              <w:rPr>
+                <w:rFonts w:hint="eastAsia"/>
+              </w:rPr>
+              <w:t>嫌い</w:t>
+            </w:r>
+          </w:p>
+        </w:tc>
+      </w:tr>
+      <w:tr>
+        <w:tc>
+          <w:tcPr>
+            <w:tcW w:w="1319" w:type="dxa"/>
+            <w:tcBorders>
+              <w:left w:val="nil"/>
+              <w:right w:val="nil"/>
+            </w:tcBorders>
+          </w:tcPr>
+          <w:p>
+            <w:r>
+              <w:rPr>
+                <w:rFonts w:hint="eastAsia"/>
+              </w:rPr>
+              <w:t>自分-嫌い</w:t>
+            </w:r>
+          </w:p>
+        </w:tc>
+        <w:tc>
+          <w:tcPr>
+            <w:tcW w:w="546" w:type="dxa"/>
+            <w:tcBorders>
+              <w:left w:val="nil"/>
+              <w:right w:val="nil"/>
+            </w:tcBorders>
+          </w:tcPr>
+          <w:p>
+            <w:r>
+              <w:rPr>
+                <w:rFonts w:hint="eastAsia"/>
+              </w:rPr>
+              <w:t>=</w:t>
+            </w:r>
+          </w:p>
+        </w:tc>
+        <w:tc>
+          <w:tcPr>
+            <w:tcW w:w="1319" w:type="dxa"/>
+            <w:tcBorders>
+              <w:left w:val="nil"/>
+              <w:right w:val="nil"/>
+            </w:tcBorders>
+          </w:tcPr>
+          <w:p>
+            <w:r>
+              <w:rPr>
+                <w:rFonts w:hint="eastAsia"/>
+              </w:rPr>
+              <w:t>好き-</w:t>
+            </w:r>
+            <w:r>
+              <w:rPr>
+                <w:rFonts w:hint="eastAsia"/>
+              </w:rPr>
+              <w:t>嫌い</w:t>
+            </w:r>
+          </w:p>
+        </w:tc>
+      </w:tr>
+    </w:tbl>
+    <w:p>
+      <w:pPr>
+        <w:rPr>
+          <w:rFonts w:hint="eastAsia"/>
+        </w:rPr>
+      </w:pPr>
+      <w:r>
+        <w:rPr>
+          <w:rFonts w:hint="eastAsia"/>
+        </w:rPr>
+        <w:t>MSe=</w:t>
+      </w:r>
+      <w:r>
+        <w:rPr>
+          <w:rFonts w:hint="eastAsia"/>
+        </w:rPr>
+        <w:t>7.19</w:t>
+      </w:r>
+    </w:p>
+    <w:p>
+      <w:pPr>
+        <w:rPr>
+          <w:rFonts w:hint="eastAsia"/>
+        </w:rPr>
+      </w:pPr>
+      <w:r>
+        <w:rPr>
+          <w:rFonts w:hint="eastAsia"/>
+        </w:rPr>
+        <w:t>LSD値=</w:t>
+      </w:r>
+      <w:r>
+        <w:rPr>
+          <w:rFonts w:hint="eastAsia"/>
+        </w:rPr>
+        <w:t>1.82</w:t>
+      </w:r>
+    </w:p>
+    <w:p>
+      <w:pPr>
+        <w:widowControl/>
+        <w:jc w:val="left"/>
+      </w:pPr>
+    </w:p>
+    <w:p>
+      <w:pPr>
+        <w:jc w:val="left"/>
+      </w:pPr>
+    </w:p>
+    <w:p>
+      <w:pPr>
+        <w:jc w:val="left"/>
+        <w:rPr>
+          <w:rFonts w:hint="eastAsia"/>
+        </w:rPr>
+      </w:pPr>
     </w:p>
     <w:p>
       <w:pPr>

--- a/2026A/心理学実験1/1420048141松山和弘_心理学実験1.docx
+++ b/2026A/心理学実験1/1420048141松山和弘_心理学実験1.docx
@@ -186,7 +186,31 @@
         <w:rPr>
           <w:rFonts w:hint="eastAsia"/>
         </w:rPr>
-        <w:t xml:space="preserve"> ルーウィス(Lewis, EO,1909)は、</w:t>
+        <w:t xml:space="preserve"> ルーウィス(Lewis, E</w:t>
+      </w:r>
+      <w:r>
+        <w:rPr>
+          <w:rFonts w:hint="eastAsia"/>
+        </w:rPr>
+        <w:t>.</w:t>
+      </w:r>
+      <w:r>
+        <w:rPr>
+          <w:rFonts w:hint="eastAsia"/>
+        </w:rPr>
+        <w:t>O</w:t>
+      </w:r>
+      <w:r>
+        <w:rPr>
+          <w:rFonts w:hint="eastAsia"/>
+        </w:rPr>
+        <w:t>.</w:t>
+      </w:r>
+      <w:r>
+        <w:rPr>
+          <w:rFonts w:hint="eastAsia"/>
+        </w:rPr>
+        <w:t>,1909)は、</w:t>
       </w:r>
       <w:bookmarkStart w:id="0" w:name="_Hlk233813214"/>
       <w:r>
@@ -252,6 +276,49 @@
         </w:rPr>
         <w:t>かという錯視の量を従属変数とした。</w:t>
       </w:r>
+      <w:r>
+        <w:rPr>
+          <w:rFonts w:hint="eastAsia"/>
+        </w:rPr>
+        <w:t>その結果、</w:t>
+      </w:r>
+      <w:bookmarkStart w:id="1" w:name="_Hlk233909353"/>
+      <w:r>
+        <w:rPr>
+          <w:rFonts w:hint="eastAsia"/>
+        </w:rPr>
+        <w:t>矢羽根の</w:t>
+      </w:r>
+      <w:bookmarkEnd w:id="1"/>
+      <w:r>
+        <w:rPr>
+          <w:rFonts w:hint="eastAsia"/>
+        </w:rPr>
+        <w:t>角度と長さ</w:t>
+      </w:r>
+      <w:r>
+        <w:rPr>
+          <w:rFonts w:hint="eastAsia"/>
+        </w:rPr>
+        <w:t>の違いより、錯視量に変化があり、錯視量が最大となる長さや角度があることがわかった。また角度が10度から40度の範囲では、角度が小さいほうが錯視量が大きいことがわかった。</w:t>
+      </w:r>
+    </w:p>
+    <w:p>
+      <w:pPr>
+        <w:ind w:firstLineChars="100" w:firstLine="210"/>
+      </w:pPr>
+      <w:r>
+        <w:rPr>
+          <w:rFonts w:hint="eastAsia"/>
+        </w:rPr>
+        <w:t>本実験では、矢羽根の長さを30mm固定とし、矢羽根の角度30度、60度、120度にて錯視量を確認する。</w:t>
+      </w:r>
+      <w:r>
+        <w:rPr>
+          <w:rFonts w:hint="eastAsia"/>
+        </w:rPr>
+        <w:t>30度から120度の範囲でも角度が大きくなると錯視量が減少すると予測する。</w:t>
+      </w:r>
     </w:p>
     <w:p/>
     <w:p>
@@ -263,9 +330,9 @@
           <w:noProof/>
         </w:rPr>
         <w:drawing>
-          <wp:inline distT="0" distB="0" distL="0" distR="0" wp14:anchorId="67676BBE" wp14:editId="7B8BFA27">
-            <wp:extent cx="2823633" cy="1586800"/>
-            <wp:effectExtent l="0" t="0" r="0" b="0"/>
+          <wp:inline distT="0" distB="0" distL="0" distR="0" wp14:anchorId="67676BBE" wp14:editId="6D52045A">
+            <wp:extent cx="2340723" cy="1315418"/>
+            <wp:effectExtent l="0" t="0" r="2540" b="0"/>
             <wp:docPr id="1572245651" name="図 1"/>
             <wp:cNvGraphicFramePr>
               <a:graphicFrameLocks xmlns:a="http://schemas.openxmlformats.org/drawingml/2006/main" noChangeAspect="1"/>
@@ -292,7 +359,7 @@
                   <pic:spPr>
                     <a:xfrm>
                       <a:off x="0" y="0"/>
-                      <a:ext cx="2829894" cy="1590318"/>
+                      <a:ext cx="2351369" cy="1321401"/>
                     </a:xfrm>
                     <a:prstGeom prst="rect">
                       <a:avLst/>
@@ -332,9 +399,9 @@
           <w:noProof/>
         </w:rPr>
         <w:drawing>
-          <wp:inline distT="0" distB="0" distL="0" distR="0" wp14:anchorId="089B807D" wp14:editId="0ED1DDF2">
-            <wp:extent cx="2986887" cy="2406650"/>
-            <wp:effectExtent l="0" t="0" r="4445" b="0"/>
+          <wp:inline distT="0" distB="0" distL="0" distR="0" wp14:anchorId="089B807D" wp14:editId="7E7DEF05">
+            <wp:extent cx="2409934" cy="1941776"/>
+            <wp:effectExtent l="0" t="0" r="0" b="1905"/>
             <wp:docPr id="606991040" name="図 1"/>
             <wp:cNvGraphicFramePr>
               <a:graphicFrameLocks xmlns:a="http://schemas.openxmlformats.org/drawingml/2006/main" noChangeAspect="1"/>
@@ -361,7 +428,7 @@
                   <pic:spPr>
                     <a:xfrm>
                       <a:off x="0" y="0"/>
-                      <a:ext cx="2997169" cy="2414934"/>
+                      <a:ext cx="2424293" cy="1953345"/>
                     </a:xfrm>
                     <a:prstGeom prst="rect">
                       <a:avLst/>
@@ -871,9 +938,9 @@
       </w:tblPr>
       <w:tblGrid>
         <w:gridCol w:w="1236"/>
-        <w:gridCol w:w="2123"/>
-        <w:gridCol w:w="2124"/>
-        <w:gridCol w:w="2124"/>
+        <w:gridCol w:w="738"/>
+        <w:gridCol w:w="738"/>
+        <w:gridCol w:w="782"/>
       </w:tblGrid>
       <w:tr>
         <w:tc>
@@ -887,7 +954,7 @@
         </w:tc>
         <w:tc>
           <w:tcPr>
-            <w:tcW w:w="6371" w:type="dxa"/>
+            <w:tcW w:w="2258" w:type="dxa"/>
             <w:gridSpan w:val="3"/>
           </w:tcPr>
           <w:p>
@@ -913,7 +980,7 @@
         </w:tc>
         <w:tc>
           <w:tcPr>
-            <w:tcW w:w="2123" w:type="dxa"/>
+            <w:tcW w:w="738" w:type="dxa"/>
             <w:tcBorders>
               <w:bottom w:val="single" w:sz="4" w:space="0" w:color="auto"/>
             </w:tcBorders>
@@ -932,7 +999,7 @@
         </w:tc>
         <w:tc>
           <w:tcPr>
-            <w:tcW w:w="2124" w:type="dxa"/>
+            <w:tcW w:w="738" w:type="dxa"/>
             <w:tcBorders>
               <w:bottom w:val="single" w:sz="4" w:space="0" w:color="auto"/>
             </w:tcBorders>
@@ -951,7 +1018,7 @@
         </w:tc>
         <w:tc>
           <w:tcPr>
-            <w:tcW w:w="2124" w:type="dxa"/>
+            <w:tcW w:w="782" w:type="dxa"/>
             <w:tcBorders>
               <w:bottom w:val="single" w:sz="4" w:space="0" w:color="auto"/>
             </w:tcBorders>
@@ -988,7 +1055,7 @@
         </w:tc>
         <w:tc>
           <w:tcPr>
-            <w:tcW w:w="2123" w:type="dxa"/>
+            <w:tcW w:w="738" w:type="dxa"/>
             <w:tcBorders>
               <w:bottom w:val="nil"/>
             </w:tcBorders>
@@ -1004,7 +1071,7 @@
         </w:tc>
         <w:tc>
           <w:tcPr>
-            <w:tcW w:w="2124" w:type="dxa"/>
+            <w:tcW w:w="738" w:type="dxa"/>
             <w:tcBorders>
               <w:bottom w:val="nil"/>
             </w:tcBorders>
@@ -1020,7 +1087,7 @@
         </w:tc>
         <w:tc>
           <w:tcPr>
-            <w:tcW w:w="2124" w:type="dxa"/>
+            <w:tcW w:w="782" w:type="dxa"/>
             <w:tcBorders>
               <w:bottom w:val="nil"/>
             </w:tcBorders>
@@ -1054,7 +1121,7 @@
         </w:tc>
         <w:tc>
           <w:tcPr>
-            <w:tcW w:w="2123" w:type="dxa"/>
+            <w:tcW w:w="738" w:type="dxa"/>
             <w:tcBorders>
               <w:top w:val="nil"/>
             </w:tcBorders>
@@ -1070,7 +1137,7 @@
         </w:tc>
         <w:tc>
           <w:tcPr>
-            <w:tcW w:w="2124" w:type="dxa"/>
+            <w:tcW w:w="738" w:type="dxa"/>
             <w:tcBorders>
               <w:top w:val="nil"/>
             </w:tcBorders>
@@ -1086,7 +1153,7 @@
         </w:tc>
         <w:tc>
           <w:tcPr>
-            <w:tcW w:w="2124" w:type="dxa"/>
+            <w:tcW w:w="782" w:type="dxa"/>
             <w:tcBorders>
               <w:top w:val="nil"/>
             </w:tcBorders>
@@ -1577,7 +1644,7 @@
       </w:r>
     </w:p>
     <w:p>
-      <w:bookmarkStart w:id="1" w:name="_Hlk233833921"/>
+      <w:bookmarkStart w:id="2" w:name="_Hlk233833921"/>
     </w:p>
     <w:p>
       <w:r>
@@ -1827,7 +1894,7 @@
       </w:r>
     </w:p>
     <w:p/>
-    <w:bookmarkEnd w:id="1"/>
+    <w:bookmarkEnd w:id="2"/>
     <w:p>
       <w:pPr>
         <w:jc w:val="center"/>
@@ -1905,9 +1972,238 @@
         </w:rPr>
         <w:t xml:space="preserve">  事例がある概念に属するか否かを規定する特性をその概念の内包</w:t>
       </w:r>
+      <w:r>
+        <w:rPr>
+          <w:rFonts w:hint="eastAsia"/>
+        </w:rPr>
+        <w:t>(connotation)といい、概念のすべての正事例の集合をその概念の外延(denotation)という。</w:t>
+      </w:r>
+    </w:p>
+    <w:p>
+      <w:r>
+        <w:rPr>
+          <w:rFonts w:hint="eastAsia"/>
+        </w:rPr>
+        <w:t xml:space="preserve">　概念の型には、</w:t>
+      </w:r>
+      <w:bookmarkStart w:id="3" w:name="_Hlk233910546"/>
+      <w:r>
+        <w:rPr>
+          <w:rFonts w:hint="eastAsia"/>
+        </w:rPr>
+        <w:t>単純概念(simple concept)、合接概念(conjunctive</w:t>
+      </w:r>
+      <w:r>
+        <w:rPr>
+          <w:rFonts w:hint="eastAsia"/>
+        </w:rPr>
+        <w:t xml:space="preserve"> concept: AND</w:t>
+      </w:r>
+      <w:r>
+        <w:rPr>
+          <w:rFonts w:hint="eastAsia"/>
+        </w:rPr>
+        <w:t>)</w:t>
+      </w:r>
+      <w:r>
+        <w:rPr>
+          <w:rFonts w:hint="eastAsia"/>
+        </w:rPr>
+        <w:t>、離接概念(disjunctive concept</w:t>
+      </w:r>
+      <w:r>
+        <w:rPr>
+          <w:rFonts w:hint="eastAsia"/>
+        </w:rPr>
+        <w:t>:OR</w:t>
+      </w:r>
+      <w:r>
+        <w:rPr>
+          <w:rFonts w:hint="eastAsia"/>
+        </w:rPr>
+        <w:t>)等</w:t>
+      </w:r>
+      <w:bookmarkEnd w:id="3"/>
+      <w:r>
+        <w:rPr>
+          <w:rFonts w:hint="eastAsia"/>
+        </w:rPr>
+        <w:t>がある。</w:t>
+      </w:r>
+    </w:p>
+    <w:p/>
+    <w:p>
+      <w:r>
+        <w:t>単純概念</w:t>
+      </w:r>
+      <w:r>
+        <w:rPr>
+          <w:rFonts w:hint="eastAsia"/>
+        </w:rPr>
+        <w:t>(simple concept)</w:t>
+      </w:r>
+    </w:p>
+    <w:p>
+      <w:r>
+        <w:rPr>
+          <w:rFonts w:hint="eastAsia"/>
+        </w:rPr>
+        <w:t xml:space="preserve">　1つの基準属性の正値によって規定される概念(例:猫)。</w:t>
+      </w:r>
+    </w:p>
+    <w:p>
+      <w:r>
+        <w:rPr>
+          <w:rFonts w:hint="eastAsia"/>
+        </w:rPr>
+        <w:t>合接概念(conjunctive concept: AND)</w:t>
+      </w:r>
+    </w:p>
+    <w:p>
+      <w:pPr>
+        <w:ind w:firstLineChars="50" w:firstLine="105"/>
+      </w:pPr>
+      <w:r>
+        <w:rPr>
+          <w:rFonts w:hint="eastAsia"/>
+        </w:rPr>
+        <w:t xml:space="preserve"> 2つ以上の基準概念のAND</w:t>
+      </w:r>
+      <w:r>
+        <w:rPr>
+          <w:rFonts w:hint="eastAsia"/>
+        </w:rPr>
+        <w:t>条件</w:t>
+      </w:r>
+      <w:r>
+        <w:rPr>
+          <w:rFonts w:hint="eastAsia"/>
+        </w:rPr>
+        <w:t>よって規定される概念(例:黒AND猫-&gt;黒猫)。</w:t>
+      </w:r>
+    </w:p>
+    <w:p>
+      <w:r>
+        <w:rPr>
+          <w:rFonts w:hint="eastAsia"/>
+        </w:rPr>
+        <w:t>離接概念(disjunctive concept)</w:t>
+      </w:r>
+    </w:p>
+    <w:p>
+      <w:r>
+        <w:rPr>
+          <w:rFonts w:hint="eastAsia"/>
+        </w:rPr>
+        <w:t xml:space="preserve">  </w:t>
+      </w:r>
+      <w:r>
+        <w:rPr>
+          <w:rFonts w:hint="eastAsia"/>
+        </w:rPr>
+        <w:t>2</w:t>
+      </w:r>
+      <w:r>
+        <w:t>つ以上</w:t>
+      </w:r>
+      <w:r>
+        <w:rPr>
+          <w:rFonts w:hint="eastAsia"/>
+        </w:rPr>
+        <w:t>の基準概念の</w:t>
+      </w:r>
+      <w:r>
+        <w:rPr>
+          <w:rFonts w:hint="eastAsia"/>
+        </w:rPr>
+        <w:t>OR</w:t>
+      </w:r>
+      <w:r>
+        <w:rPr>
+          <w:rFonts w:hint="eastAsia"/>
+        </w:rPr>
+        <w:t>条件よって規定される概念(例:</w:t>
+      </w:r>
+      <w:r>
+        <w:rPr>
+          <w:rFonts w:hint="eastAsia"/>
+        </w:rPr>
+        <w:t>猫OR犬</w:t>
+      </w:r>
+      <w:r>
+        <w:rPr>
+          <w:rFonts w:hint="eastAsia"/>
+        </w:rPr>
+        <w:t>-&gt;</w:t>
+      </w:r>
+      <w:r>
+        <w:rPr>
+          <w:rFonts w:hint="eastAsia"/>
+        </w:rPr>
+        <w:t>ペット</w:t>
+      </w:r>
+      <w:r>
+        <w:rPr>
+          <w:rFonts w:hint="eastAsia"/>
+        </w:rPr>
+        <w:t>)。</w:t>
+      </w:r>
+    </w:p>
+    <w:p/>
+    <w:p>
+      <w:r>
+        <w:rPr>
+          <w:rFonts w:hint="eastAsia"/>
+        </w:rPr>
+        <w:t xml:space="preserve">　概念形成実験では、</w:t>
+      </w:r>
+      <w:r>
+        <w:rPr>
+          <w:rFonts w:hint="eastAsia"/>
+        </w:rPr>
+        <w:t>「</w:t>
+      </w:r>
+      <w:r>
+        <w:rPr>
+          <w:rFonts w:hint="eastAsia"/>
+        </w:rPr>
+        <w:t xml:space="preserve">1. 複数のパターン提示、2. </w:t>
+      </w:r>
+      <w:r>
+        <w:rPr>
+          <w:rFonts w:hint="eastAsia"/>
+        </w:rPr>
+        <w:t>質問と回答、3. 正答の提示」を繰り返して行い、単純概念(simple concept)、合接概念(AND)、離接概念(OR)のそれぞれの概念が形成されるまでの試行数を確認する。</w:t>
+      </w:r>
+    </w:p>
+    <w:p>
+      <w:pPr>
+        <w:ind w:firstLineChars="100" w:firstLine="210"/>
+      </w:pPr>
+      <w:r>
+        <w:rPr>
+          <w:rFonts w:hint="eastAsia"/>
+        </w:rPr>
+        <w:t>概念形成実験にあたり、パターン数、正値条件の複雑さ、正答の提示の有無により難易度がかわる。実験の目的に合わせて適切な難易度を設定する必要がある。本実験の難易度は、「心理学実験1」の受講時間に合わせて調整した。</w:t>
+      </w:r>
+    </w:p>
+    <w:p>
+      <w:pPr>
+        <w:ind w:firstLineChars="100" w:firstLine="210"/>
+      </w:pPr>
+    </w:p>
+    <w:p>
+      <w:pPr>
+        <w:widowControl/>
+        <w:jc w:val="left"/>
+      </w:pPr>
+      <w:r>
+        <w:br w:type="page"/>
+      </w:r>
     </w:p>
     <w:p/>
     <w:p/>
+    <w:p/>
     <w:p>
       <w:pPr>
         <w:jc w:val="center"/>
@@ -1990,7 +2286,79 @@
         <w:rPr>
           <w:rFonts w:hint="eastAsia"/>
         </w:rPr>
-        <w:t>、個数が2から5個(偶数か奇数か)、の組み合わせ(2x2x4)であった。これらについて、単純、合接、離接の3種類の概念の問題を作成した。単純概念は、色、形、個数のうち1か所(たとえば白)を、合成概念は、2か所を「かつ」の関係にしたもの(たとえば、黒かつ偶数)を、離接概念は、2か所を「または」の関係にしたもの(たとえば、円または奇数)を正解とした。各概念を2問ずつ</w:t>
+        <w:t>、個数が2から5個(偶数か奇数か)、の組み合わせ(2x2x4)であった。これらについて、単純、合接</w:t>
+      </w:r>
+      <w:r>
+        <w:rPr>
+          <w:rFonts w:hint="eastAsia"/>
+        </w:rPr>
+        <w:t>(AND)</w:t>
+      </w:r>
+      <w:r>
+        <w:rPr>
+          <w:rFonts w:hint="eastAsia"/>
+        </w:rPr>
+        <w:t>、離接</w:t>
+      </w:r>
+      <w:r>
+        <w:rPr>
+          <w:rFonts w:hint="eastAsia"/>
+        </w:rPr>
+        <w:t>(OR)</w:t>
+      </w:r>
+      <w:r>
+        <w:rPr>
+          <w:rFonts w:hint="eastAsia"/>
+        </w:rPr>
+        <w:t>の3種類の概念の問題を作成した。単純概念は、色、形、個数のうち1か所(たとえば白)を、合</w:t>
+      </w:r>
+      <w:r>
+        <w:rPr>
+          <w:rFonts w:hint="eastAsia"/>
+        </w:rPr>
+        <w:t>接(AND)</w:t>
+      </w:r>
+      <w:r>
+        <w:rPr>
+          <w:rFonts w:hint="eastAsia"/>
+        </w:rPr>
+        <w:t>概念は、2か所を「かつ</w:t>
+      </w:r>
+      <w:r>
+        <w:rPr>
+          <w:rFonts w:hint="eastAsia"/>
+        </w:rPr>
+        <w:t>(AND)</w:t>
+      </w:r>
+      <w:r>
+        <w:rPr>
+          <w:rFonts w:hint="eastAsia"/>
+        </w:rPr>
+        <w:t>」の関係にしたもの(たとえば、黒かつ偶数)を、離接</w:t>
+      </w:r>
+      <w:r>
+        <w:rPr>
+          <w:rFonts w:hint="eastAsia"/>
+        </w:rPr>
+        <w:t>(OR)</w:t>
+      </w:r>
+      <w:r>
+        <w:rPr>
+          <w:rFonts w:hint="eastAsia"/>
+        </w:rPr>
+        <w:t>概念は、2か所を「または</w:t>
+      </w:r>
+      <w:r>
+        <w:rPr>
+          <w:rFonts w:hint="eastAsia"/>
+        </w:rPr>
+        <w:t>(OR)</w:t>
+      </w:r>
+      <w:r>
+        <w:rPr>
+          <w:rFonts w:hint="eastAsia"/>
+        </w:rPr>
+        <w:t>」の関係にしたもの(たとえば、円または奇数)を正解とした。各概念を2問ずつ</w:t>
       </w:r>
       <w:r>
         <w:rPr>
@@ -2046,7 +2414,19 @@
         <w:rPr>
           <w:rFonts w:hint="eastAsia"/>
         </w:rPr>
-        <w:t>の動物名がつけられいいた。実験参加者にカードを1枚づつ提示して、それがその動物名のものかどうかを判断させた。その判断に対して、正誤をフィードバックしながら、16枚のカードをランダムな順序で提示することを繰り返して、16試行連続で正解するか、64試行まで(49試行以降が誤答のときはそこまで)つづけた。1問終わるごとに、共通の特徴がどのようなものであったかを答えさせた。16試行連続で正答し、かつ特徴を正しく答えられたものを完全正答とした。</w:t>
+        <w:t>の動物名がつけられた。実験参加者にカードを1枚</w:t>
+      </w:r>
+      <w:r>
+        <w:rPr>
+          <w:rFonts w:hint="eastAsia"/>
+        </w:rPr>
+        <w:t>ず</w:t>
+      </w:r>
+      <w:r>
+        <w:rPr>
+          <w:rFonts w:hint="eastAsia"/>
+        </w:rPr>
+        <w:t>つ提示して、それがその動物名のものかどうかを判断させた。その判断に対して、正誤をフィードバックしながら、16枚のカードをランダムな順序で提示することを繰り返して、16試行連続で正解するか、64試行まで(49試行以降が誤答のときはそこまで)つづけた。1問終わるごとに、共通の特徴がどのようなものであったかを答えさせた。16試行連続で正答し、かつ特徴を正しく答えられたものを完全正答とした。</w:t>
       </w:r>
     </w:p>
     <w:p>
@@ -2091,18 +2471,43 @@
         <w:rPr>
           <w:rFonts w:hint="eastAsia"/>
         </w:rPr>
-        <w:t xml:space="preserve">　単純、合接、離接</w:t>
-      </w:r>
-      <w:r>
-        <w:rPr>
-          <w:rFonts w:hint="eastAsia"/>
-        </w:rPr>
-        <w:t>の概念による各問題の完全正答数と誤答数を、2問ずつ概念ごとにまとめて18人x2=36問中何問かで求め、表1に示した。****</w:t>
+        <w:t xml:space="preserve">　単純、合接</w:t>
+      </w:r>
+      <w:r>
+        <w:rPr>
+          <w:rFonts w:hint="eastAsia"/>
+        </w:rPr>
+        <w:t>(AND)</w:t>
+      </w:r>
+      <w:r>
+        <w:rPr>
+          <w:rFonts w:hint="eastAsia"/>
+        </w:rPr>
+        <w:t>、離接</w:t>
+      </w:r>
+      <w:r>
+        <w:rPr>
+          <w:rFonts w:hint="eastAsia"/>
+        </w:rPr>
+        <w:t>(OR)</w:t>
+      </w:r>
+      <w:r>
+        <w:rPr>
+          <w:rFonts w:hint="eastAsia"/>
+        </w:rPr>
+        <w:t>の概念による各問題の完全正答数と誤答数を、2問ずつ概念ごとにまとめて18人x2=36問中何問かで求め、表1に示した。</w:t>
+      </w:r>
+      <w:r>
+        <w:rPr>
+          <w:rFonts w:hint="eastAsia"/>
+        </w:rPr>
+        <w:t>単純概念の正答率が88.9%、合接(AND)概念の正答率が77.8%、離接(OR)概念の正答率が27.8%であった。</w:t>
       </w:r>
     </w:p>
     <w:p>
       <w:pPr>
         <w:widowControl/>
+        <w:ind w:firstLineChars="100" w:firstLine="210"/>
         <w:jc w:val="left"/>
       </w:pPr>
       <w:r>
@@ -2127,25 +2532,20 @@
         <w:rPr>
           <w:rFonts w:hint="eastAsia"/>
         </w:rPr>
-        <w:t>。そこで残差分析を行い、その結果も表1に示した。****</w:t>
-      </w:r>
-    </w:p>
-    <w:p>
-      <w:pPr>
-        <w:widowControl/>
-        <w:jc w:val="left"/>
-      </w:pPr>
-      <w:r>
-        <w:rPr>
-          <w:rFonts w:hint="eastAsia"/>
-        </w:rPr>
-        <w:t>その結果、概念の効果は、有意水準0.1%で有意であった(F(2,67)=10.22 p&lt;0.01)。</w:t>
-      </w:r>
-    </w:p>
-    <w:p>
-      <w:pPr>
-        <w:jc w:val="left"/>
-      </w:pPr>
+        <w:t>。そこで残差分析を行</w:t>
+      </w:r>
+      <w:r>
+        <w:rPr>
+          <w:rFonts w:hint="eastAsia"/>
+        </w:rPr>
+        <w:t>なった結果</w:t>
+      </w:r>
+      <w:r>
+        <w:rPr>
+          <w:rFonts w:hint="eastAsia"/>
+        </w:rPr>
+        <w:t>、概念の効果は、有意水準0.1%で有意であった(F(2,67)=10.22 p&lt;0.01)。</w:t>
+      </w:r>
       <w:r>
         <w:rPr>
           <w:rFonts w:hint="eastAsia"/>
@@ -2567,6 +2967,18 @@
         <w:widowControl/>
         <w:jc w:val="left"/>
       </w:pPr>
+      <w:r>
+        <w:rPr>
+          <w:rFonts w:hint="eastAsia"/>
+        </w:rPr>
+        <w:t>p&lt;.05</w:t>
+      </w:r>
+    </w:p>
+    <w:p>
+      <w:pPr>
+        <w:widowControl/>
+        <w:jc w:val="left"/>
+      </w:pPr>
     </w:p>
     <w:p>
       <w:pPr>
@@ -3158,12 +3570,6 @@
         <w:widowControl/>
         <w:jc w:val="left"/>
       </w:pPr>
-    </w:p>
-    <w:p>
-      <w:pPr>
-        <w:widowControl/>
-        <w:jc w:val="left"/>
-      </w:pPr>
       <w:r>
         <w:br w:type="page"/>
       </w:r>
@@ -3230,17 +3636,242 @@
       </w:r>
     </w:p>
     <w:p/>
+    <w:p>
+      <w:pPr>
+        <w:jc w:val="center"/>
+      </w:pPr>
+      <w:r>
+        <w:rPr>
+          <w:rFonts w:hint="eastAsia"/>
+        </w:rPr>
+        <w:t>目的</w:t>
+      </w:r>
+    </w:p>
+    <w:p>
+      <w:pPr>
+        <w:ind w:firstLineChars="100" w:firstLine="210"/>
+        <w:jc w:val="left"/>
+      </w:pPr>
+      <w:r>
+        <w:t>Byrneは、「態度の類似性」は、対人魅力の一般的な規定因であることを主張している。</w:t>
+      </w:r>
+    </w:p>
+    <w:p>
+      <w:pPr>
+        <w:ind w:firstLineChars="100" w:firstLine="210"/>
+        <w:jc w:val="left"/>
+      </w:pPr>
+      <w:r>
+        <w:rPr>
+          <w:rFonts w:hint="eastAsia"/>
+        </w:rPr>
+        <w:t>Byrneの研究で用いられた手続きは、まず大学生の態度調査を行い、数日後にその学生に別の人が答えた態度質問紙を見せてから、その人にどれくらい好意を持つかを答えさせるというものであ</w:t>
+      </w:r>
+      <w:r>
+        <w:rPr>
+          <w:rFonts w:hint="eastAsia"/>
+        </w:rPr>
+        <w:t>った</w:t>
+      </w:r>
+      <w:r>
+        <w:rPr>
+          <w:rFonts w:hint="eastAsia"/>
+        </w:rPr>
+        <w:t>。実際に見せられ</w:t>
+      </w:r>
+      <w:r>
+        <w:rPr>
+          <w:rFonts w:hint="eastAsia"/>
+        </w:rPr>
+        <w:t>た</w:t>
+      </w:r>
+      <w:r>
+        <w:rPr>
+          <w:rFonts w:hint="eastAsia"/>
+        </w:rPr>
+        <w:t>態度</w:t>
+      </w:r>
+      <w:r>
+        <w:rPr>
+          <w:rFonts w:hint="eastAsia"/>
+        </w:rPr>
+        <w:t>質問</w:t>
+      </w:r>
+      <w:r>
+        <w:rPr>
+          <w:rFonts w:hint="eastAsia"/>
+        </w:rPr>
+        <w:t>紙は、実験者が大学生自身の態度を見て作成したものである。</w:t>
+      </w:r>
+      <w:bookmarkStart w:id="4" w:name="_Hlk233916690"/>
+      <w:r>
+        <w:t>Byrne,Griffitt(1966)</w:t>
+      </w:r>
+      <w:bookmarkEnd w:id="4"/>
+      <w:r>
+        <w:rPr>
+          <w:rFonts w:hint="eastAsia"/>
+        </w:rPr>
+        <w:t>は</w:t>
+      </w:r>
+      <w:r>
+        <w:t>、</w:t>
+      </w:r>
+      <w:r>
+        <w:rPr>
+          <w:rFonts w:hint="eastAsia"/>
+        </w:rPr>
+        <w:t>「類似した態度の比率」に比例して「魅力」を感じることを</w:t>
+      </w:r>
+      <w:r>
+        <w:rPr>
+          <w:rFonts w:hint="eastAsia"/>
+        </w:rPr>
+        <w:t>示した(図1)</w:t>
+      </w:r>
+      <w:r>
+        <w:rPr>
+          <w:rFonts w:hint="eastAsia"/>
+        </w:rPr>
+        <w:t>。</w:t>
+      </w:r>
+    </w:p>
     <w:p/>
     <w:p>
       <w:pPr>
         <w:jc w:val="center"/>
       </w:pPr>
       <w:r>
-        <w:t>問題</w:t>
+        <w:rPr>
+          <w:noProof/>
+        </w:rPr>
+        <w:drawing>
+          <wp:inline distT="0" distB="0" distL="0" distR="0" wp14:anchorId="29F72026" wp14:editId="5AA1281E">
+            <wp:extent cx="2321845" cy="2094411"/>
+            <wp:effectExtent l="0" t="0" r="2540" b="1270"/>
+            <wp:docPr id="1196546014" name="図 1"/>
+            <wp:cNvGraphicFramePr>
+              <a:graphicFrameLocks xmlns:a="http://schemas.openxmlformats.org/drawingml/2006/main" noChangeAspect="1"/>
+            </wp:cNvGraphicFramePr>
+            <a:graphic xmlns:a="http://schemas.openxmlformats.org/drawingml/2006/main">
+              <a:graphicData uri="http://schemas.openxmlformats.org/drawingml/2006/picture">
+                <pic:pic xmlns:pic="http://schemas.openxmlformats.org/drawingml/2006/picture">
+                  <pic:nvPicPr>
+                    <pic:cNvPr id="1196546014" name="図 1196546014"/>
+                    <pic:cNvPicPr/>
+                  </pic:nvPicPr>
+                  <pic:blipFill>
+                    <a:blip r:embed="rId12" cstate="print">
+                      <a:extLst>
+                        <a:ext uri="{28A0092B-C50C-407E-A947-70E740481C1C}">
+                          <a14:useLocalDpi xmlns:a14="http://schemas.microsoft.com/office/drawing/2010/main" val="0"/>
+                        </a:ext>
+                      </a:extLst>
+                    </a:blip>
+                    <a:stretch>
+                      <a:fillRect/>
+                    </a:stretch>
+                  </pic:blipFill>
+                  <pic:spPr>
+                    <a:xfrm>
+                      <a:off x="0" y="0"/>
+                      <a:ext cx="2337681" cy="2108696"/>
+                    </a:xfrm>
+                    <a:prstGeom prst="rect">
+                      <a:avLst/>
+                    </a:prstGeom>
+                  </pic:spPr>
+                </pic:pic>
+              </a:graphicData>
+            </a:graphic>
+          </wp:inline>
+        </w:drawing>
+      </w:r>
+    </w:p>
+    <w:p>
+      <w:pPr>
+        <w:jc w:val="center"/>
+      </w:pPr>
+      <w:r>
+        <w:rPr>
+          <w:rFonts w:hint="eastAsia"/>
+        </w:rPr>
+        <w:t>図1 態度の類似性と魅力の関係(</w:t>
+      </w:r>
+      <w:r>
+        <w:t>Byrne,Griffitt</w:t>
+      </w:r>
+      <w:r>
+        <w:rPr>
+          <w:rFonts w:hint="eastAsia"/>
+        </w:rPr>
+        <w:t xml:space="preserve"> </w:t>
+      </w:r>
+      <w:r>
+        <w:t>1966)</w:t>
       </w:r>
     </w:p>
     <w:p/>
     <w:p>
+      <w:r>
+        <w:rPr>
+          <w:rFonts w:hint="eastAsia"/>
+        </w:rPr>
+        <w:t xml:space="preserve"> </w:t>
+      </w:r>
+      <w:r>
+        <w:rPr>
+          <w:rFonts w:hint="eastAsia"/>
+        </w:rPr>
+        <w:t xml:space="preserve">　</w:t>
+      </w:r>
+      <w:r>
+        <w:rPr>
+          <w:rFonts w:hint="eastAsia"/>
+        </w:rPr>
+        <w:t>Byrneの研究では、「類似した態度」が「魅力」を感じることを示した。本実験では逆に、「魅力」を感じる人が「</w:t>
+      </w:r>
+      <w:r>
+        <w:rPr>
+          <w:rFonts w:hint="eastAsia"/>
+        </w:rPr>
+        <w:t>類似した態度となっているのか</w:t>
+      </w:r>
+      <w:r>
+        <w:rPr>
+          <w:rFonts w:hint="eastAsia"/>
+        </w:rPr>
+        <w:t>」</w:t>
+      </w:r>
+      <w:r>
+        <w:rPr>
+          <w:rFonts w:hint="eastAsia"/>
+        </w:rPr>
+        <w:t>が成立するかを確認する。</w:t>
+      </w:r>
+    </w:p>
+    <w:p>
+      <w:r>
+        <w:rPr>
+          <w:rFonts w:hint="eastAsia"/>
+        </w:rPr>
+        <w:t>「魅力」の尺度は、村上・村上(1999)による「主要5因子性格検査」を用いる。</w:t>
+      </w:r>
+    </w:p>
+    <w:p/>
+    <w:p/>
+    <w:p>
+      <w:pPr>
+        <w:widowControl/>
+        <w:jc w:val="left"/>
+      </w:pPr>
+      <w:r>
+        <w:br w:type="page"/>
+      </w:r>
+    </w:p>
+    <w:p/>
+    <w:p/>
+    <w:p>
       <w:pPr>
         <w:jc w:val="center"/>
       </w:pPr>
@@ -3309,6 +3940,7 @@
     </w:p>
     <w:p>
       <w:pPr>
+        <w:ind w:firstLineChars="100" w:firstLine="210"/>
         <w:jc w:val="left"/>
       </w:pPr>
       <w:r>
@@ -3378,18 +4010,37 @@
         <w:rPr>
           <w:rFonts w:hint="eastAsia"/>
         </w:rPr>
-        <w:t xml:space="preserve">　各因子の5段階を、検査内容にある左から右へ1点から5点として、評価対象ごとに、5項目の評価スコアを合計した。その平均値を示したのが、表1である。***</w:t>
-      </w:r>
-    </w:p>
-    <w:p>
-      <w:pPr>
-        <w:jc w:val="left"/>
-      </w:pPr>
-      <w:r>
-        <w:rPr>
-          <w:rFonts w:hint="eastAsia"/>
-        </w:rPr>
-        <w:t>そしてこり平均値について1要因3水準の対象者内計画の分散分析を行った。</w:t>
+        <w:t xml:space="preserve">　各因子の5段階を、検査内容にある左から右へ1点から5点として、評価対象ごとに、5項目の評価スコアを合計した。その平均値を示したのが、表1である。</w:t>
+      </w:r>
+      <w:r>
+        <w:rPr>
+          <w:rFonts w:hint="eastAsia"/>
+        </w:rPr>
+        <w:t>「嫌い」 &lt; 「自分」 &lt; 「好き」の結果となった。</w:t>
+      </w:r>
+    </w:p>
+    <w:p>
+      <w:pPr>
+        <w:ind w:firstLineChars="100" w:firstLine="210"/>
+        <w:jc w:val="left"/>
+      </w:pPr>
+      <w:r>
+        <w:rPr>
+          <w:rFonts w:hint="eastAsia"/>
+        </w:rPr>
+        <w:t>そしてこ</w:t>
+      </w:r>
+      <w:r>
+        <w:rPr>
+          <w:rFonts w:hint="eastAsia"/>
+        </w:rPr>
+        <w:t>の</w:t>
+      </w:r>
+      <w:r>
+        <w:rPr>
+          <w:rFonts w:hint="eastAsia"/>
+        </w:rPr>
+        <w:t>平均値について1要因3水準の対象者内計画の分散分析を行った。</w:t>
       </w:r>
     </w:p>
     <w:p>
@@ -3417,19 +4068,36 @@
         <w:rPr>
           <w:rFonts w:hint="eastAsia"/>
         </w:rPr>
-        <w:t>ところ、表2のようになった。***</w:t>
-      </w:r>
-    </w:p>
-    <w:p>
-      <w:pPr>
-        <w:jc w:val="left"/>
-      </w:pPr>
-      <w:r>
-        <w:rPr>
-          <w:rFonts w:hint="eastAsia"/>
-        </w:rPr>
-        <w:t xml:space="preserve">  次に、各評価対象間の差異の大きさを求めるため、評価対象ごとに、各項目のスコアの差の絶対値を合計した。その平均値を示したのが表3である。***</w:t>
-      </w:r>
+        <w:t>ところ、表2のようになった。</w:t>
+      </w:r>
+      <w:r>
+        <w:rPr>
+          <w:rFonts w:hint="eastAsia"/>
+        </w:rPr>
+        <w:t>これも、「嫌い」 &lt; 「自分」 &lt; 「好き」の結果となった。</w:t>
+      </w:r>
+    </w:p>
+    <w:p>
+      <w:pPr>
+        <w:jc w:val="left"/>
+      </w:pPr>
+      <w:r>
+        <w:rPr>
+          <w:rFonts w:hint="eastAsia"/>
+        </w:rPr>
+        <w:t xml:space="preserve">  次に、各評価対象間の差異の大きさを求めるため、評価対象ごとに、各項目のスコアの差の絶対値を合計した。その平均値を示したのが表3である。</w:t>
+      </w:r>
+      <w:r>
+        <w:rPr>
+          <w:rFonts w:hint="eastAsia"/>
+        </w:rPr>
+        <w:t>「自分-好き」&lt;「自分-嫌い」&lt;「好き-嫌い」となった。</w:t>
+      </w:r>
+    </w:p>
+    <w:p>
+      <w:pPr>
+        <w:jc w:val="left"/>
+      </w:pPr>
     </w:p>
     <w:p>
       <w:pPr>
@@ -3461,65 +4129,82 @@
         <w:rPr>
           <w:rFonts w:hint="eastAsia"/>
         </w:rPr>
-        <w:t>そこで、LSD法による多重比較を行ったところ、表4のようになった。***</w:t>
+        <w:t>そこで、LSD法による多重比較を行ったところ、表4のようになった。</w:t>
+      </w:r>
+      <w:r>
+        <w:rPr>
+          <w:rFonts w:hint="eastAsia"/>
+        </w:rPr>
+        <w:t>評価対象間は、</w:t>
       </w:r>
     </w:p>
     <w:p>
       <w:pPr>
         <w:widowControl/>
         <w:jc w:val="left"/>
-        <w:rPr>
-          <w:rFonts w:hint="eastAsia"/>
-        </w:rPr>
-      </w:pPr>
-      <w:bookmarkStart w:id="2" w:name="_Hlk233903109"/>
+      </w:pPr>
+      <w:bookmarkStart w:id="5" w:name="_Hlk233903109"/>
+      <w:r>
+        <w:rPr>
+          <w:rFonts w:hint="eastAsia"/>
+        </w:rPr>
+        <w:t>「自分-好き」</w:t>
+      </w:r>
+      <w:bookmarkStart w:id="6" w:name="_Hlk233908222"/>
+      <w:r>
+        <w:rPr>
+          <w:rFonts w:hint="eastAsia"/>
+        </w:rPr>
+        <w:t>=「自分-嫌い」</w:t>
+      </w:r>
+      <w:bookmarkEnd w:id="6"/>
+      <w:r>
+        <w:rPr>
+          <w:rFonts w:hint="eastAsia"/>
+        </w:rPr>
+        <w:t>,</w:t>
+      </w:r>
+      <w:r>
+        <w:rPr>
+          <w:rFonts w:hint="eastAsia"/>
+        </w:rPr>
+        <w:t>「自分-嫌い」=「好き-嫌い」</w:t>
+      </w:r>
+      <w:r>
+        <w:rPr>
+          <w:rFonts w:hint="eastAsia"/>
+        </w:rPr>
+        <w:t>,</w:t>
+      </w:r>
+      <w:r>
+        <w:rPr>
+          <w:rFonts w:hint="eastAsia"/>
+        </w:rPr>
+        <w:t>「自分-好き」&lt;「好き-嫌い」</w:t>
+      </w:r>
+      <w:r>
+        <w:rPr>
+          <w:rFonts w:hint="eastAsia"/>
+        </w:rPr>
+        <w:t>の関係があった。</w:t>
+      </w:r>
     </w:p>
     <w:p>
       <w:pPr>
         <w:widowControl/>
         <w:jc w:val="left"/>
       </w:pPr>
-      <w:r>
-        <w:rPr>
-          <w:rFonts w:hint="eastAsia"/>
-        </w:rPr>
-        <w:t>表</w:t>
-      </w:r>
-      <w:r>
-        <w:rPr>
-          <w:rFonts w:hint="eastAsia"/>
-        </w:rPr>
-        <w:t>1</w:t>
-      </w:r>
-      <w:r>
-        <w:rPr>
-          <w:rFonts w:hint="eastAsia"/>
-        </w:rPr>
-        <w:t xml:space="preserve"> 各</w:t>
-      </w:r>
-      <w:r>
-        <w:rPr>
-          <w:rFonts w:hint="eastAsia"/>
-        </w:rPr>
-        <w:t>対象</w:t>
-      </w:r>
-      <w:r>
-        <w:rPr>
-          <w:rFonts w:hint="eastAsia"/>
-        </w:rPr>
-        <w:t>の</w:t>
-      </w:r>
-      <w:r>
-        <w:rPr>
-          <w:rFonts w:hint="eastAsia"/>
-        </w:rPr>
-        <w:t>評価スコア</w:t>
-      </w:r>
-      <w:r>
-        <w:rPr>
-          <w:rFonts w:hint="eastAsia"/>
-        </w:rPr>
-        <w:t>の平均値と標準偏差(N=18)</w:t>
+    </w:p>
+    <w:p>
+      <w:pPr>
+        <w:widowControl/>
+        <w:jc w:val="left"/>
+      </w:pPr>
+      <w:r>
+        <w:rPr>
+          <w:rFonts w:hint="eastAsia"/>
+        </w:rPr>
+        <w:t>表1 各対象の評価スコアの平均値と標準偏差(N=18)</w:t>
       </w:r>
     </w:p>
     <w:tbl>
@@ -3696,9 +4381,6 @@
             <w:pPr>
               <w:widowControl/>
               <w:jc w:val="left"/>
-              <w:rPr>
-                <w:rFonts w:hint="eastAsia"/>
-              </w:rPr>
             </w:pPr>
             <w:r>
               <w:rPr>
@@ -3714,58 +4396,6 @@
             <w:tcBorders>
               <w:left w:val="nil"/>
               <w:bottom w:val="nil"/>
-              <w:right w:val="nil"/>
-            </w:tcBorders>
-          </w:tcPr>
-          <w:p>
-            <w:pPr>
-              <w:widowControl/>
-              <w:jc w:val="left"/>
-              <w:rPr>
-                <w:rFonts w:hint="eastAsia"/>
-              </w:rPr>
-            </w:pPr>
-            <w:r>
-              <w:rPr>
-                <w:rFonts w:hint="eastAsia"/>
-              </w:rPr>
-              <w:t>20.83</w:t>
-            </w:r>
-          </w:p>
-        </w:tc>
-        <w:tc>
-          <w:tcPr>
-            <w:tcW w:w="909" w:type="dxa"/>
-            <w:tcBorders>
-              <w:left w:val="nil"/>
-              <w:bottom w:val="nil"/>
-              <w:right w:val="nil"/>
-            </w:tcBorders>
-          </w:tcPr>
-          <w:p>
-            <w:pPr>
-              <w:widowControl/>
-              <w:jc w:val="left"/>
-              <w:rPr>
-                <w:rFonts w:hint="eastAsia"/>
-              </w:rPr>
-            </w:pPr>
-            <w:r>
-              <w:rPr>
-                <w:rFonts w:hint="eastAsia"/>
-              </w:rPr>
-              <w:t>13.94</w:t>
-            </w:r>
-          </w:p>
-        </w:tc>
-      </w:tr>
-      <w:tr>
-        <w:tc>
-          <w:tcPr>
-            <w:tcW w:w="1236" w:type="dxa"/>
-            <w:tcBorders>
-              <w:top w:val="nil"/>
-              <w:left w:val="nil"/>
               <w:right w:val="nil"/>
             </w:tcBorders>
           </w:tcPr>
@@ -3778,7 +4408,7 @@
               <w:rPr>
                 <w:rFonts w:hint="eastAsia"/>
               </w:rPr>
-              <w:t>標準偏差</w:t>
+              <w:t>20.83</w:t>
             </w:r>
           </w:p>
         </w:tc>
@@ -3786,8 +4416,8 @@
           <w:tcPr>
             <w:tcW w:w="909" w:type="dxa"/>
             <w:tcBorders>
-              <w:top w:val="nil"/>
-              <w:left w:val="nil"/>
+              <w:left w:val="nil"/>
+              <w:bottom w:val="nil"/>
               <w:right w:val="nil"/>
             </w:tcBorders>
           </w:tcPr>
@@ -3795,21 +4425,20 @@
             <w:pPr>
               <w:widowControl/>
               <w:jc w:val="left"/>
-              <w:rPr>
-                <w:rFonts w:hint="eastAsia"/>
-              </w:rPr>
             </w:pPr>
             <w:r>
               <w:rPr>
                 <w:rFonts w:hint="eastAsia"/>
               </w:rPr>
-              <w:t>2.51</w:t>
-            </w:r>
-          </w:p>
-        </w:tc>
-        <w:tc>
-          <w:tcPr>
-            <w:tcW w:w="909" w:type="dxa"/>
+              <w:t>13.94</w:t>
+            </w:r>
+          </w:p>
+        </w:tc>
+      </w:tr>
+      <w:tr>
+        <w:tc>
+          <w:tcPr>
+            <w:tcW w:w="1236" w:type="dxa"/>
             <w:tcBorders>
               <w:top w:val="nil"/>
               <w:left w:val="nil"/>
@@ -3820,15 +4449,12 @@
             <w:pPr>
               <w:widowControl/>
               <w:jc w:val="left"/>
-              <w:rPr>
-                <w:rFonts w:hint="eastAsia"/>
-              </w:rPr>
             </w:pPr>
             <w:r>
               <w:rPr>
                 <w:rFonts w:hint="eastAsia"/>
               </w:rPr>
-              <w:t>2.71</w:t>
+              <w:t>標準偏差</w:t>
             </w:r>
           </w:p>
         </w:tc>
@@ -3845,9 +4471,50 @@
             <w:pPr>
               <w:widowControl/>
               <w:jc w:val="left"/>
-              <w:rPr>
-                <w:rFonts w:hint="eastAsia"/>
-              </w:rPr>
+            </w:pPr>
+            <w:r>
+              <w:rPr>
+                <w:rFonts w:hint="eastAsia"/>
+              </w:rPr>
+              <w:t>2.51</w:t>
+            </w:r>
+          </w:p>
+        </w:tc>
+        <w:tc>
+          <w:tcPr>
+            <w:tcW w:w="909" w:type="dxa"/>
+            <w:tcBorders>
+              <w:top w:val="nil"/>
+              <w:left w:val="nil"/>
+              <w:right w:val="nil"/>
+            </w:tcBorders>
+          </w:tcPr>
+          <w:p>
+            <w:pPr>
+              <w:widowControl/>
+              <w:jc w:val="left"/>
+            </w:pPr>
+            <w:r>
+              <w:rPr>
+                <w:rFonts w:hint="eastAsia"/>
+              </w:rPr>
+              <w:t>2.71</w:t>
+            </w:r>
+          </w:p>
+        </w:tc>
+        <w:tc>
+          <w:tcPr>
+            <w:tcW w:w="909" w:type="dxa"/>
+            <w:tcBorders>
+              <w:top w:val="nil"/>
+              <w:left w:val="nil"/>
+              <w:right w:val="nil"/>
+            </w:tcBorders>
+          </w:tcPr>
+          <w:p>
+            <w:pPr>
+              <w:widowControl/>
+              <w:jc w:val="left"/>
             </w:pPr>
             <w:r>
               <w:rPr>
@@ -4116,11 +4783,6 @@
       </w:tr>
     </w:tbl>
     <w:p>
-      <w:pPr>
-        <w:rPr>
-          <w:rFonts w:hint="eastAsia"/>
-        </w:rPr>
-      </w:pPr>
       <w:r>
         <w:rPr>
           <w:rFonts w:hint="eastAsia"/>
@@ -4135,11 +4797,6 @@
       </w:r>
     </w:p>
     <w:p>
-      <w:pPr>
-        <w:rPr>
-          <w:rFonts w:hint="eastAsia"/>
-        </w:rPr>
-      </w:pPr>
       <w:r>
         <w:rPr>
           <w:rFonts w:hint="eastAsia"/>
@@ -4153,7 +4810,7 @@
         <w:t>1.90</w:t>
       </w:r>
     </w:p>
-    <w:bookmarkEnd w:id="2"/>
+    <w:bookmarkEnd w:id="5"/>
     <w:p>
       <w:pPr>
         <w:widowControl/>
@@ -4173,9 +4830,6 @@
       <w:pPr>
         <w:widowControl/>
         <w:jc w:val="left"/>
-        <w:rPr>
-          <w:rFonts w:hint="eastAsia"/>
-        </w:rPr>
       </w:pPr>
     </w:p>
     <w:p>
@@ -4187,43 +4841,7 @@
         <w:rPr>
           <w:rFonts w:hint="eastAsia"/>
         </w:rPr>
-        <w:t>表</w:t>
-      </w:r>
-      <w:r>
-        <w:rPr>
-          <w:rFonts w:hint="eastAsia"/>
-        </w:rPr>
-        <w:t>3</w:t>
-      </w:r>
-      <w:r>
-        <w:rPr>
-          <w:rFonts w:hint="eastAsia"/>
-        </w:rPr>
-        <w:t xml:space="preserve"> 各対象</w:t>
-      </w:r>
-      <w:r>
-        <w:rPr>
-          <w:rFonts w:hint="eastAsia"/>
-        </w:rPr>
-        <w:t>間</w:t>
-      </w:r>
-      <w:r>
-        <w:rPr>
-          <w:rFonts w:hint="eastAsia"/>
-        </w:rPr>
-        <w:t>の評価スコアの</w:t>
-      </w:r>
-      <w:r>
-        <w:rPr>
-          <w:rFonts w:hint="eastAsia"/>
-        </w:rPr>
-        <w:t>差異(絶対値)の</w:t>
-      </w:r>
-      <w:r>
-        <w:rPr>
-          <w:rFonts w:hint="eastAsia"/>
-        </w:rPr>
-        <w:t>平均値と標準偏差(N=18)</w:t>
+        <w:t>表3 各対象間の評価スコアの差異(絶対値)の平均値と標準偏差(N=18)</w:t>
       </w:r>
     </w:p>
     <w:tbl>
@@ -4315,13 +4933,7 @@
               <w:rPr>
                 <w:rFonts w:hint="eastAsia"/>
               </w:rPr>
-              <w:t>自分</w:t>
-            </w:r>
-            <w:r>
-              <w:rPr>
-                <w:rFonts w:hint="eastAsia"/>
-              </w:rPr>
-              <w:t>-好き</w:t>
+              <w:t>自分-好き</w:t>
             </w:r>
           </w:p>
         </w:tc>
@@ -4365,13 +4977,7 @@
               <w:rPr>
                 <w:rFonts w:hint="eastAsia"/>
               </w:rPr>
-              <w:t>好き-</w:t>
-            </w:r>
-            <w:r>
-              <w:rPr>
-                <w:rFonts w:hint="eastAsia"/>
-              </w:rPr>
-              <w:t>嫌い</w:t>
+              <w:t>好き-嫌い</w:t>
             </w:r>
           </w:p>
         </w:tc>
@@ -4412,9 +5018,6 @@
             <w:pPr>
               <w:widowControl/>
               <w:jc w:val="left"/>
-              <w:rPr>
-                <w:rFonts w:hint="eastAsia"/>
-              </w:rPr>
             </w:pPr>
             <w:r>
               <w:rPr>
@@ -4430,58 +5033,6 @@
             <w:tcBorders>
               <w:left w:val="nil"/>
               <w:bottom w:val="nil"/>
-              <w:right w:val="nil"/>
-            </w:tcBorders>
-          </w:tcPr>
-          <w:p>
-            <w:pPr>
-              <w:widowControl/>
-              <w:jc w:val="left"/>
-              <w:rPr>
-                <w:rFonts w:hint="eastAsia"/>
-              </w:rPr>
-            </w:pPr>
-            <w:r>
-              <w:rPr>
-                <w:rFonts w:hint="eastAsia"/>
-              </w:rPr>
-              <w:t>7.06</w:t>
-            </w:r>
-          </w:p>
-        </w:tc>
-        <w:tc>
-          <w:tcPr>
-            <w:tcW w:w="1319" w:type="dxa"/>
-            <w:tcBorders>
-              <w:left w:val="nil"/>
-              <w:bottom w:val="nil"/>
-              <w:right w:val="nil"/>
-            </w:tcBorders>
-          </w:tcPr>
-          <w:p>
-            <w:pPr>
-              <w:widowControl/>
-              <w:jc w:val="left"/>
-              <w:rPr>
-                <w:rFonts w:hint="eastAsia"/>
-              </w:rPr>
-            </w:pPr>
-            <w:r>
-              <w:rPr>
-                <w:rFonts w:hint="eastAsia"/>
-              </w:rPr>
-              <w:t>8.56</w:t>
-            </w:r>
-          </w:p>
-        </w:tc>
-      </w:tr>
-      <w:tr>
-        <w:tc>
-          <w:tcPr>
-            <w:tcW w:w="1236" w:type="dxa"/>
-            <w:tcBorders>
-              <w:top w:val="nil"/>
-              <w:left w:val="nil"/>
               <w:right w:val="nil"/>
             </w:tcBorders>
           </w:tcPr>
@@ -4494,7 +5045,7 @@
               <w:rPr>
                 <w:rFonts w:hint="eastAsia"/>
               </w:rPr>
-              <w:t>標準偏差</w:t>
+              <w:t>7.06</w:t>
             </w:r>
           </w:p>
         </w:tc>
@@ -4502,8 +5053,8 @@
           <w:tcPr>
             <w:tcW w:w="1319" w:type="dxa"/>
             <w:tcBorders>
-              <w:top w:val="nil"/>
-              <w:left w:val="nil"/>
+              <w:left w:val="nil"/>
+              <w:bottom w:val="nil"/>
               <w:right w:val="nil"/>
             </w:tcBorders>
           </w:tcPr>
@@ -4511,27 +5062,20 @@
             <w:pPr>
               <w:widowControl/>
               <w:jc w:val="left"/>
-              <w:rPr>
-                <w:rFonts w:hint="eastAsia"/>
-              </w:rPr>
             </w:pPr>
             <w:r>
               <w:rPr>
                 <w:rFonts w:hint="eastAsia"/>
               </w:rPr>
-              <w:t>2</w:t>
-            </w:r>
-            <w:r>
-              <w:rPr>
-                <w:rFonts w:hint="eastAsia"/>
-              </w:rPr>
-              <w:t>.95</w:t>
-            </w:r>
-          </w:p>
-        </w:tc>
-        <w:tc>
-          <w:tcPr>
-            <w:tcW w:w="1319" w:type="dxa"/>
+              <w:t>8.56</w:t>
+            </w:r>
+          </w:p>
+        </w:tc>
+      </w:tr>
+      <w:tr>
+        <w:tc>
+          <w:tcPr>
+            <w:tcW w:w="1236" w:type="dxa"/>
             <w:tcBorders>
               <w:top w:val="nil"/>
               <w:left w:val="nil"/>
@@ -4542,15 +5086,12 @@
             <w:pPr>
               <w:widowControl/>
               <w:jc w:val="left"/>
-              <w:rPr>
-                <w:rFonts w:hint="eastAsia"/>
-              </w:rPr>
             </w:pPr>
             <w:r>
               <w:rPr>
                 <w:rFonts w:hint="eastAsia"/>
               </w:rPr>
-              <w:t>3.03</w:t>
+              <w:t>標準偏差</w:t>
             </w:r>
           </w:p>
         </w:tc>
@@ -4567,9 +5108,50 @@
             <w:pPr>
               <w:widowControl/>
               <w:jc w:val="left"/>
-              <w:rPr>
-                <w:rFonts w:hint="eastAsia"/>
-              </w:rPr>
+            </w:pPr>
+            <w:r>
+              <w:rPr>
+                <w:rFonts w:hint="eastAsia"/>
+              </w:rPr>
+              <w:t>2.95</w:t>
+            </w:r>
+          </w:p>
+        </w:tc>
+        <w:tc>
+          <w:tcPr>
+            <w:tcW w:w="1319" w:type="dxa"/>
+            <w:tcBorders>
+              <w:top w:val="nil"/>
+              <w:left w:val="nil"/>
+              <w:right w:val="nil"/>
+            </w:tcBorders>
+          </w:tcPr>
+          <w:p>
+            <w:pPr>
+              <w:widowControl/>
+              <w:jc w:val="left"/>
+            </w:pPr>
+            <w:r>
+              <w:rPr>
+                <w:rFonts w:hint="eastAsia"/>
+              </w:rPr>
+              <w:t>3.03</w:t>
+            </w:r>
+          </w:p>
+        </w:tc>
+        <w:tc>
+          <w:tcPr>
+            <w:tcW w:w="1319" w:type="dxa"/>
+            <w:tcBorders>
+              <w:top w:val="nil"/>
+              <w:left w:val="nil"/>
+              <w:right w:val="nil"/>
+            </w:tcBorders>
+          </w:tcPr>
+          <w:p>
+            <w:pPr>
+              <w:widowControl/>
+              <w:jc w:val="left"/>
             </w:pPr>
             <w:r>
               <w:rPr>
@@ -4587,19 +5169,7 @@
         <w:rPr>
           <w:rFonts w:hint="eastAsia"/>
         </w:rPr>
-        <w:t>表</w:t>
-      </w:r>
-      <w:r>
-        <w:rPr>
-          <w:rFonts w:hint="eastAsia"/>
-        </w:rPr>
-        <w:t>4</w:t>
-      </w:r>
-      <w:r>
-        <w:rPr>
-          <w:rFonts w:hint="eastAsia"/>
-        </w:rPr>
-        <w:t xml:space="preserve"> 各対象</w:t>
+        <w:t>表4 各対象</w:t>
       </w:r>
       <w:r>
         <w:rPr>
@@ -4709,11 +5279,6 @@
             </w:tcBorders>
           </w:tcPr>
           <w:p>
-            <w:pPr>
-              <w:rPr>
-                <w:rFonts w:hint="eastAsia"/>
-              </w:rPr>
-            </w:pPr>
             <w:r>
               <w:rPr>
                 <w:rFonts w:hint="eastAsia"/>
@@ -4891,11 +5456,6 @@
       </w:tr>
     </w:tbl>
     <w:p>
-      <w:pPr>
-        <w:rPr>
-          <w:rFonts w:hint="eastAsia"/>
-        </w:rPr>
-      </w:pPr>
       <w:r>
         <w:rPr>
           <w:rFonts w:hint="eastAsia"/>
@@ -4910,11 +5470,6 @@
       </w:r>
     </w:p>
     <w:p>
-      <w:pPr>
-        <w:rPr>
-          <w:rFonts w:hint="eastAsia"/>
-        </w:rPr>
-      </w:pPr>
       <w:r>
         <w:rPr>
           <w:rFonts w:hint="eastAsia"/>
@@ -4942,9 +5497,6 @@
     <w:p>
       <w:pPr>
         <w:jc w:val="left"/>
-        <w:rPr>
-          <w:rFonts w:hint="eastAsia"/>
-        </w:rPr>
       </w:pPr>
     </w:p>
     <w:p>

--- a/2026A/心理学実験1/1420048141松山和弘_心理学実験1.docx
+++ b/2026A/心理学実験1/1420048141松山和弘_心理学実験1.docx
@@ -317,7 +317,31 @@
         <w:rPr>
           <w:rFonts w:hint="eastAsia"/>
         </w:rPr>
-        <w:t>30度から120度の範囲でも角度が大きくなると錯視量が減少すると予測する。</w:t>
+        <w:t>30度から120度の範囲で</w:t>
+      </w:r>
+      <w:r>
+        <w:rPr>
+          <w:rFonts w:hint="eastAsia"/>
+        </w:rPr>
+        <w:t>、</w:t>
+      </w:r>
+      <w:r>
+        <w:rPr>
+          <w:rFonts w:hint="eastAsia"/>
+        </w:rPr>
+        <w:t>角度が大きくなる</w:t>
+      </w:r>
+      <w:r>
+        <w:rPr>
+          <w:rFonts w:hint="eastAsia"/>
+        </w:rPr>
+        <w:t>につれ</w:t>
+      </w:r>
+      <w:r>
+        <w:rPr>
+          <w:rFonts w:hint="eastAsia"/>
+        </w:rPr>
+        <w:t>錯視量が減少すると予測する。</w:t>
       </w:r>
     </w:p>
     <w:p/>
@@ -1065,7 +1089,7 @@
               <w:rPr>
                 <w:rFonts w:hint="eastAsia"/>
               </w:rPr>
-              <w:t>489</w:t>
+              <w:t>27.2</w:t>
             </w:r>
           </w:p>
         </w:tc>
@@ -1081,7 +1105,7 @@
               <w:rPr>
                 <w:rFonts w:hint="eastAsia"/>
               </w:rPr>
-              <w:t>488</w:t>
+              <w:t>27.1</w:t>
             </w:r>
           </w:p>
         </w:tc>
@@ -1097,7 +1121,7 @@
               <w:rPr>
                 <w:rFonts w:hint="eastAsia"/>
               </w:rPr>
-              <w:t>321</w:t>
+              <w:t>17.8</w:t>
             </w:r>
           </w:p>
         </w:tc>
@@ -1283,12 +1307,14 @@
             </w:tcBorders>
           </w:tcPr>
           <w:p>
+            <w:proofErr w:type="spellStart"/>
             <w:r>
               <w:rPr>
                 <w:rFonts w:hint="eastAsia"/>
               </w:rPr>
               <w:t>df</w:t>
             </w:r>
+            <w:proofErr w:type="spellEnd"/>
           </w:p>
         </w:tc>
         <w:tc>
@@ -1878,11 +1904,19 @@
       </w:tr>
     </w:tbl>
     <w:p>
-      <w:r>
-        <w:rPr>
-          <w:rFonts w:hint="eastAsia"/>
-        </w:rPr>
-        <w:t>MSe=21.1</w:t>
+      <w:proofErr w:type="spellStart"/>
+      <w:r>
+        <w:rPr>
+          <w:rFonts w:hint="eastAsia"/>
+        </w:rPr>
+        <w:t>MSe</w:t>
+      </w:r>
+      <w:proofErr w:type="spellEnd"/>
+      <w:r>
+        <w:rPr>
+          <w:rFonts w:hint="eastAsia"/>
+        </w:rPr>
+        <w:t>=21.1</w:t>
       </w:r>
     </w:p>
     <w:p>
@@ -1903,7 +1937,48 @@
         <w:t>考察</w:t>
       </w:r>
     </w:p>
-    <w:p/>
+    <w:p>
+      <w:pPr>
+        <w:ind w:firstLineChars="100" w:firstLine="210"/>
+        <w:jc w:val="left"/>
+      </w:pPr>
+      <w:r>
+        <w:rPr>
+          <w:rFonts w:hint="eastAsia"/>
+        </w:rPr>
+        <w:t>本実験では、矢羽根の長さを30mm固定とし、矢羽根の角度30度、60度、120度にて錯視量を確認し、30度から120度の範囲で、角度が大きくなるにつれ錯視量が減少すると予測した。実験の結果、30度と60度の錯視量と同程度となり、予測とは異なる結果となった。</w:t>
+      </w:r>
+      <w:r>
+        <w:rPr>
+          <w:rFonts w:hint="eastAsia"/>
+        </w:rPr>
+        <w:t>「図2 矢印の長さと角度の関数としての錯視量(Lewis, E.O., 1909)</w:t>
+      </w:r>
+      <w:r>
+        <w:t>」</w:t>
+      </w:r>
+      <w:r>
+        <w:rPr>
+          <w:rFonts w:hint="eastAsia"/>
+        </w:rPr>
+        <w:t>の矢羽の長さ30mm、角度30度の錯視量は、5mm 程度となっていたが、本実験では27.2mmとなっており、5倍程度の差異がある。このことから、「図2 矢印の長さと角度の関数としての錯視量(Lewis, E.O., 1909)</w:t>
+      </w:r>
+      <w:r>
+        <w:t>」</w:t>
+      </w:r>
+      <w:r>
+        <w:rPr>
+          <w:rFonts w:hint="eastAsia"/>
+        </w:rPr>
+        <w:t>とは実験条件等</w:t>
+      </w:r>
+      <w:r>
+        <w:rPr>
+          <w:rFonts w:hint="eastAsia"/>
+        </w:rPr>
+        <w:t>に差異があると考えられ、実験結果の比較対象としては適切でなかったと考えられる。</w:t>
+      </w:r>
+    </w:p>
     <w:p/>
     <w:p>
       <w:pPr>
@@ -2009,7 +2084,14 @@
         <w:rPr>
           <w:rFonts w:hint="eastAsia"/>
         </w:rPr>
-        <w:t>、離接概念(disjunctive concept</w:t>
+        <w:t xml:space="preserve">、離接概念(disjunctive </w:t>
+      </w:r>
+      <w:proofErr w:type="spellStart"/>
+      <w:r>
+        <w:rPr>
+          <w:rFonts w:hint="eastAsia"/>
+        </w:rPr>
+        <w:t>concept</w:t>
       </w:r>
       <w:r>
         <w:rPr>
@@ -2017,6 +2099,7 @@
         </w:rPr>
         <w:t>:OR</w:t>
       </w:r>
+      <w:proofErr w:type="spellEnd"/>
       <w:r>
         <w:rPr>
           <w:rFonts w:hint="eastAsia"/>
@@ -2033,6 +2116,7 @@
     </w:p>
     <w:p/>
     <w:p>
+      <w:bookmarkStart w:id="4" w:name="_Hlk233920225"/>
       <w:r>
         <w:t>単純概念</w:t>
       </w:r>
@@ -2043,6 +2127,7 @@
         <w:t>(simple concept)</w:t>
       </w:r>
     </w:p>
+    <w:bookmarkEnd w:id="4"/>
     <w:p>
       <w:r>
         <w:rPr>
@@ -2052,6 +2137,7 @@
       </w:r>
     </w:p>
     <w:p>
+      <w:bookmarkStart w:id="5" w:name="_Hlk233920211"/>
       <w:r>
         <w:rPr>
           <w:rFonts w:hint="eastAsia"/>
@@ -2087,9 +2173,30 @@
         <w:rPr>
           <w:rFonts w:hint="eastAsia"/>
         </w:rPr>
-        <w:t>離接概念(disjunctive concept)</w:t>
-      </w:r>
-    </w:p>
+        <w:t xml:space="preserve">離接概念(disjunctive </w:t>
+      </w:r>
+      <w:proofErr w:type="spellStart"/>
+      <w:r>
+        <w:rPr>
+          <w:rFonts w:hint="eastAsia"/>
+        </w:rPr>
+        <w:t>concept</w:t>
+      </w:r>
+      <w:r>
+        <w:rPr>
+          <w:rFonts w:hint="eastAsia"/>
+        </w:rPr>
+        <w:t>:OR</w:t>
+      </w:r>
+      <w:proofErr w:type="spellEnd"/>
+      <w:r>
+        <w:rPr>
+          <w:rFonts w:hint="eastAsia"/>
+        </w:rPr>
+        <w:t>)</w:t>
+      </w:r>
+    </w:p>
+    <w:bookmarkEnd w:id="5"/>
     <w:p>
       <w:r>
         <w:rPr>
@@ -2174,6 +2281,59 @@
           <w:rFonts w:hint="eastAsia"/>
         </w:rPr>
         <w:t>質問と回答、3. 正答の提示」を繰り返して行い、単純概念(simple concept)、合接概念(AND)、離接概念(OR)のそれぞれの概念が形成されるまでの試行数を確認する。</w:t>
+      </w:r>
+    </w:p>
+    <w:p>
+      <w:r>
+        <w:rPr>
+          <w:rFonts w:hint="eastAsia"/>
+        </w:rPr>
+        <w:t xml:space="preserve">　</w:t>
+      </w:r>
+      <w:r>
+        <w:t>単純概念</w:t>
+      </w:r>
+      <w:r>
+        <w:rPr>
+          <w:rFonts w:hint="eastAsia"/>
+        </w:rPr>
+        <w:t>が、</w:t>
+      </w:r>
+      <w:r>
+        <w:rPr>
+          <w:rFonts w:hint="eastAsia"/>
+        </w:rPr>
+        <w:t>合接概念(AND)</w:t>
+      </w:r>
+      <w:r>
+        <w:rPr>
+          <w:rFonts w:hint="eastAsia"/>
+        </w:rPr>
+        <w:t>と</w:t>
+      </w:r>
+      <w:r>
+        <w:rPr>
+          <w:rFonts w:hint="eastAsia"/>
+        </w:rPr>
+        <w:t>離接概念(</w:t>
+      </w:r>
+      <w:r>
+        <w:rPr>
+          <w:rFonts w:hint="eastAsia"/>
+        </w:rPr>
+        <w:t>OR</w:t>
+      </w:r>
+      <w:r>
+        <w:rPr>
+          <w:rFonts w:hint="eastAsia"/>
+        </w:rPr>
+        <w:t>)</w:t>
+      </w:r>
+      <w:r>
+        <w:rPr>
+          <w:rFonts w:hint="eastAsia"/>
+        </w:rPr>
+        <w:t>よりも条件が単純であるため、試行数は少なくなると予測する。</w:t>
       </w:r>
     </w:p>
     <w:p>
@@ -3544,11 +3704,19 @@
       </w:tr>
     </w:tbl>
     <w:p>
-      <w:r>
-        <w:rPr>
-          <w:rFonts w:hint="eastAsia"/>
-        </w:rPr>
-        <w:t>MSe=115.06</w:t>
+      <w:proofErr w:type="spellStart"/>
+      <w:r>
+        <w:rPr>
+          <w:rFonts w:hint="eastAsia"/>
+        </w:rPr>
+        <w:t>MSe</w:t>
+      </w:r>
+      <w:proofErr w:type="spellEnd"/>
+      <w:r>
+        <w:rPr>
+          <w:rFonts w:hint="eastAsia"/>
+        </w:rPr>
+        <w:t>=115.06</w:t>
       </w:r>
     </w:p>
     <w:p>
@@ -3595,7 +3763,206 @@
         <w:t>考察</w:t>
       </w:r>
     </w:p>
-    <w:p/>
+    <w:p>
+      <w:pPr>
+        <w:widowControl/>
+        <w:ind w:firstLineChars="100" w:firstLine="210"/>
+        <w:jc w:val="left"/>
+      </w:pPr>
+      <w:r>
+        <w:t>単純概念</w:t>
+      </w:r>
+      <w:r>
+        <w:rPr>
+          <w:rFonts w:hint="eastAsia"/>
+        </w:rPr>
+        <w:t>が、</w:t>
+      </w:r>
+      <w:r>
+        <w:rPr>
+          <w:rFonts w:hint="eastAsia"/>
+        </w:rPr>
+        <w:t>合接概念(AND)</w:t>
+      </w:r>
+      <w:r>
+        <w:rPr>
+          <w:rFonts w:hint="eastAsia"/>
+        </w:rPr>
+        <w:t>と</w:t>
+      </w:r>
+      <w:r>
+        <w:rPr>
+          <w:rFonts w:hint="eastAsia"/>
+        </w:rPr>
+        <w:t>離接概念(</w:t>
+      </w:r>
+      <w:r>
+        <w:rPr>
+          <w:rFonts w:hint="eastAsia"/>
+        </w:rPr>
+        <w:t>OR</w:t>
+      </w:r>
+      <w:r>
+        <w:rPr>
+          <w:rFonts w:hint="eastAsia"/>
+        </w:rPr>
+        <w:t>)</w:t>
+      </w:r>
+      <w:r>
+        <w:rPr>
+          <w:rFonts w:hint="eastAsia"/>
+        </w:rPr>
+        <w:t>よりも条件が単純であるため、試行数は少なくなる予測した</w:t>
+      </w:r>
+      <w:r>
+        <w:rPr>
+          <w:rFonts w:hint="eastAsia"/>
+        </w:rPr>
+        <w:t>。</w:t>
+      </w:r>
+      <w:r>
+        <w:rPr>
+          <w:rFonts w:hint="eastAsia"/>
+        </w:rPr>
+        <w:t>LSD法による多重比較の結果、単純&lt;合接, 単純&lt;離接,合接=離接と</w:t>
+      </w:r>
+      <w:r>
+        <w:rPr>
+          <w:rFonts w:hint="eastAsia"/>
+        </w:rPr>
+        <w:t>なり、</w:t>
+      </w:r>
+      <w:r>
+        <w:t>単純概念</w:t>
+      </w:r>
+      <w:r>
+        <w:rPr>
+          <w:rFonts w:hint="eastAsia"/>
+        </w:rPr>
+        <w:t>が、</w:t>
+      </w:r>
+      <w:r>
+        <w:rPr>
+          <w:rFonts w:hint="eastAsia"/>
+        </w:rPr>
+        <w:t>合接概念(AND)</w:t>
+      </w:r>
+      <w:r>
+        <w:rPr>
+          <w:rFonts w:hint="eastAsia"/>
+        </w:rPr>
+        <w:t>と</w:t>
+      </w:r>
+      <w:r>
+        <w:rPr>
+          <w:rFonts w:hint="eastAsia"/>
+        </w:rPr>
+        <w:t>離接概念(</w:t>
+      </w:r>
+      <w:r>
+        <w:rPr>
+          <w:rFonts w:hint="eastAsia"/>
+        </w:rPr>
+        <w:t>OR</w:t>
+      </w:r>
+      <w:r>
+        <w:rPr>
+          <w:rFonts w:hint="eastAsia"/>
+        </w:rPr>
+        <w:t>)</w:t>
+      </w:r>
+      <w:r>
+        <w:rPr>
+          <w:rFonts w:hint="eastAsia"/>
+        </w:rPr>
+        <w:t>よりも試行数少なく予想通りであった</w:t>
+      </w:r>
+      <w:r>
+        <w:rPr>
+          <w:rFonts w:hint="eastAsia"/>
+        </w:rPr>
+        <w:t>。</w:t>
+      </w:r>
+      <w:r>
+        <w:rPr>
+          <w:rFonts w:hint="eastAsia"/>
+        </w:rPr>
+        <w:t>また、離接の正答率は低いものの、合接=離接となり同程度の試行数であることが確認できた。これは、Bruner(1956)にあるような、実験参加者が、「概念識別の方略のモデル」に示されているような処理の差異の違いが影響すると考えられる。</w:t>
+      </w:r>
+    </w:p>
+    <w:p>
+      <w:r>
+        <w:rPr>
+          <w:rFonts w:hint="eastAsia"/>
+        </w:rPr>
+        <w:t xml:space="preserve">  仮に、事前</w:t>
+      </w:r>
+      <w:r>
+        <w:rPr>
+          <w:rFonts w:hint="eastAsia"/>
+        </w:rPr>
+        <w:t>に</w:t>
+      </w:r>
+      <w:r>
+        <w:t>単純概念</w:t>
+      </w:r>
+      <w:r>
+        <w:rPr>
+          <w:rFonts w:hint="eastAsia"/>
+        </w:rPr>
+        <w:t>または、2要素の</w:t>
+      </w:r>
+      <w:r>
+        <w:rPr>
+          <w:rFonts w:hint="eastAsia"/>
+        </w:rPr>
+        <w:t>合接概念(AND)</w:t>
+      </w:r>
+      <w:r>
+        <w:rPr>
+          <w:rFonts w:hint="eastAsia"/>
+        </w:rPr>
+        <w:t>か</w:t>
+      </w:r>
+      <w:r>
+        <w:rPr>
+          <w:rFonts w:hint="eastAsia"/>
+        </w:rPr>
+        <w:t>離接概念(</w:t>
+      </w:r>
+      <w:r>
+        <w:rPr>
+          <w:rFonts w:hint="eastAsia"/>
+        </w:rPr>
+        <w:t>OR</w:t>
+      </w:r>
+      <w:r>
+        <w:rPr>
+          <w:rFonts w:hint="eastAsia"/>
+        </w:rPr>
+        <w:t>)</w:t>
+      </w:r>
+      <w:r>
+        <w:rPr>
+          <w:rFonts w:hint="eastAsia"/>
+        </w:rPr>
+        <w:t>が条件となることが、実験参加者に事前に提示されていた場合は、実験参加者は</w:t>
+      </w:r>
+      <w:bookmarkStart w:id="6" w:name="_Hlk233921465"/>
+      <w:r>
+        <w:rPr>
+          <w:rFonts w:hint="eastAsia"/>
+        </w:rPr>
+        <w:t>処理方式を選択</w:t>
+      </w:r>
+      <w:bookmarkEnd w:id="6"/>
+      <w:r>
+        <w:rPr>
+          <w:rFonts w:hint="eastAsia"/>
+        </w:rPr>
+        <w:t>した上で実験に参加することが可能となり正答率と試行回数は向上すると考えられる。そうすると、「概念学習」とは「処理方式の選択問題」へ置き換えることができる。</w:t>
+      </w:r>
+    </w:p>
     <w:p/>
     <w:p>
       <w:pPr>
@@ -3703,11 +4070,16 @@
         </w:rPr>
         <w:t>紙は、実験者が大学生自身の態度を見て作成したものである。</w:t>
       </w:r>
-      <w:bookmarkStart w:id="4" w:name="_Hlk233916690"/>
-      <w:r>
-        <w:t>Byrne,Griffitt(1966)</w:t>
-      </w:r>
-      <w:bookmarkEnd w:id="4"/>
+      <w:bookmarkStart w:id="7" w:name="_Hlk233916690"/>
+      <w:proofErr w:type="spellStart"/>
+      <w:r>
+        <w:t>Byrne,Griffitt</w:t>
+      </w:r>
+      <w:proofErr w:type="spellEnd"/>
+      <w:r>
+        <w:t>(1966)</w:t>
+      </w:r>
+      <w:bookmarkEnd w:id="7"/>
       <w:r>
         <w:rPr>
           <w:rFonts w:hint="eastAsia"/>
@@ -3798,9 +4170,11 @@
         </w:rPr>
         <w:t>図1 態度の類似性と魅力の関係(</w:t>
       </w:r>
+      <w:proofErr w:type="spellStart"/>
       <w:r>
         <w:t>Byrne,Griffitt</w:t>
       </w:r>
+      <w:proofErr w:type="spellEnd"/>
       <w:r>
         <w:rPr>
           <w:rFonts w:hint="eastAsia"/>
@@ -3856,6 +4230,43 @@
           <w:rFonts w:hint="eastAsia"/>
         </w:rPr>
         <w:t>「魅力」の尺度は、村上・村上(1999)による「主要5因子性格検査」を用いる。</w:t>
+      </w:r>
+    </w:p>
+    <w:p>
+      <w:pPr>
+        <w:rPr>
+          <w:rFonts w:hint="eastAsia"/>
+        </w:rPr>
+      </w:pPr>
+      <w:r>
+        <w:rPr>
+          <w:rFonts w:hint="eastAsia"/>
+        </w:rPr>
+        <w:t xml:space="preserve">　経験上、</w:t>
+      </w:r>
+      <w:r>
+        <w:rPr>
+          <w:rFonts w:hint="eastAsia"/>
+        </w:rPr>
+        <w:t>「魅力」を感じる人が「類似した態度となっているのか」</w:t>
+      </w:r>
+      <w:r>
+        <w:rPr>
+          <w:rFonts w:hint="eastAsia"/>
+        </w:rPr>
+        <w:t>だけではなく、「理想的な人物像」を含むため、</w:t>
+      </w:r>
+      <w:r>
+        <w:rPr>
+          <w:rFonts w:hint="eastAsia"/>
+        </w:rPr>
+        <w:t>「魅力」を感じる人が「類似した態度となっているのか」が成立</w:t>
+      </w:r>
+      <w:r>
+        <w:rPr>
+          <w:rFonts w:hint="eastAsia"/>
+        </w:rPr>
+        <w:t>しないと予測する。</w:t>
       </w:r>
     </w:p>
     <w:p/>
@@ -4143,21 +4554,21 @@
         <w:widowControl/>
         <w:jc w:val="left"/>
       </w:pPr>
-      <w:bookmarkStart w:id="5" w:name="_Hlk233903109"/>
+      <w:bookmarkStart w:id="8" w:name="_Hlk233903109"/>
       <w:r>
         <w:rPr>
           <w:rFonts w:hint="eastAsia"/>
         </w:rPr>
         <w:t>「自分-好き」</w:t>
       </w:r>
-      <w:bookmarkStart w:id="6" w:name="_Hlk233908222"/>
+      <w:bookmarkStart w:id="9" w:name="_Hlk233908222"/>
       <w:r>
         <w:rPr>
           <w:rFonts w:hint="eastAsia"/>
         </w:rPr>
         <w:t>=「自分-嫌い」</w:t>
       </w:r>
-      <w:bookmarkEnd w:id="6"/>
+      <w:bookmarkEnd w:id="9"/>
       <w:r>
         <w:rPr>
           <w:rFonts w:hint="eastAsia"/>
@@ -4783,11 +5194,19 @@
       </w:tr>
     </w:tbl>
     <w:p>
-      <w:r>
-        <w:rPr>
-          <w:rFonts w:hint="eastAsia"/>
-        </w:rPr>
-        <w:t>MSe=</w:t>
+      <w:proofErr w:type="spellStart"/>
+      <w:r>
+        <w:rPr>
+          <w:rFonts w:hint="eastAsia"/>
+        </w:rPr>
+        <w:t>MSe</w:t>
+      </w:r>
+      <w:proofErr w:type="spellEnd"/>
+      <w:r>
+        <w:rPr>
+          <w:rFonts w:hint="eastAsia"/>
+        </w:rPr>
+        <w:t>=</w:t>
       </w:r>
       <w:r>
         <w:rPr>
@@ -4810,7 +5229,7 @@
         <w:t>1.90</w:t>
       </w:r>
     </w:p>
-    <w:bookmarkEnd w:id="5"/>
+    <w:bookmarkEnd w:id="8"/>
     <w:p>
       <w:pPr>
         <w:widowControl/>
@@ -5456,11 +5875,19 @@
       </w:tr>
     </w:tbl>
     <w:p>
-      <w:r>
-        <w:rPr>
-          <w:rFonts w:hint="eastAsia"/>
-        </w:rPr>
-        <w:t>MSe=</w:t>
+      <w:proofErr w:type="spellStart"/>
+      <w:r>
+        <w:rPr>
+          <w:rFonts w:hint="eastAsia"/>
+        </w:rPr>
+        <w:t>MSe</w:t>
+      </w:r>
+      <w:proofErr w:type="spellEnd"/>
+      <w:r>
+        <w:rPr>
+          <w:rFonts w:hint="eastAsia"/>
+        </w:rPr>
+        <w:t>=</w:t>
       </w:r>
       <w:r>
         <w:rPr>
@@ -5508,8 +5935,13 @@
         <w:br w:type="page"/>
       </w:r>
     </w:p>
-    <w:p/>
-    <w:p/>
+    <w:p>
+      <w:pPr>
+        <w:rPr>
+          <w:rFonts w:hint="eastAsia"/>
+        </w:rPr>
+      </w:pPr>
+    </w:p>
     <w:p>
       <w:pPr>
         <w:jc w:val="center"/>
@@ -5518,7 +5950,128 @@
         <w:t>考察</w:t>
       </w:r>
     </w:p>
-    <w:p/>
+    <w:p>
+      <w:pPr>
+        <w:ind w:firstLineChars="100" w:firstLine="210"/>
+        <w:rPr>
+          <w:rFonts w:hint="eastAsia"/>
+        </w:rPr>
+      </w:pPr>
+      <w:r>
+        <w:rPr>
+          <w:rFonts w:hint="eastAsia"/>
+        </w:rPr>
+        <w:t>Byrneの研究では、「類似した態度」が「魅力」を感じることを示した。本実験では逆に、「魅力」を感じる人が「類似した態度となっているのか」が成立するかを確認</w:t>
+      </w:r>
+      <w:r>
+        <w:rPr>
+          <w:rFonts w:hint="eastAsia"/>
+        </w:rPr>
+        <w:t>したが、</w:t>
+      </w:r>
+      <w:r>
+        <w:rPr>
+          <w:rFonts w:hint="eastAsia"/>
+        </w:rPr>
+        <w:t>経験上、「魅力」を感じる人が「類似した態度となっているのか」だけではなく、「理想的な人物像」を含むため、「魅力」を感じる人が「類似した態度となっているのか」が成立しないと予測</w:t>
+      </w:r>
+      <w:r>
+        <w:rPr>
+          <w:rFonts w:hint="eastAsia"/>
+        </w:rPr>
+        <w:t>した。結果、性格の</w:t>
+      </w:r>
+      <w:r>
+        <w:rPr>
+          <w:rFonts w:hint="eastAsia"/>
+        </w:rPr>
+        <w:t>5因子(ビッグ・ファイブ)</w:t>
+      </w:r>
+      <w:r>
+        <w:rPr>
+          <w:rFonts w:hint="eastAsia"/>
+        </w:rPr>
+        <w:t>による主観的な「魅力」による比較では、</w:t>
+      </w:r>
+    </w:p>
+    <w:p>
+      <w:r>
+        <w:rPr>
+          <w:rFonts w:hint="eastAsia"/>
+        </w:rPr>
+        <w:t>「魅力」を感じる人が「類似した態度となっているのか」</w:t>
+      </w:r>
+      <w:r>
+        <w:rPr>
+          <w:rFonts w:hint="eastAsia"/>
+        </w:rPr>
+        <w:t>は成立せず、予想通りとなった。</w:t>
+      </w:r>
+    </w:p>
+    <w:p>
+      <w:pPr>
+        <w:rPr>
+          <w:rFonts w:hint="eastAsia"/>
+        </w:rPr>
+      </w:pPr>
+      <w:r>
+        <w:rPr>
+          <w:rFonts w:hint="eastAsia"/>
+        </w:rPr>
+        <w:t xml:space="preserve">　これは、「</w:t>
+      </w:r>
+      <w:r>
+        <w:rPr>
+          <w:rFonts w:hint="eastAsia"/>
+        </w:rPr>
+        <w:t>図1 態度の類似性と魅力の関係(</w:t>
+      </w:r>
+      <w:proofErr w:type="spellStart"/>
+      <w:r>
+        <w:t>Byrne,Griffitt</w:t>
+      </w:r>
+      <w:proofErr w:type="spellEnd"/>
+      <w:r>
+        <w:rPr>
+          <w:rFonts w:hint="eastAsia"/>
+        </w:rPr>
+        <w:t xml:space="preserve"> </w:t>
+      </w:r>
+      <w:r>
+        <w:t>1966)</w:t>
+      </w:r>
+      <w:r>
+        <w:rPr>
+          <w:rFonts w:hint="eastAsia"/>
+        </w:rPr>
+        <w:t>」が行った態度調査は、「実際の態度(行動)」に着目しており客観性高い独立変数に対し、実験で採取した主観的な「</w:t>
+      </w:r>
+      <w:r>
+        <w:rPr>
+          <w:rFonts w:hint="eastAsia"/>
+        </w:rPr>
+        <w:t>性格の5因子</w:t>
+      </w:r>
+      <w:r>
+        <w:rPr>
+          <w:rFonts w:hint="eastAsia"/>
+        </w:rPr>
+        <w:t>」は、客観性が低い独立変数</w:t>
+      </w:r>
+      <w:r>
+        <w:rPr>
+          <w:rFonts w:hint="eastAsia"/>
+        </w:rPr>
+        <w:t>だったと考えられ、実験の信頼性の差異が影響したと考えられる。</w:t>
+      </w:r>
+    </w:p>
+    <w:p>
+      <w:pPr>
+        <w:rPr>
+          <w:rFonts w:hint="eastAsia"/>
+        </w:rPr>
+      </w:pPr>
+    </w:p>
     <w:p/>
     <w:p>
       <w:pPr>
